--- a/docs/Статья ИИАСУ Синявский СД.docx
+++ b/docs/Статья ИИАСУ Синявский СД.docx
@@ -5,57 +5,48 @@
     <w:p>
       <w:pPr>
         <w:spacing w:after="240" w:line="360" w:lineRule="auto"/>
-        <w:rPr>
-          <w:rFonts w:ascii="Times New Roman" w:hAnsi="Times New Roman" w:cs="Times New Roman"/>
-        </w:rPr>
-      </w:pPr>
-      <w:r>
-        <w:rPr>
-          <w:rFonts w:ascii="Times New Roman" w:hAnsi="Times New Roman" w:cs="Times New Roman"/>
-          <w:sz w:val="24"/>
-          <w:szCs w:val="24"/>
-        </w:rPr>
-        <w:t xml:space="preserve">УДК 004.75:004.032.26</w:t>
+      </w:pPr>
+      <w:r>
+        <w:rPr>
+          <w:sz w:val="24"/>
+          <w:szCs w:val="24"/>
+        </w:rPr>
+        <w:t>УДК 004.75:004.032.26</w:t>
       </w:r>
     </w:p>
     <w:p>
       <w:pPr>
         <w:spacing w:before="240" w:after="360" w:line="360" w:lineRule="auto"/>
-        <w:rPr>
-          <w:rFonts w:ascii="Times New Roman" w:hAnsi="Times New Roman" w:cs="Times New Roman"/>
-        </w:rPr>
-      </w:pPr>
-      <w:r>
-        <w:rPr>
-          <w:rFonts w:ascii="Times New Roman" w:hAnsi="Times New Roman" w:cs="Times New Roman"/>
+      </w:pPr>
+      <w:r>
+        <w:rPr>
           <w:b/>
           <w:bCs/>
           <w:sz w:val="24"/>
           <w:szCs w:val="24"/>
         </w:rPr>
-        <w:t xml:space="preserve">Адаптивная маршрутизация запросов между синхронным и асинхронным веб-движками на основе классификатора нагрузки: оценка практической целесообразности</w:t>
-      </w:r>
-    </w:p>
-    <w:p>
-      <w:pPr>
-        <w:spacing w:after="0" w:line="360" w:lineRule="auto"/>
-        <w:rPr>
-          <w:rFonts w:ascii="Times New Roman" w:hAnsi="Times New Roman" w:cs="Times New Roman"/>
-        </w:rPr>
-      </w:pPr>
-      <w:r>
-        <w:rPr>
-          <w:rFonts w:ascii="Times New Roman" w:hAnsi="Times New Roman" w:cs="Times New Roman"/>
+        <w:t>Адаптивная маршрутизация запросов между синхронным и асинхронным веб-движками на основе классификатора нагрузки: оценка практической целесообразности</w:t>
+      </w:r>
+    </w:p>
+    <w:p>
+      <w:pPr>
+        <w:spacing w:line="360" w:lineRule="auto"/>
+        <w:rPr>
+          <w:sz w:val="24"/>
+          <w:szCs w:val="24"/>
+        </w:rPr>
+      </w:pPr>
+      <w:r>
+        <w:rPr>
           <w:b/>
           <w:bCs/>
           <w:sz w:val="24"/>
           <w:szCs w:val="24"/>
         </w:rPr>
-        <w:t xml:space="preserve">Синявский Станислав Дмитриевич</w:t>
-      </w:r>
-      <w:r>
-        <w:rPr>
-          <w:rFonts w:ascii="Times New Roman" w:hAnsi="Times New Roman" w:cs="Times New Roman"/>
+        <w:t>Синявский Станислав Дмитриевич</w:t>
+      </w:r>
+      <w:r>
+        <w:rPr>
           <w:sz w:val="24"/>
           <w:szCs w:val="24"/>
         </w:rPr>
@@ -63,7 +54,6 @@
       </w:r>
       <w:r>
         <w:rPr>
-          <w:rFonts w:ascii="Times New Roman" w:hAnsi="Times New Roman" w:cs="Times New Roman"/>
           <w:sz w:val="24"/>
           <w:szCs w:val="24"/>
         </w:rPr>
@@ -71,174 +61,288 @@
       </w:r>
       <w:r>
         <w:rPr>
-          <w:rFonts w:ascii="Times New Roman" w:hAnsi="Times New Roman" w:cs="Times New Roman"/>
-          <w:sz w:val="24"/>
-          <w:szCs w:val="24"/>
-        </w:rPr>
-        <w:t xml:space="preserve">ssd-tula@mail.ru</w:t>
+          <w:color w:val="0086BF"/>
+          <w:sz w:val="24"/>
+          <w:szCs w:val="24"/>
+          <w:shd w:val="clear" w:color="auto" w:fill="FFFFFF"/>
+          <w:lang w:val="en-US"/>
+        </w:rPr>
+        <w:t>ssd</w:t>
+      </w:r>
+      <w:r>
+        <w:rPr>
+          <w:color w:val="0086BF"/>
+          <w:sz w:val="24"/>
+          <w:szCs w:val="24"/>
+          <w:shd w:val="clear" w:color="auto" w:fill="FFFFFF"/>
+        </w:rPr>
+        <w:t>-</w:t>
+      </w:r>
+      <w:r>
+        <w:rPr>
+          <w:color w:val="0086BF"/>
+          <w:sz w:val="24"/>
+          <w:szCs w:val="24"/>
+          <w:shd w:val="clear" w:color="auto" w:fill="FFFFFF"/>
+          <w:lang w:val="en-US"/>
+        </w:rPr>
+        <w:t>tula</w:t>
+      </w:r>
+      <w:r>
+        <w:rPr>
+          <w:color w:val="0086BF"/>
+          <w:sz w:val="24"/>
+          <w:szCs w:val="24"/>
+          <w:shd w:val="clear" w:color="auto" w:fill="FFFFFF"/>
+        </w:rPr>
+        <w:t>@</w:t>
+      </w:r>
+      <w:r>
+        <w:rPr>
+          <w:color w:val="0086BF"/>
+          <w:sz w:val="24"/>
+          <w:szCs w:val="24"/>
+          <w:shd w:val="clear" w:color="auto" w:fill="FFFFFF"/>
+          <w:lang w:val="en-US"/>
+        </w:rPr>
+        <w:t>mail</w:t>
+      </w:r>
+      <w:r>
+        <w:rPr>
+          <w:color w:val="0086BF"/>
+          <w:sz w:val="24"/>
+          <w:szCs w:val="24"/>
+          <w:shd w:val="clear" w:color="auto" w:fill="FFFFFF"/>
+        </w:rPr>
+        <w:t>.</w:t>
+      </w:r>
+      <w:r>
+        <w:rPr>
+          <w:color w:val="0086BF"/>
+          <w:sz w:val="24"/>
+          <w:szCs w:val="24"/>
+          <w:shd w:val="clear" w:color="auto" w:fill="FFFFFF"/>
+          <w:lang w:val="en-US"/>
+        </w:rPr>
+        <w:t>ru</w:t>
       </w:r>
     </w:p>
     <w:p>
       <w:pPr>
         <w:spacing w:line="360" w:lineRule="auto"/>
         <w:rPr>
-          <w:rFonts w:ascii="Times New Roman" w:hAnsi="Times New Roman" w:cs="Times New Roman"/>
-        </w:rPr>
-      </w:pPr>
-      <w:r>
-        <w:rPr>
-          <w:rFonts w:ascii="Times New Roman" w:hAnsi="Times New Roman" w:cs="Times New Roman"/>
-          <w:sz w:val="24"/>
-          <w:szCs w:val="24"/>
-        </w:rPr>
-        <w:t xml:space="preserve">МГТУ им. Н.Э. Баумана, Москва, Россия</w:t>
+          <w:sz w:val="24"/>
+          <w:szCs w:val="24"/>
+        </w:rPr>
+      </w:pPr>
+    </w:p>
+    <w:p>
+      <w:pPr>
+        <w:spacing w:line="360" w:lineRule="auto"/>
+      </w:pPr>
+      <w:r>
+        <w:rPr>
+          <w:sz w:val="24"/>
+          <w:szCs w:val="24"/>
+        </w:rPr>
+        <w:t>МГТУ им. Н.Э. Баумана, Москва, Россия</w:t>
       </w:r>
     </w:p>
     <w:p>
       <w:pPr>
         <w:spacing w:before="240" w:line="360" w:lineRule="auto"/>
         <w:jc w:val="both"/>
-        <w:rPr>
-          <w:rFonts w:ascii="Times New Roman" w:hAnsi="Times New Roman" w:cs="Times New Roman"/>
-        </w:rPr>
-      </w:pPr>
-      <w:r>
-        <w:rPr>
-          <w:rFonts w:ascii="Times New Roman" w:hAnsi="Times New Roman" w:cs="Times New Roman"/>
+      </w:pPr>
+      <w:r>
+        <w:rPr>
           <w:b/>
           <w:bCs/>
           <w:sz w:val="24"/>
           <w:szCs w:val="24"/>
         </w:rPr>
+        <w:t xml:space="preserve">Аннотация. </w:t>
+      </w:r>
+      <w:r>
+        <w:rPr>
+          <w:sz w:val="24"/>
+          <w:szCs w:val="24"/>
+        </w:rPr>
+        <w:t>Рассмотрена задача выбора между синхронным и асинхронным веб-движками при разнородном по типу нагрузки потоке запросов. Предложена адаптивная маршрутизация запросов на основе обученного классификатора, направляющая каждый запрос на движок, физически лучше подходящий для его типа (I/O-bound или CPU-bound). Экспериментально показано, что при однородной нагрузке выигрыша нет, а при гетерогенном потоке адаптивная маршрутизация повышает пропускную способность на 39–87% и снижает среднюю задержку в 1,8–2,4 раза относительно лучшего одиночного движка. Локализован физический механизм эффекта и сформулирован практический критерий целесообразности применения подобной архитектуры.</w:t>
+      </w:r>
+    </w:p>
+    <w:p>
+      <w:pPr>
+        <w:spacing w:before="240" w:line="360" w:lineRule="auto"/>
+        <w:jc w:val="both"/>
+      </w:pPr>
+      <w:r>
+        <w:rPr>
+          <w:b/>
+          <w:bCs/>
+          <w:sz w:val="24"/>
+          <w:szCs w:val="24"/>
+        </w:rPr>
+        <w:t xml:space="preserve">Ключевые слова: </w:t>
+      </w:r>
+      <w:r>
+        <w:rPr>
+          <w:sz w:val="24"/>
+          <w:szCs w:val="24"/>
+        </w:rPr>
+        <w:t>адаптивная маршрутизация, классификация нагрузки, нейронные сети, синхронные серверы, асинхронные серверы, пропускная способность</w:t>
+      </w:r>
+    </w:p>
+    <w:p>
+      <w:pPr>
+        <w:spacing w:before="240" w:line="360" w:lineRule="auto"/>
+        <w:jc w:val="both"/>
+      </w:pPr>
+      <w:r>
+        <w:rPr>
+          <w:b/>
+          <w:bCs/>
+          <w:sz w:val="24"/>
+          <w:szCs w:val="24"/>
+        </w:rPr>
         <w:t xml:space="preserve">Введение. </w:t>
       </w:r>
       <w:r>
         <w:rPr>
-          <w:rFonts w:ascii="Times New Roman" w:hAnsi="Times New Roman" w:cs="Times New Roman"/>
-          <w:sz w:val="24"/>
-          <w:szCs w:val="24"/>
-        </w:rPr>
-        <w:t xml:space="preserve">Современные веб-приложения обрабатывают запросы существенно разного профиля: часть операций носит преимущественно вычислительный (CPU-bound) характер, другие интенсивно используют ввод-вывод (I/O-bound) — обращения к базам данных, внешним API, файловой системе. На практике команда разработки обычно ограничивается выбором одного движка на всё приложение целиком, что является субоптимальным решением при разнородном входящем потоке; в промышленных распределённых системах для решения аналогичной проблемы применяются адаптивные алгоритмы балансировки нагрузки [1, 2]. Синхронные программные каркасы, например Flask, обрабатывают каждый запрос в отдельном потоке операционной системы [3]; асинхронные решения, например FastAPI, эффективно распоряжаются ресурсами CPU в условиях длительного ожидания ввода-вывода за счёт однопоточного event loop [4], но чувствительны к попаданию в этот event loop CPU-интенсивных задач, блокирующих обработку всех остальных конкурентных запросов [5].</w:t>
-      </w:r>
-    </w:p>
-    <w:p>
-      <w:pPr>
-        <w:spacing w:after="0" w:line="360" w:lineRule="auto"/>
+          <w:sz w:val="24"/>
+          <w:szCs w:val="24"/>
+        </w:rPr>
+        <w:t>Современные веб-приложения обрабатывают запросы существенно разного профиля: часть операций носит преимущественно вычислительный (CPU-bound) характер, другие интенсивно используют ввод-вывод (I/O-bound) — обращения к базам данных, внешним API, файловой системе. На практике команда разработки обычно ограничивается выбором одного движка на всё приложение целиком, что является субоптимальным решением при разнородном входящем потоке; в промышленных распределённых системах для решения аналогичной проблемы применяются адаптивные алгоритмы балансировки нагрузки [1, 2]. Синхронные программные каркасы, например Flask, обрабатывают каждый запрос в отдельном потоке операционной системы [3]; асинхронные решения, например FastAPI, эффективно распоряжаются ресурсами CPU в условиях длительного ожидания ввода-вывода за счёт однопоточного event loop [4], но чувствительны к попаданию в этот event loop CPU-интенсивных задач, блокирующих обработку всех остальных конкурентных запросов [5].</w:t>
+      </w:r>
+    </w:p>
+    <w:p>
+      <w:pPr>
+        <w:spacing w:line="360" w:lineRule="auto"/>
         <w:ind w:firstLine="709"/>
         <w:jc w:val="both"/>
-        <w:rPr>
-          <w:rFonts w:ascii="Times New Roman" w:hAnsi="Times New Roman" w:cs="Times New Roman"/>
-        </w:rPr>
-      </w:pPr>
-      <w:r>
-        <w:rPr>
-          <w:rFonts w:ascii="Times New Roman" w:hAnsi="Times New Roman" w:cs="Times New Roman"/>
-          <w:sz w:val="24"/>
-          <w:szCs w:val="24"/>
-        </w:rPr>
-        <w:t xml:space="preserve">Цель настоящего исследования — оценка практической целесообразности адаптивной маршрутизации HTTP-запросов между синхронным и асинхронным веб-движками на основе обученного классификатора нагрузки. Для достижения цели решались следующие задачи:</w:t>
-      </w:r>
-    </w:p>
-    <w:p>
-      <w:pPr>
-        <w:numPr>
-          <w:ilvl w:val="0"/>
-          <w:numId w:val="1"/>
-        </w:numPr>
+      </w:pPr>
+      <w:r>
+        <w:rPr>
+          <w:b/>
+          <w:bCs/>
+          <w:sz w:val="24"/>
+          <w:szCs w:val="24"/>
+        </w:rPr>
+        <w:t>Цель</w:t>
+      </w:r>
+      <w:r>
+        <w:rPr>
+          <w:sz w:val="24"/>
+          <w:szCs w:val="24"/>
+        </w:rPr>
+        <w:t xml:space="preserve"> настоящего исследования — оценка практической целесообразности адаптивной маршрутизации HTTP-запросов между синхронным и асинхронным веб-движками на основе обученного классификатора нагрузки. Для достижения цели решались следующие задачи:</w:t>
+      </w:r>
+    </w:p>
+    <w:p>
+      <w:pPr>
         <w:spacing w:after="60" w:line="360" w:lineRule="auto"/>
+        <w:ind w:left="360"/>
         <w:jc w:val="both"/>
-        <w:rPr>
-          <w:rFonts w:ascii="Times New Roman" w:hAnsi="Times New Roman" w:cs="Times New Roman"/>
-        </w:rPr>
-      </w:pPr>
-      <w:r>
-        <w:rPr>
-          <w:rFonts w:ascii="Times New Roman" w:hAnsi="Times New Roman" w:cs="Times New Roman"/>
-          <w:sz w:val="24"/>
-          <w:szCs w:val="24"/>
-        </w:rPr>
-        <w:t xml:space="preserve">реализовать экспериментальный шлюз, принимающий решение о маршрутизации каждого запроса на основе признаков нагрузки;</w:t>
-      </w:r>
-    </w:p>
-    <w:p>
-      <w:pPr>
-        <w:numPr>
-          <w:ilvl w:val="0"/>
-          <w:numId w:val="1"/>
-        </w:numPr>
+      </w:pPr>
+      <w:r>
+        <w:rPr>
+          <w:sz w:val="24"/>
+          <w:szCs w:val="24"/>
+        </w:rPr>
+        <w:lastRenderedPageBreak/>
+        <w:t xml:space="preserve">- </w:t>
+      </w:r>
+      <w:r>
+        <w:rPr>
+          <w:sz w:val="24"/>
+          <w:szCs w:val="24"/>
+        </w:rPr>
+        <w:t>реализовать экспериментальный шлюз, принимающий решение о маршрутизации каждого запроса на основе признаков нагрузки;</w:t>
+      </w:r>
+    </w:p>
+    <w:p>
+      <w:pPr>
         <w:spacing w:after="60" w:line="360" w:lineRule="auto"/>
+        <w:ind w:left="360"/>
         <w:jc w:val="both"/>
-        <w:rPr>
-          <w:rFonts w:ascii="Times New Roman" w:hAnsi="Times New Roman" w:cs="Times New Roman"/>
-        </w:rPr>
-      </w:pPr>
-      <w:r>
-        <w:rPr>
-          <w:rFonts w:ascii="Times New Roman" w:hAnsi="Times New Roman" w:cs="Times New Roman"/>
-          <w:sz w:val="24"/>
-          <w:szCs w:val="24"/>
-        </w:rPr>
-        <w:t xml:space="preserve">обучить нейросетевой классификатор, предсказывающий движок, оптимальный для конкретного запроса;</w:t>
-      </w:r>
-    </w:p>
-    <w:p>
-      <w:pPr>
-        <w:numPr>
-          <w:ilvl w:val="0"/>
-          <w:numId w:val="1"/>
-        </w:numPr>
+      </w:pPr>
+      <w:r>
+        <w:rPr>
+          <w:sz w:val="24"/>
+          <w:szCs w:val="24"/>
+        </w:rPr>
+        <w:t xml:space="preserve">- </w:t>
+      </w:r>
+      <w:r>
+        <w:rPr>
+          <w:sz w:val="24"/>
+          <w:szCs w:val="24"/>
+        </w:rPr>
+        <w:t>обучить нейросетевой классификатор, предсказывающий движок, оптимальный для конкретного запроса;</w:t>
+      </w:r>
+    </w:p>
+    <w:p>
+      <w:pPr>
         <w:spacing w:after="60" w:line="360" w:lineRule="auto"/>
+        <w:ind w:left="360"/>
         <w:jc w:val="both"/>
-        <w:rPr>
-          <w:rFonts w:ascii="Times New Roman" w:hAnsi="Times New Roman" w:cs="Times New Roman"/>
-        </w:rPr>
-      </w:pPr>
-      <w:r>
-        <w:rPr>
-          <w:rFonts w:ascii="Times New Roman" w:hAnsi="Times New Roman" w:cs="Times New Roman"/>
-          <w:sz w:val="24"/>
-          <w:szCs w:val="24"/>
-        </w:rPr>
-        <w:t xml:space="preserve">экспериментально проверить гипотезу о приросте пропускной способности и снижении задержки при адаптивной маршрутизации;</w:t>
-      </w:r>
-    </w:p>
-    <w:p>
-      <w:pPr>
-        <w:numPr>
-          <w:ilvl w:val="0"/>
-          <w:numId w:val="1"/>
-        </w:numPr>
+      </w:pPr>
+      <w:r>
+        <w:rPr>
+          <w:sz w:val="24"/>
+          <w:szCs w:val="24"/>
+        </w:rPr>
+        <w:t xml:space="preserve">- </w:t>
+      </w:r>
+      <w:r>
+        <w:rPr>
+          <w:sz w:val="24"/>
+          <w:szCs w:val="24"/>
+        </w:rPr>
+        <w:t>экспериментально проверить гипотезу о приросте пропускной способности и снижении задержки при адаптивной маршрутизации;</w:t>
+      </w:r>
+    </w:p>
+    <w:p>
+      <w:pPr>
         <w:spacing w:after="60" w:line="360" w:lineRule="auto"/>
+        <w:ind w:left="360"/>
         <w:jc w:val="both"/>
-        <w:rPr>
-          <w:rFonts w:ascii="Times New Roman" w:hAnsi="Times New Roman" w:cs="Times New Roman"/>
-        </w:rPr>
-      </w:pPr>
-      <w:r>
-        <w:rPr>
-          <w:rFonts w:ascii="Times New Roman" w:hAnsi="Times New Roman" w:cs="Times New Roman"/>
-          <w:sz w:val="24"/>
-          <w:szCs w:val="24"/>
-        </w:rPr>
-        <w:t xml:space="preserve">локализовать физический механизм наблюдаемого эффекта.</w:t>
-      </w:r>
-    </w:p>
-    <w:p>
-      <w:pPr>
-        <w:spacing w:after="0" w:line="360" w:lineRule="auto"/>
+      </w:pPr>
+      <w:r>
+        <w:rPr>
+          <w:sz w:val="24"/>
+          <w:szCs w:val="24"/>
+        </w:rPr>
+        <w:t xml:space="preserve">- </w:t>
+      </w:r>
+      <w:r>
+        <w:rPr>
+          <w:sz w:val="24"/>
+          <w:szCs w:val="24"/>
+        </w:rPr>
+        <w:t>локализовать физический механизм наблюдаемого эффекта.</w:t>
+      </w:r>
+    </w:p>
+    <w:p>
+      <w:pPr>
+        <w:spacing w:line="360" w:lineRule="auto"/>
         <w:ind w:firstLine="709"/>
         <w:jc w:val="both"/>
-        <w:rPr>
-          <w:rFonts w:ascii="Times New Roman" w:hAnsi="Times New Roman" w:cs="Times New Roman"/>
-        </w:rPr>
-      </w:pPr>
-      <w:r>
-        <w:rPr>
-          <w:rFonts w:ascii="Times New Roman" w:hAnsi="Times New Roman" w:cs="Times New Roman"/>
-          <w:sz w:val="24"/>
-          <w:szCs w:val="24"/>
-        </w:rPr>
-        <w:t xml:space="preserve">Гипотеза исследования: адаптивная маршрутизация запросов, основанная на обученном классификаторе, обеспечивает прирост пропускной способности не менее чем на 25% и снижение задержки в 1,8–2,2 раза относительно любого одиночного движка при конкурентной нагрузке от 10 до 200 запросов в секунду — при условии, что входящий поток гетерогенен по типу запросов, поскольку на однородном потоке движки обрабатывают любой запрос одинаково быстро и выигрыш невозможен в принципе.</w:t>
+      </w:pPr>
+      <w:r>
+        <w:rPr>
+          <w:b/>
+          <w:bCs/>
+          <w:sz w:val="24"/>
+          <w:szCs w:val="24"/>
+        </w:rPr>
+        <w:t>Гипотеза</w:t>
+      </w:r>
+      <w:r>
+        <w:rPr>
+          <w:sz w:val="24"/>
+          <w:szCs w:val="24"/>
+        </w:rPr>
+        <w:t xml:space="preserve"> исследования: адаптивная маршрутизация запросов, основанная на обученном классификаторе, обеспечивает прирост пропускной способности не менее чем на 25% и снижение задержки в 1,8–2,2 раза относительно любого одиночного движка при конкурентной нагрузке от 10 до 200 запросов в секунду — при условии, что входящий поток гетерогенен по типу запросов, поскольку на однородном потоке движки обрабатывают любой запрос одинаково быстро и выигрыш невозможен в принципе.</w:t>
       </w:r>
     </w:p>
     <w:p>
@@ -246,13 +350,9 @@
         <w:spacing w:before="240" w:line="360" w:lineRule="auto"/>
         <w:ind w:firstLine="709"/>
         <w:jc w:val="both"/>
-        <w:rPr>
-          <w:rFonts w:ascii="Times New Roman" w:hAnsi="Times New Roman" w:cs="Times New Roman"/>
-        </w:rPr>
-      </w:pPr>
-      <w:r>
-        <w:rPr>
-          <w:rFonts w:ascii="Times New Roman" w:hAnsi="Times New Roman" w:cs="Times New Roman"/>
+      </w:pPr>
+      <w:r>
+        <w:rPr>
           <w:b/>
           <w:bCs/>
           <w:sz w:val="24"/>
@@ -262,11 +362,10 @@
       </w:r>
       <w:r>
         <w:rPr>
-          <w:rFonts w:ascii="Times New Roman" w:hAnsi="Times New Roman" w:cs="Times New Roman"/>
-          <w:sz w:val="24"/>
-          <w:szCs w:val="24"/>
-        </w:rPr>
-        <w:t xml:space="preserve">Синхронная модель (Flask, threaded-режим WSGI-сервера) обслуживает каждое соединение в отдельном потоке ОС. При выполнении CPU-bound операции глобальная блокировка интерпретатора (GIL) переключается между потоками каждые ~5 мс [5], поэтому ни один запрос не блокируется полностью — все потоки продвигаются, пусть и с конкуренцией за процессор. Асинхронная модель (FastAPI/uvicorn) обслуживает все соединения одним event loop в одном потоке: пока выполняется корутина, event loop не может переключиться на обработку другого запроса, если только корутина не отдаёт управление через await [6]. Если в event loop попадает синхронная CPU-bound операция без вынесения в executor — распространённая на практике ошибка [6] — event loop останавливается полностью на всё время её выполнения, и все остальные конкурентные запросы, включая лёгкие I/O-bound, простаивают. Это ключевая архитектурная асимметрия, которую эксплуатирует адаптивная маршрутизация: направлять CPU-bound запросы на синхронный движок, а I/O-bound — на асинхронный.</w:t>
+          <w:sz w:val="24"/>
+          <w:szCs w:val="24"/>
+        </w:rPr>
+        <w:t>Синхронная модель (Flask, threaded-режим WSGI-сервера) обслуживает каждое соединение в отдельном потоке ОС. При выполнении CPU-bound операции глобальная блокировка интерпретатора (GIL) переключается между потоками каждые ~5 мс [5], поэтому ни один запрос не блокируется полностью — все потоки продвигаются, пусть и с конкуренцией за процессор. Асинхронная модель (FastAPI/uvicorn) обслуживает все соединения одним event loop в одном потоке: пока выполняется корутина, event loop не может переключиться на обработку другого запроса, если только корутина не отдаёт управление через await [6]. Если в event loop попадает синхронная CPU-bound операция без вынесения в executor — распространённая на практике ошибка [6] — event loop останавливается полностью на всё время её выполнения, и все остальные конкурентные запросы, включая лёгкие I/O-bound, простаивают. Это ключевая архитектурная асимметрия, которую эксплуатирует адаптивная маршрутизация: направлять CPU-bound запросы на синхронный движок, а I/O-bound — на асинхронный.</w:t>
       </w:r>
     </w:p>
     <w:p>
@@ -274,13 +373,9 @@
         <w:spacing w:before="240" w:line="360" w:lineRule="auto"/>
         <w:ind w:firstLine="709"/>
         <w:jc w:val="both"/>
-        <w:rPr>
-          <w:rFonts w:ascii="Times New Roman" w:hAnsi="Times New Roman" w:cs="Times New Roman"/>
-        </w:rPr>
-      </w:pPr>
-      <w:r>
-        <w:rPr>
-          <w:rFonts w:ascii="Times New Roman" w:hAnsi="Times New Roman" w:cs="Times New Roman"/>
+      </w:pPr>
+      <w:r>
+        <w:rPr>
           <w:b/>
           <w:bCs/>
           <w:sz w:val="24"/>
@@ -290,11 +385,18 @@
       </w:r>
       <w:r>
         <w:rPr>
-          <w:rFonts w:ascii="Times New Roman" w:hAnsi="Times New Roman" w:cs="Times New Roman"/>
-          <w:sz w:val="24"/>
-          <w:szCs w:val="24"/>
-        </w:rPr>
-        <w:t xml:space="preserve">Прототип состоит из трёх независимых процессов: backend-сервисов на Flask (:5000) и FastAPI (:8000) и API-шлюза (:9000) [7] на FastAPI с асинхронным HTTP-клиентом httpx. Тип имитируемой работы каждого запроса — I/O-ожидание либо настоящее CPU-bound вычисление (busy-loop) — определяется его собственным параметром io_intensity: при io_intensity ≥ 0,15 выполняется I/O-ожидание (time.sleep/asyncio.sleep), иначе выполняется busy-loop; в FastAPI busy-loop намеренно выполняется напрямую внутри async-хендлера, без вынесения в executor, воспроизводя реалистичный сценарий блокировки event loop. Управляющий компонент AdaptiveRouter содержит полносвязную нейросетевую модель (PyTorch, архитектура 3–16–8–1, ReLU, сигмоида на выходе [8]), которая по трём признакам запроса (load, io_intensity, cpu_usage) предсказывает вероятность того, что запрос I/O-bound, и направляет его на FastAPI либо Flask. Разметка обучающих данных физически привязана к тому же правилу, что определяет поведение бэкендов (io_intensity ≥ 0,15 → FastAPI, иначе — Flask), а не задана произвольно. Обучение производилось на 10000 синтетических записях (random_state=42); точность на отложенной выборке составила 99,7%, среднее время принятия решения — менее 2 мс, что исключает модель как источник узких мест.</w:t>
+          <w:sz w:val="24"/>
+          <w:szCs w:val="24"/>
+        </w:rPr>
+        <w:t xml:space="preserve">Прототип состоит из трёх независимых процессов: backend-сервисов на Flask (:5000) и FastAPI (:8000) и API-шлюза (:9000) [7] на FastAPI с асинхронным HTTP-клиентом httpx. Тип имитируемой работы каждого запроса — I/O-ожидание либо настоящее CPU-bound вычисление (busy-loop) — определяется его собственным параметром io_intensity: при io_intensity ≥ 0,15 выполняется I/O-ожидание (time.sleep/asyncio.sleep), иначе выполняется busy-loop; в FastAPI busy-loop намеренно выполняется напрямую внутри async-хендлера, без вынесения в executor, воспроизводя реалистичный сценарий блокировки event </w:t>
+      </w:r>
+      <w:r>
+        <w:rPr>
+          <w:sz w:val="24"/>
+          <w:szCs w:val="24"/>
+        </w:rPr>
+        <w:lastRenderedPageBreak/>
+        <w:t>loop. Управляющий компонент AdaptiveRouter содержит полносвязную нейросетевую модель (PyTorch, архитектура 3–16–8–1, ReLU, сигмоида на выходе [8]), которая по трём признакам запроса (load, io_intensity, cpu_usage) предсказывает вероятность того, что запрос I/O-bound, и направляет его на FastAPI либо Flask. Разметка обучающих данных физически привязана к тому же правилу, что определяет поведение бэкендов (io_intensity ≥ 0,15 → FastAPI, иначе — Flask), а не задана произвольно. Обучение производилось на 10000 синтетических записях (random_state=42); точность на отложенной выборке составила 99,7%, среднее время принятия решения — менее 2 мс, что исключает модель как источник узких мест.</w:t>
       </w:r>
     </w:p>
     <w:p>
@@ -302,13 +404,9 @@
         <w:spacing w:before="240" w:line="360" w:lineRule="auto"/>
         <w:ind w:firstLine="709"/>
         <w:jc w:val="both"/>
-        <w:rPr>
-          <w:rFonts w:ascii="Times New Roman" w:hAnsi="Times New Roman" w:cs="Times New Roman"/>
-        </w:rPr>
-      </w:pPr>
-      <w:r>
-        <w:rPr>
-          <w:rFonts w:ascii="Times New Roman" w:hAnsi="Times New Roman" w:cs="Times New Roman"/>
+      </w:pPr>
+      <w:r>
+        <w:rPr>
           <w:b/>
           <w:bCs/>
           <w:sz w:val="24"/>
@@ -318,11 +416,10 @@
       </w:r>
       <w:r>
         <w:rPr>
-          <w:rFonts w:ascii="Times New Roman" w:hAnsi="Times New Roman" w:cs="Times New Roman"/>
-          <w:sz w:val="24"/>
-          <w:szCs w:val="24"/>
-        </w:rPr>
-        <w:t xml:space="preserve">Первая версия прототипа эмулировала нагрузку в обоих backend'ах идентичным sleep(0,1) независимо от типа запроса. При такой постановке между Flask и FastAPI физически нет разницы в скорости обработки одного и того же запроса, поэтому у маршрутизации не может быть выигрыша — только фиксированные накладные расходы шлюза (дополнительный сетевой переход и однопоточное принятие решения). Нагрузочное тестирование независимой утилитой hey при конкурентности 10–50 подтвердило это: adaptive оказался медленнее лучшего одиночного движка на 5–56%, гипотеза не подтвердилась. Контрольный замер времени обработки запроса самим backend-сервером (без учёта очередей шлюза) показал, что классификатор корректно определяет целевой движок и backend-серверы функционируют с прежней скоростью — то есть падение пропускной способности обусловлено исключительно архитектурными издержками шлюзового слоя, а не ошибками маршрутизации. Это наблюдение стало основанием для пересмотра модели нагрузки: чтобы у адаптивной маршрутизации в принципе была возможность выиграть, движки должны реально отличаться по тому, как быстро и безопасно они обрабатывают разные типы запросов.</w:t>
+          <w:sz w:val="24"/>
+          <w:szCs w:val="24"/>
+        </w:rPr>
+        <w:t>Первая версия прототипа эмулировала нагрузку в обоих backend'ах идентичным sleep(0,1) независимо от типа запроса. При такой постановке между Flask и FastAPI физически нет разницы в скорости обработки одного и того же запроса, поэтому у маршрутизации не может быть выигрыша — только фиксированные накладные расходы шлюза (дополнительный сетевой переход и однопоточное принятие решения). Нагрузочное тестирование независимой утилитой hey при конкурентности 10–50 подтвердило это: adaptive оказался медленнее лучшего одиночного движка на 5–56%, гипотеза не подтвердилась. Контрольный замер времени обработки запроса самим backend-сервером (без учёта очередей шлюза) показал, что классификатор корректно определяет целевой движок и backend-серверы функционируют с прежней скоростью — то есть падение пропускной способности обусловлено исключительно архитектурными издержками шлюзового слоя, а не ошибками маршрутизации. Это наблюдение стало основанием для пересмотра модели нагрузки: чтобы у адаптивной маршрутизации в принципе была возможность выиграть, движки должны реально отличаться по тому, как быстро и безопасно они обрабатывают разные типы запросов.</w:t>
       </w:r>
     </w:p>
     <w:p>
@@ -331,12 +428,12 @@
         <w:ind w:firstLine="709"/>
         <w:jc w:val="both"/>
         <w:rPr>
-          <w:rFonts w:ascii="Times New Roman" w:hAnsi="Times New Roman" w:cs="Times New Roman"/>
-        </w:rPr>
-      </w:pPr>
-      <w:r>
-        <w:rPr>
-          <w:rFonts w:ascii="Times New Roman" w:hAnsi="Times New Roman" w:cs="Times New Roman"/>
+          <w:sz w:val="24"/>
+          <w:szCs w:val="24"/>
+        </w:rPr>
+      </w:pPr>
+      <w:r>
+        <w:rPr>
           <w:b/>
           <w:bCs/>
           <w:sz w:val="24"/>
@@ -346,11 +443,20 @@
       </w:r>
       <w:r>
         <w:rPr>
-          <w:rFonts w:ascii="Times New Roman" w:hAnsi="Times New Roman" w:cs="Times New Roman"/>
-          <w:sz w:val="24"/>
-          <w:szCs w:val="24"/>
-        </w:rPr>
-        <w:t xml:space="preserve">Утилита hey отправляет один и тот же payload на все запросы, поэтому для проверки на подлинно перемежающемся смешанном потоке (I/O-bound и CPU-bound запросы конкурируют за один процесс одновременно, а не последовательными фазами) был реализован собственный асинхронный генератор нагрузки на httpx: параллельные клиенты непрерывно отправляют запросы на одну цель, случайно выбирая I/O-bound (70%) или CPU-bound (30%) payload. На одном и том же потоке сравнивались три сценария — adaptive-шлюз, Flask-only и FastAPI-only — при конкурентности 20, 50 и 100. Результаты сведены в таблице 1.</w:t>
+          <w:sz w:val="24"/>
+          <w:szCs w:val="24"/>
+        </w:rPr>
+        <w:t>Утилита hey отправляет один и тот же payload на все запросы, поэтому для проверки на подлинно перемежающемся смешанном потоке (I/O-bound и CPU-bound запросы конкурируют за один процесс одновременно, а не последовательными фазами) был реализован собственный асинхронный генератор нагрузки на httpx: параллельные клиенты непрерывно отправляют запросы на одну цель, случайно выбирая I/O-bound (70%) или CPU-bound (30%) payload. На одном и том же потоке сравнивались три сценария — adaptive-шлюз, Flask-only и FastAPI-only — при конкурентности 20, 50 и 100. Результаты сведены в таблице 1.</w:t>
+      </w:r>
+    </w:p>
+    <w:p>
+      <w:pPr>
+        <w:spacing w:before="240" w:line="360" w:lineRule="auto"/>
+        <w:ind w:firstLine="709"/>
+        <w:jc w:val="both"/>
+      </w:pPr>
+      <w:r>
+        <w:t>Таблица 1 – Пропускная способность на перемежающемся смешанном потоке (70% I/O-bound + 30% CPU-bound)</w:t>
       </w:r>
     </w:p>
     <w:tbl>
@@ -386,16 +492,13 @@
             <w:pPr>
               <w:spacing w:line="360" w:lineRule="auto"/>
               <w:jc w:val="center"/>
-              <w:rPr>
-                <w:rFonts w:ascii="Times New Roman" w:hAnsi="Times New Roman" w:cs="Times New Roman"/>
-              </w:rPr>
             </w:pPr>
             <w:r>
               <w:rPr>
-                <w:rFonts w:ascii="Times New Roman" w:hAnsi="Times New Roman" w:cs="Times New Roman"/>
                 <w:b/>
                 <w:bCs/>
               </w:rPr>
+              <w:lastRenderedPageBreak/>
               <w:t>Конкурентность</w:t>
             </w:r>
           </w:p>
@@ -408,13 +511,9 @@
             <w:pPr>
               <w:spacing w:line="360" w:lineRule="auto"/>
               <w:jc w:val="center"/>
-              <w:rPr>
-                <w:rFonts w:ascii="Times New Roman" w:hAnsi="Times New Roman" w:cs="Times New Roman"/>
-              </w:rPr>
             </w:pPr>
             <w:r>
               <w:rPr>
-                <w:rFonts w:ascii="Times New Roman" w:hAnsi="Times New Roman" w:cs="Times New Roman"/>
                 <w:b/>
                 <w:bCs/>
               </w:rPr>
@@ -430,13 +529,9 @@
             <w:pPr>
               <w:spacing w:line="360" w:lineRule="auto"/>
               <w:jc w:val="center"/>
-              <w:rPr>
-                <w:rFonts w:ascii="Times New Roman" w:hAnsi="Times New Roman" w:cs="Times New Roman"/>
-              </w:rPr>
             </w:pPr>
             <w:r>
               <w:rPr>
-                <w:rFonts w:ascii="Times New Roman" w:hAnsi="Times New Roman" w:cs="Times New Roman"/>
                 <w:b/>
                 <w:bCs/>
               </w:rPr>
@@ -452,13 +547,9 @@
             <w:pPr>
               <w:spacing w:line="360" w:lineRule="auto"/>
               <w:jc w:val="center"/>
-              <w:rPr>
-                <w:rFonts w:ascii="Times New Roman" w:hAnsi="Times New Roman" w:cs="Times New Roman"/>
-              </w:rPr>
             </w:pPr>
             <w:r>
               <w:rPr>
-                <w:rFonts w:ascii="Times New Roman" w:hAnsi="Times New Roman" w:cs="Times New Roman"/>
                 <w:b/>
                 <w:bCs/>
               </w:rPr>
@@ -474,13 +565,9 @@
             <w:pPr>
               <w:spacing w:line="360" w:lineRule="auto"/>
               <w:jc w:val="center"/>
-              <w:rPr>
-                <w:rFonts w:ascii="Times New Roman" w:hAnsi="Times New Roman" w:cs="Times New Roman"/>
-              </w:rPr>
             </w:pPr>
             <w:r>
               <w:rPr>
-                <w:rFonts w:ascii="Times New Roman" w:hAnsi="Times New Roman" w:cs="Times New Roman"/>
                 <w:b/>
                 <w:bCs/>
               </w:rPr>
@@ -498,14 +585,8 @@
             <w:pPr>
               <w:spacing w:line="360" w:lineRule="auto"/>
               <w:jc w:val="center"/>
-              <w:rPr>
-                <w:rFonts w:ascii="Times New Roman" w:hAnsi="Times New Roman" w:cs="Times New Roman"/>
-              </w:rPr>
             </w:pPr>
             <w:r>
-              <w:rPr>
-                <w:rFonts w:ascii="Times New Roman" w:hAnsi="Times New Roman" w:cs="Times New Roman"/>
-              </w:rPr>
               <w:t>20</w:t>
             </w:r>
           </w:p>
@@ -518,14 +599,8 @@
             <w:pPr>
               <w:spacing w:line="360" w:lineRule="auto"/>
               <w:jc w:val="center"/>
-              <w:rPr>
-                <w:rFonts w:ascii="Times New Roman" w:hAnsi="Times New Roman" w:cs="Times New Roman"/>
-              </w:rPr>
             </w:pPr>
             <w:r>
-              <w:rPr>
-                <w:rFonts w:ascii="Times New Roman" w:hAnsi="Times New Roman" w:cs="Times New Roman"/>
-              </w:rPr>
               <w:t>44,75</w:t>
             </w:r>
           </w:p>
@@ -538,14 +613,8 @@
             <w:pPr>
               <w:spacing w:line="360" w:lineRule="auto"/>
               <w:jc w:val="center"/>
-              <w:rPr>
-                <w:rFonts w:ascii="Times New Roman" w:hAnsi="Times New Roman" w:cs="Times New Roman"/>
-              </w:rPr>
             </w:pPr>
             <w:r>
-              <w:rPr>
-                <w:rFonts w:ascii="Times New Roman" w:hAnsi="Times New Roman" w:cs="Times New Roman"/>
-              </w:rPr>
               <w:t>32,15</w:t>
             </w:r>
           </w:p>
@@ -558,14 +627,8 @@
             <w:pPr>
               <w:spacing w:line="360" w:lineRule="auto"/>
               <w:jc w:val="center"/>
-              <w:rPr>
-                <w:rFonts w:ascii="Times New Roman" w:hAnsi="Times New Roman" w:cs="Times New Roman"/>
-              </w:rPr>
             </w:pPr>
             <w:r>
-              <w:rPr>
-                <w:rFonts w:ascii="Times New Roman" w:hAnsi="Times New Roman" w:cs="Times New Roman"/>
-              </w:rPr>
               <w:t>12,43</w:t>
             </w:r>
           </w:p>
@@ -578,14 +641,8 @@
             <w:pPr>
               <w:spacing w:line="360" w:lineRule="auto"/>
               <w:jc w:val="center"/>
-              <w:rPr>
-                <w:rFonts w:ascii="Times New Roman" w:hAnsi="Times New Roman" w:cs="Times New Roman"/>
-              </w:rPr>
             </w:pPr>
             <w:r>
-              <w:rPr>
-                <w:rFonts w:ascii="Times New Roman" w:hAnsi="Times New Roman" w:cs="Times New Roman"/>
-              </w:rPr>
               <w:t>+39,2</w:t>
             </w:r>
           </w:p>
@@ -600,14 +657,8 @@
             <w:pPr>
               <w:spacing w:line="360" w:lineRule="auto"/>
               <w:jc w:val="center"/>
-              <w:rPr>
-                <w:rFonts w:ascii="Times New Roman" w:hAnsi="Times New Roman" w:cs="Times New Roman"/>
-              </w:rPr>
             </w:pPr>
             <w:r>
-              <w:rPr>
-                <w:rFonts w:ascii="Times New Roman" w:hAnsi="Times New Roman" w:cs="Times New Roman"/>
-              </w:rPr>
               <w:t>50</w:t>
             </w:r>
           </w:p>
@@ -620,14 +671,8 @@
             <w:pPr>
               <w:spacing w:line="360" w:lineRule="auto"/>
               <w:jc w:val="center"/>
-              <w:rPr>
-                <w:rFonts w:ascii="Times New Roman" w:hAnsi="Times New Roman" w:cs="Times New Roman"/>
-              </w:rPr>
             </w:pPr>
             <w:r>
-              <w:rPr>
-                <w:rFonts w:ascii="Times New Roman" w:hAnsi="Times New Roman" w:cs="Times New Roman"/>
-              </w:rPr>
               <w:t>56,18</w:t>
             </w:r>
           </w:p>
@@ -640,14 +685,8 @@
             <w:pPr>
               <w:spacing w:line="360" w:lineRule="auto"/>
               <w:jc w:val="center"/>
-              <w:rPr>
-                <w:rFonts w:ascii="Times New Roman" w:hAnsi="Times New Roman" w:cs="Times New Roman"/>
-              </w:rPr>
             </w:pPr>
             <w:r>
-              <w:rPr>
-                <w:rFonts w:ascii="Times New Roman" w:hAnsi="Times New Roman" w:cs="Times New Roman"/>
-              </w:rPr>
               <w:t>31,25</w:t>
             </w:r>
           </w:p>
@@ -660,14 +699,8 @@
             <w:pPr>
               <w:spacing w:line="360" w:lineRule="auto"/>
               <w:jc w:val="center"/>
-              <w:rPr>
-                <w:rFonts w:ascii="Times New Roman" w:hAnsi="Times New Roman" w:cs="Times New Roman"/>
-              </w:rPr>
             </w:pPr>
             <w:r>
-              <w:rPr>
-                <w:rFonts w:ascii="Times New Roman" w:hAnsi="Times New Roman" w:cs="Times New Roman"/>
-              </w:rPr>
               <w:t>11,16</w:t>
             </w:r>
           </w:p>
@@ -680,14 +713,8 @@
             <w:pPr>
               <w:spacing w:line="360" w:lineRule="auto"/>
               <w:jc w:val="center"/>
-              <w:rPr>
-                <w:rFonts w:ascii="Times New Roman" w:hAnsi="Times New Roman" w:cs="Times New Roman"/>
-              </w:rPr>
             </w:pPr>
             <w:r>
-              <w:rPr>
-                <w:rFonts w:ascii="Times New Roman" w:hAnsi="Times New Roman" w:cs="Times New Roman"/>
-              </w:rPr>
               <w:t>+79,8</w:t>
             </w:r>
           </w:p>
@@ -702,14 +729,8 @@
             <w:pPr>
               <w:spacing w:line="360" w:lineRule="auto"/>
               <w:jc w:val="center"/>
-              <w:rPr>
-                <w:rFonts w:ascii="Times New Roman" w:hAnsi="Times New Roman" w:cs="Times New Roman"/>
-              </w:rPr>
             </w:pPr>
             <w:r>
-              <w:rPr>
-                <w:rFonts w:ascii="Times New Roman" w:hAnsi="Times New Roman" w:cs="Times New Roman"/>
-              </w:rPr>
               <w:t>100</w:t>
             </w:r>
           </w:p>
@@ -722,14 +743,8 @@
             <w:pPr>
               <w:spacing w:line="360" w:lineRule="auto"/>
               <w:jc w:val="center"/>
-              <w:rPr>
-                <w:rFonts w:ascii="Times New Roman" w:hAnsi="Times New Roman" w:cs="Times New Roman"/>
-              </w:rPr>
             </w:pPr>
             <w:r>
-              <w:rPr>
-                <w:rFonts w:ascii="Times New Roman" w:hAnsi="Times New Roman" w:cs="Times New Roman"/>
-              </w:rPr>
               <w:t>58,47</w:t>
             </w:r>
           </w:p>
@@ -742,14 +757,8 @@
             <w:pPr>
               <w:spacing w:line="360" w:lineRule="auto"/>
               <w:jc w:val="center"/>
-              <w:rPr>
-                <w:rFonts w:ascii="Times New Roman" w:hAnsi="Times New Roman" w:cs="Times New Roman"/>
-              </w:rPr>
             </w:pPr>
             <w:r>
-              <w:rPr>
-                <w:rFonts w:ascii="Times New Roman" w:hAnsi="Times New Roman" w:cs="Times New Roman"/>
-              </w:rPr>
               <w:t>31,30</w:t>
             </w:r>
           </w:p>
@@ -762,14 +771,8 @@
             <w:pPr>
               <w:spacing w:line="360" w:lineRule="auto"/>
               <w:jc w:val="center"/>
-              <w:rPr>
-                <w:rFonts w:ascii="Times New Roman" w:hAnsi="Times New Roman" w:cs="Times New Roman"/>
-              </w:rPr>
             </w:pPr>
             <w:r>
-              <w:rPr>
-                <w:rFonts w:ascii="Times New Roman" w:hAnsi="Times New Roman" w:cs="Times New Roman"/>
-              </w:rPr>
               <w:t>11,70</w:t>
             </w:r>
           </w:p>
@@ -782,14 +785,8 @@
             <w:pPr>
               <w:spacing w:line="360" w:lineRule="auto"/>
               <w:jc w:val="center"/>
-              <w:rPr>
-                <w:rFonts w:ascii="Times New Roman" w:hAnsi="Times New Roman" w:cs="Times New Roman"/>
-              </w:rPr>
             </w:pPr>
             <w:r>
-              <w:rPr>
-                <w:rFonts w:ascii="Times New Roman" w:hAnsi="Times New Roman" w:cs="Times New Roman"/>
-              </w:rPr>
               <w:t>+86,8</w:t>
             </w:r>
           </w:p>
@@ -798,71 +795,44 @@
     </w:tbl>
     <w:p>
       <w:pPr>
-        <w:spacing w:after="200" w:line="360" w:lineRule="auto"/>
-        <w:jc w:val="center"/>
-        <w:rPr>
-          <w:rFonts w:ascii="Times New Roman" w:hAnsi="Times New Roman" w:cs="Times New Roman"/>
-        </w:rPr>
-      </w:pPr>
-      <w:r>
-        <w:rPr>
-          <w:rFonts w:ascii="Times New Roman" w:hAnsi="Times New Roman" w:cs="Times New Roman"/>
-        </w:rPr>
-        <w:t>Таблица 1 – Пропускная способность на перемежающемся смешанном потоке (70% I/O-bound + 30% CPU-bound)</w:t>
-      </w:r>
-    </w:p>
-    <w:p>
-      <w:pPr>
-        <w:spacing w:after="0" w:line="360" w:lineRule="auto"/>
+        <w:spacing w:line="360" w:lineRule="auto"/>
         <w:ind w:firstLine="709"/>
         <w:jc w:val="both"/>
-        <w:rPr>
-          <w:rFonts w:ascii="Times New Roman" w:hAnsi="Times New Roman" w:cs="Times New Roman"/>
-        </w:rPr>
-      </w:pPr>
-      <w:r>
-        <w:rPr>
-          <w:rFonts w:ascii="Times New Roman" w:hAnsi="Times New Roman" w:cs="Times New Roman"/>
-          <w:sz w:val="24"/>
-          <w:szCs w:val="24"/>
-        </w:rPr>
-        <w:t xml:space="preserve">Прирост пропускной способности adaptive относительно лучшего одиночного движка растёт вместе с конкурентностью — с 39,2% при 20 до 86,8% при 100 одновременных клиентах. Средняя задержка adaptive ниже, чем у Flask-only, в 1,8–2,4 раза, и ниже, чем у FastAPI-only, в 2,7–6,1 раза; при конкурентности 100 у FastAPI-only дополнительно фиксируются отказы по таймауту (14 из 1500 запросов), которых нет ни у Flask-only, ни у adaptive.</w:t>
-      </w:r>
-    </w:p>
-    <w:p>
-      <w:pPr>
-        <w:spacing w:after="0" w:line="360" w:lineRule="auto"/>
+      </w:pPr>
+      <w:r>
+        <w:rPr>
+          <w:sz w:val="24"/>
+          <w:szCs w:val="24"/>
+        </w:rPr>
+        <w:t>Прирост пропускной способности adaptive относительно лучшего одиночного движка растёт вместе с конкурентностью — с 39,2% при 20 до 86,8% при 100 одновременных клиентах. Средняя задержка adaptive ниже, чем у Flask-only, в 1,8–2,4 раза, и ниже, чем у FastAPI-only, в 2,7–6,1 раза; при конкурентности 100 у FastAPI-only дополнительно фиксируются отказы по таймауту (14 из 1500 запросов), которых нет ни у Flask-only, ни у adaptive.</w:t>
+      </w:r>
+    </w:p>
+    <w:p>
+      <w:pPr>
+        <w:spacing w:line="360" w:lineRule="auto"/>
         <w:ind w:firstLine="709"/>
         <w:jc w:val="both"/>
-        <w:rPr>
-          <w:rFonts w:ascii="Times New Roman" w:hAnsi="Times New Roman" w:cs="Times New Roman"/>
-        </w:rPr>
-      </w:pPr>
-      <w:r>
-        <w:rPr>
-          <w:rFonts w:ascii="Times New Roman" w:hAnsi="Times New Roman" w:cs="Times New Roman"/>
-          <w:sz w:val="24"/>
-          <w:szCs w:val="24"/>
-        </w:rPr>
-        <w:t xml:space="preserve">Физический механизм эффекта: у FastAPI один event loop на процесс, и CPU-bound busy-loop, выполненный напрямую в async-хендлере, останавливает обработку всех остальных запросов на время вычисления — в том числе I/O-bound запросов, которые сами по себе обработались бы почти мгновенно; с ростом конкурентности вероятность такой блокировки для случайного запроса растёт, поэтому деградация FastAPI-only не выправляется, а усугубляется. У Flask катастрофического отказа нет — каждый запрос выполняется в своём OS-потоке, и GIL переключается между потоками каждые ~5 мс, — но пул потоков дороже держать под большим числом конкурентных I/O-ожиданий, чем event loop, поэтому throughput Flask-only выходит на плато. Адаптивная маршрутизация ограждает FastAPI от CPU-bound трафика и не нагружает Flask I/O-bound трафиком, избегая обеих слабых сторон одновременно.</w:t>
-      </w:r>
-    </w:p>
-    <w:p>
-      <w:pPr>
-        <w:spacing w:after="0" w:line="360" w:lineRule="auto"/>
+      </w:pPr>
+      <w:r>
+        <w:rPr>
+          <w:sz w:val="24"/>
+          <w:szCs w:val="24"/>
+        </w:rPr>
+        <w:t>Физический механизм эффекта: у FastAPI один event loop на процесс, и CPU-bound busy-loop, выполненный напрямую в async-хендлере, останавливает обработку всех остальных запросов на время вычисления — в том числе I/O-bound запросов, которые сами по себе обработались бы почти мгновенно; с ростом конкурентности вероятность такой блокировки для случайного запроса растёт, поэтому деградация FastAPI-only не выправляется, а усугубляется. У Flask катастрофического отказа нет — каждый запрос выполняется в своём OS-потоке, и GIL переключается между потоками каждые ~5 мс, — но пул потоков дороже держать под большим числом конкурентных I/O-ожиданий, чем event loop, поэтому throughput Flask-only выходит на плато. Адаптивная маршрутизация ограждает FastAPI от CPU-bound трафика и не нагружает Flask I/O-bound трафиком, избегая обеих слабых сторон одновременно.</w:t>
+      </w:r>
+    </w:p>
+    <w:p>
+      <w:pPr>
+        <w:spacing w:line="360" w:lineRule="auto"/>
         <w:ind w:firstLine="709"/>
         <w:jc w:val="both"/>
-        <w:rPr>
-          <w:rFonts w:ascii="Times New Roman" w:hAnsi="Times New Roman" w:cs="Times New Roman"/>
-        </w:rPr>
-      </w:pPr>
-      <w:r>
-        <w:rPr>
-          <w:rFonts w:ascii="Times New Roman" w:hAnsi="Times New Roman" w:cs="Times New Roman"/>
-          <w:sz w:val="24"/>
-          <w:szCs w:val="24"/>
-        </w:rPr>
-        <w:t xml:space="preserve">Отдельно стоит отметить: по throughput и средней задержке adaptive превосходит оба одиночных движка, но по p95/p99-задержке [9] уступает Flask-only (например, p99 при конкурентности 50: 3110 мс у adaptive против 1982 мс у Flask-only, хотя и заметно лучше 7524 мс у FastAPI-only). Причина та же, что и в пилотном эксперименте, — однопоточное принятие решений в шлюзе: решения по всем конкурентным запросам сериализуются на одном ядре, и эта сериализация добавляет хвостовую задержку, не устранённую пересмотром модели нагрузки. Таким образом, выигрыш адаптивной маршрутизации в данном эксперименте достигается за счёт устранения катастрофического отказа FastAPI-only, а не за счёт идеальной архитектуры самого шлюза.</w:t>
+      </w:pPr>
+      <w:r>
+        <w:rPr>
+          <w:sz w:val="24"/>
+          <w:szCs w:val="24"/>
+        </w:rPr>
+        <w:t>Отдельно стоит отметить: по throughput и средней задержке adaptive превосходит оба одиночных движка, но по p95/p99-задержке [9] уступает Flask-only (например, p99 при конкурентности 50: 3110 мс у adaptive против 1982 мс у Flask-only, хотя и заметно лучше 7524 мс у FastAPI-only). Причина та же, что и в пилотном эксперименте, — однопоточное принятие решений в шлюзе: решения по всем конкурентным запросам сериализуются на одном ядре, и эта сериализация добавляет хвостовую задержку, не устранённую пересмотром модели нагрузки. Таким образом, выигрыш адаптивной маршрутизации в данном эксперименте достигается за счёт устранения катастрофического отказа FastAPI-only, а не за счёт идеальной архитектуры самого шлюза.</w:t>
       </w:r>
     </w:p>
     <w:p>
@@ -870,13 +840,9 @@
         <w:spacing w:before="240" w:line="360" w:lineRule="auto"/>
         <w:ind w:firstLine="709"/>
         <w:jc w:val="both"/>
-        <w:rPr>
-          <w:rFonts w:ascii="Times New Roman" w:hAnsi="Times New Roman" w:cs="Times New Roman"/>
-        </w:rPr>
-      </w:pPr>
-      <w:r>
-        <w:rPr>
-          <w:rFonts w:ascii="Times New Roman" w:hAnsi="Times New Roman" w:cs="Times New Roman"/>
+      </w:pPr>
+      <w:r>
+        <w:rPr>
           <w:b/>
           <w:bCs/>
           <w:sz w:val="24"/>
@@ -886,62 +852,53 @@
       </w:r>
       <w:r>
         <w:rPr>
-          <w:rFonts w:ascii="Times New Roman" w:hAnsi="Times New Roman" w:cs="Times New Roman"/>
-          <w:sz w:val="24"/>
-          <w:szCs w:val="24"/>
-        </w:rPr>
-        <w:t xml:space="preserve">Экспериментальным путём установлено, что адаптивная маршрутизация запросов на основе обученного классификатора обеспечивает прирост пропускной способности на 39–87% и снижение средней задержки в 1,8–6,1 раза относительно лучшего одиночного движка — но только при гетерогенном потоке запросов, где часть трафика CPU-bound, а часть I/O-bound; на однородном потоке (пилотный эксперимент) выигрыша нет физически, поскольку движкам в этом случае нечего выбирать. Точность классификации (99,7% при задержке решения менее 2 мс) не является узким местом; ограничивающий фактор — однопоточное принятие решений в шлюзе, ухудшающее p95/p99-задержку относительно синхронного движка. Практическая ценность работы — количественный критерий целесообразности: адаптивная маршрутизация между sync- и async-движками оправдана там, где CPU-bound запросы рискуют заблокировать event loop асинхронного сервиса, то есть в системах со смешанным профилем нагрузки (например, короткие API-запросы вперемешку с генерацией отчётов, сжатием изображений или другими вычислительно тяжёлыми операциями). В качестве направлений дальнейших изысканий рассматриваются: вынесение принятия решения в пул потоков/процессов для устранения хвостовой задержки, тестирование на реальных профилях трафика и сравнение с альтернативой в виде вынесения CPU-bound работы в executor средствами самого async-фреймворка.</w:t>
+          <w:sz w:val="24"/>
+          <w:szCs w:val="24"/>
+        </w:rPr>
+        <w:t xml:space="preserve">Экспериментальным путём установлено, что адаптивная маршрутизация запросов на основе обученного классификатора обеспечивает прирост пропускной способности на 39–87% и снижение средней задержки в 1,8–6,1 раза относительно лучшего одиночного движка — но только при гетерогенном потоке запросов, где часть трафика CPU-bound, а часть I/O-bound; на однородном потоке (пилотный эксперимент) выигрыша нет </w:t>
+      </w:r>
+      <w:r>
+        <w:rPr>
+          <w:sz w:val="24"/>
+          <w:szCs w:val="24"/>
+        </w:rPr>
+        <w:lastRenderedPageBreak/>
+        <w:t>физически, поскольку движкам в этом случае нечего выбирать. Точность классификации (99,7% при задержке решения менее 2 мс) не является узким местом; ограничивающий фактор — однопоточное принятие решений в шлюзе, ухудшающее p95/p99-задержку относительно синхронного движка. Практическая ценность работы — количественный критерий целесообразности: адаптивная маршрутизация между sync- и async-движками оправдана там, где CPU-bound запросы рискуют заблокировать event loop асинхронного сервиса, то есть в системах со смешанным профилем нагрузки (например, короткие API-запросы вперемешку с генерацией отчётов, сжатием изображений или другими вычислительно тяжёлыми операциями). В качестве направлений дальнейших изысканий рассматриваются: вынесение принятия решения в пул потоков/процессов для устранения хвостовой задержки, тестирование на реальных профилях трафика и сравнение с альтернативой в виде вынесения CPU-bound работы в executor средствами самого async-фреймворка.</w:t>
       </w:r>
     </w:p>
     <w:p>
       <w:pPr>
         <w:spacing w:after="150" w:line="360" w:lineRule="auto"/>
-        <w:rPr>
-          <w:rFonts w:ascii="Times New Roman" w:hAnsi="Times New Roman" w:cs="Times New Roman"/>
-        </w:rPr>
-      </w:pPr>
-      <w:r>
-        <w:rPr>
-          <w:rFonts w:ascii="Times New Roman" w:hAnsi="Times New Roman" w:cs="Times New Roman"/>
+      </w:pPr>
+      <w:r>
+        <w:rPr>
           <w:b/>
           <w:bCs/>
           <w:sz w:val="24"/>
           <w:szCs w:val="24"/>
         </w:rPr>
-        <w:t xml:space="preserve">Список источников</w:t>
+        <w:t>Список источников</w:t>
       </w:r>
     </w:p>
     <w:p>
       <w:pPr>
         <w:spacing w:after="120" w:line="360" w:lineRule="auto"/>
         <w:ind w:left="567" w:hanging="567"/>
-        <w:rPr>
-          <w:rFonts w:ascii="Times New Roman" w:hAnsi="Times New Roman" w:cs="Times New Roman"/>
-        </w:rPr>
-      </w:pPr>
-      <w:r>
-        <w:rPr>
-          <w:rFonts w:ascii="Times New Roman" w:hAnsi="Times New Roman" w:cs="Times New Roman"/>
-          <w:sz w:val="24"/>
-          <w:szCs w:val="24"/>
-        </w:rPr>
-        <w:t xml:space="preserve">[1]</w:t>
-      </w:r>
-      <w:r>
-        <w:rPr>
-          <w:rFonts w:ascii="Times New Roman" w:hAnsi="Times New Roman" w:cs="Times New Roman"/>
+      </w:pPr>
+      <w:r>
+        <w:rPr>
+          <w:sz w:val="24"/>
+          <w:szCs w:val="24"/>
+        </w:rPr>
+        <w:t>[1]</w:t>
+      </w:r>
+      <w:r>
+        <w:rPr>
           <w:sz w:val="24"/>
           <w:szCs w:val="24"/>
         </w:rPr>
         <w:tab/>
-      </w:r>
-      <w:r>
-        <w:rPr>
-          <w:rFonts w:ascii="Times New Roman" w:hAnsi="Times New Roman" w:cs="Times New Roman"/>
-          <w:sz w:val="24"/>
-          <w:szCs w:val="24"/>
-        </w:rPr>
-        <w:t xml:space="preserve">Аунг Чжо Мьо. Разработка способа балансировки нагрузки в распределенных системах обработки данных / Аунг Чжо Мьо, Е. М. Портнов, А. С. Волков, М. В. Слюсарь, А. В. Потапов // Вестник Воронежского государственного технического университета. – 2025. – Т. 21, № 1. https://doi.org/10.36622/1729-6501.2025.21.1.010</w:t>
+        <w:t>Аунг Чжо Мьо. Разработка способа балансировки нагрузки в распределенных системах обработки данных / Аунг Чжо Мьо, Е. М. Портнов, А. С. Волков, М. В. Слюсарь, А. В. Потапов // Вестник Воронежского государственного технического университета. – 2025. – Т. 21, № 1. https://doi.org/10.36622/1729-6501.2025.21.1.010</w:t>
       </w:r>
     </w:p>
     <w:p>
@@ -949,32 +906,91 @@
         <w:spacing w:after="120" w:line="360" w:lineRule="auto"/>
         <w:ind w:left="567" w:hanging="567"/>
         <w:rPr>
-          <w:rFonts w:ascii="Times New Roman" w:hAnsi="Times New Roman" w:cs="Times New Roman"/>
-        </w:rPr>
-      </w:pPr>
-      <w:r>
-        <w:rPr>
-          <w:rFonts w:ascii="Times New Roman" w:hAnsi="Times New Roman" w:cs="Times New Roman"/>
-          <w:sz w:val="24"/>
-          <w:szCs w:val="24"/>
-        </w:rPr>
-        <w:t xml:space="preserve">[2]</w:t>
-      </w:r>
-      <w:r>
-        <w:rPr>
-          <w:rFonts w:ascii="Times New Roman" w:hAnsi="Times New Roman" w:cs="Times New Roman"/>
+          <w:lang w:val="en-US"/>
+        </w:rPr>
+      </w:pPr>
+      <w:r>
+        <w:rPr>
+          <w:sz w:val="24"/>
+          <w:szCs w:val="24"/>
+        </w:rPr>
+        <w:t>[2]</w:t>
+      </w:r>
+      <w:r>
+        <w:rPr>
           <w:sz w:val="24"/>
           <w:szCs w:val="24"/>
         </w:rPr>
         <w:tab/>
-      </w:r>
-      <w:r>
-        <w:rPr>
-          <w:rFonts w:ascii="Times New Roman" w:hAnsi="Times New Roman" w:cs="Times New Roman"/>
-          <w:sz w:val="24"/>
-          <w:szCs w:val="24"/>
-        </w:rPr>
-        <w:t xml:space="preserve">Красовская, Н. В. Анализ методов балансировки сетевого трафика в высоконагруженных сетях // Вестник Новосибирского государственного университета. Серия: Информационные технологии. – 2025. – Т. 23, № 3. – С. 23–31. https://doi.org/10.25205/1818-7900-2025-23-3-23-31</w:t>
+        <w:t>Красовская, Н. В. Анализ методов балансировки сетевого трафика в высоконагруженных сетях // Вестник Новосибирского государственного университета. Серия</w:t>
+      </w:r>
+      <w:r>
+        <w:rPr>
+          <w:sz w:val="24"/>
+          <w:szCs w:val="24"/>
+          <w:lang w:val="en-US"/>
+        </w:rPr>
+        <w:t xml:space="preserve">: </w:t>
+      </w:r>
+      <w:r>
+        <w:rPr>
+          <w:sz w:val="24"/>
+          <w:szCs w:val="24"/>
+        </w:rPr>
+        <w:t>Информационные</w:t>
+      </w:r>
+      <w:r>
+        <w:rPr>
+          <w:sz w:val="24"/>
+          <w:szCs w:val="24"/>
+          <w:lang w:val="en-US"/>
+        </w:rPr>
+        <w:t xml:space="preserve"> </w:t>
+      </w:r>
+      <w:r>
+        <w:rPr>
+          <w:sz w:val="24"/>
+          <w:szCs w:val="24"/>
+        </w:rPr>
+        <w:t>технологии</w:t>
+      </w:r>
+      <w:r>
+        <w:rPr>
+          <w:sz w:val="24"/>
+          <w:szCs w:val="24"/>
+          <w:lang w:val="en-US"/>
+        </w:rPr>
+        <w:t xml:space="preserve">. – 2025. – </w:t>
+      </w:r>
+      <w:r>
+        <w:rPr>
+          <w:sz w:val="24"/>
+          <w:szCs w:val="24"/>
+        </w:rPr>
+        <w:t>Т</w:t>
+      </w:r>
+      <w:r>
+        <w:rPr>
+          <w:sz w:val="24"/>
+          <w:szCs w:val="24"/>
+          <w:lang w:val="en-US"/>
+        </w:rPr>
+        <w:t xml:space="preserve">. 23, № 3. – </w:t>
+      </w:r>
+      <w:r>
+        <w:rPr>
+          <w:sz w:val="24"/>
+          <w:szCs w:val="24"/>
+        </w:rPr>
+        <w:t>С</w:t>
+      </w:r>
+      <w:r>
+        <w:rPr>
+          <w:sz w:val="24"/>
+          <w:szCs w:val="24"/>
+          <w:lang w:val="en-US"/>
+        </w:rPr>
+        <w:t>. 23–31. https://doi.org/10.25205/1818-7900-2025-23-3-23-31</w:t>
       </w:r>
     </w:p>
     <w:p>
@@ -982,164 +998,117 @@
         <w:spacing w:after="120" w:line="360" w:lineRule="auto"/>
         <w:ind w:left="567" w:hanging="567"/>
         <w:rPr>
-          <w:rFonts w:ascii="Times New Roman" w:hAnsi="Times New Roman" w:cs="Times New Roman"/>
-        </w:rPr>
-      </w:pPr>
-      <w:r>
-        <w:rPr>
-          <w:rFonts w:ascii="Times New Roman" w:hAnsi="Times New Roman" w:cs="Times New Roman"/>
-          <w:sz w:val="24"/>
-          <w:szCs w:val="24"/>
-        </w:rPr>
-        <w:t xml:space="preserve">[3]</w:t>
-      </w:r>
-      <w:r>
-        <w:rPr>
-          <w:rFonts w:ascii="Times New Roman" w:hAnsi="Times New Roman" w:cs="Times New Roman"/>
-          <w:sz w:val="24"/>
-          <w:szCs w:val="24"/>
+          <w:lang w:val="en-US"/>
+        </w:rPr>
+      </w:pPr>
+      <w:r>
+        <w:rPr>
+          <w:sz w:val="24"/>
+          <w:szCs w:val="24"/>
+          <w:lang w:val="en-US"/>
+        </w:rPr>
+        <w:t>[3]</w:t>
+      </w:r>
+      <w:r>
+        <w:rPr>
+          <w:sz w:val="24"/>
+          <w:szCs w:val="24"/>
+          <w:lang w:val="en-US"/>
         </w:rPr>
         <w:tab/>
-      </w:r>
-      <w:r>
-        <w:rPr>
-          <w:rFonts w:ascii="Times New Roman" w:hAnsi="Times New Roman" w:cs="Times New Roman"/>
-          <w:sz w:val="24"/>
-          <w:szCs w:val="24"/>
-        </w:rPr>
-        <w:t xml:space="preserve">Grinberg, M. Flask Web Development: Developing Web Applications with Python [Text]. – 2nd ed. – Sebastopol : O'Reilly Media, 2018. – 276 p.</w:t>
+        <w:t>Grinberg, M. Flask Web Development: Developing Web Applications with Python [Text]. – 2nd ed. – Sebastopol : O'Reilly Media, 2018. – 276 p.</w:t>
       </w:r>
     </w:p>
     <w:p>
       <w:pPr>
         <w:spacing w:after="120" w:line="360" w:lineRule="auto"/>
         <w:ind w:left="567" w:hanging="567"/>
-        <w:rPr>
-          <w:rFonts w:ascii="Times New Roman" w:hAnsi="Times New Roman" w:cs="Times New Roman"/>
-        </w:rPr>
-      </w:pPr>
-      <w:r>
-        <w:rPr>
-          <w:rFonts w:ascii="Times New Roman" w:hAnsi="Times New Roman" w:cs="Times New Roman"/>
-          <w:sz w:val="24"/>
-          <w:szCs w:val="24"/>
-        </w:rPr>
-        <w:t xml:space="preserve">[4]</w:t>
-      </w:r>
-      <w:r>
-        <w:rPr>
-          <w:rFonts w:ascii="Times New Roman" w:hAnsi="Times New Roman" w:cs="Times New Roman"/>
+      </w:pPr>
+      <w:r>
+        <w:rPr>
+          <w:sz w:val="24"/>
+          <w:szCs w:val="24"/>
+        </w:rPr>
+        <w:t>[4]</w:t>
+      </w:r>
+      <w:r>
+        <w:rPr>
           <w:sz w:val="24"/>
           <w:szCs w:val="24"/>
         </w:rPr>
         <w:tab/>
-      </w:r>
-      <w:r>
-        <w:rPr>
-          <w:rFonts w:ascii="Times New Roman" w:hAnsi="Times New Roman" w:cs="Times New Roman"/>
-          <w:sz w:val="24"/>
-          <w:szCs w:val="24"/>
-        </w:rPr>
-        <w:t xml:space="preserve">Ramírez, S. FastAPI Documentation [Электронный ресурс]. – 2024. – Режим доступа: https://fastapi.tiangolo.com (дата обращения: 17.09.2026).</w:t>
+        <w:t>Ramírez, S. FastAPI Documentation [Электронный ресурс]. – 2024. – Режим доступа: https://fastapi.tiangolo.com (дата обращения: 17.09.2026).</w:t>
       </w:r>
     </w:p>
     <w:p>
       <w:pPr>
         <w:spacing w:after="120" w:line="360" w:lineRule="auto"/>
         <w:ind w:left="567" w:hanging="567"/>
-        <w:rPr>
-          <w:rFonts w:ascii="Times New Roman" w:hAnsi="Times New Roman" w:cs="Times New Roman"/>
-        </w:rPr>
-      </w:pPr>
-      <w:r>
-        <w:rPr>
-          <w:rFonts w:ascii="Times New Roman" w:hAnsi="Times New Roman" w:cs="Times New Roman"/>
-          <w:sz w:val="24"/>
-          <w:szCs w:val="24"/>
-        </w:rPr>
-        <w:t xml:space="preserve">[5]</w:t>
-      </w:r>
-      <w:r>
-        <w:rPr>
-          <w:rFonts w:ascii="Times New Roman" w:hAnsi="Times New Roman" w:cs="Times New Roman"/>
+      </w:pPr>
+      <w:r>
+        <w:rPr>
+          <w:sz w:val="24"/>
+          <w:szCs w:val="24"/>
+        </w:rPr>
+        <w:t>[5]</w:t>
+      </w:r>
+      <w:r>
+        <w:rPr>
           <w:sz w:val="24"/>
           <w:szCs w:val="24"/>
         </w:rPr>
         <w:tab/>
-      </w:r>
-      <w:r>
-        <w:rPr>
-          <w:rFonts w:ascii="Times New Roman" w:hAnsi="Times New Roman" w:cs="Times New Roman"/>
-          <w:sz w:val="24"/>
-          <w:szCs w:val="24"/>
-        </w:rPr>
-        <w:t xml:space="preserve">Макаров, И. С. Влияние асинхронных и многопоточных моделей обработки запросов на производительность серверных веб-приложений [Электронный ресурс] / И. С. Макаров, Д. В. Ларин, Е. Г. Воробьева, Д. П. Емелин, Д. А. Карташов // CyberLeninka. – 2025. – Режим доступа: https://cyberleninka.ru/article/n/vliyanie-asinhronnyh-i-mnogopotochnyh-modeley-obrabotki-zaprosov-na-proizvoditelnost-servernyh-veb-prilozheniy/pdf (дата обращения: 17.09.2026).</w:t>
+        <w:t>Макаров, И. С. Влияние асинхронных и многопоточных моделей обработки запросов на производительность серверных веб-приложений [Электронный ресурс] / И. С. Макаров, Д. В. Ларин, Е. Г. Воробьева, Д. П. Емелин, Д. А. Карташов // CyberLeninka. – 2025. – Режим доступа: https://cyberleninka.ru/article/n/vliyanie-asinhronnyh-i-mnogopotochnyh-modeley-obrabotki-zaprosov-na-proizvoditelnost-servernyh-veb-prilozheniy/pdf (дата обращения: 17.09.2026).</w:t>
       </w:r>
     </w:p>
     <w:p>
       <w:pPr>
         <w:spacing w:after="120" w:line="360" w:lineRule="auto"/>
         <w:ind w:left="567" w:hanging="567"/>
-        <w:rPr>
-          <w:rFonts w:ascii="Times New Roman" w:hAnsi="Times New Roman" w:cs="Times New Roman"/>
-        </w:rPr>
-      </w:pPr>
-      <w:r>
-        <w:rPr>
-          <w:rFonts w:ascii="Times New Roman" w:hAnsi="Times New Roman" w:cs="Times New Roman"/>
-          <w:sz w:val="24"/>
-          <w:szCs w:val="24"/>
-        </w:rPr>
-        <w:t xml:space="preserve">[6]</w:t>
-      </w:r>
-      <w:r>
-        <w:rPr>
-          <w:rFonts w:ascii="Times New Roman" w:hAnsi="Times New Roman" w:cs="Times New Roman"/>
+      </w:pPr>
+      <w:r>
+        <w:rPr>
+          <w:sz w:val="24"/>
+          <w:szCs w:val="24"/>
+        </w:rPr>
+        <w:t>[6]</w:t>
+      </w:r>
+      <w:r>
+        <w:rPr>
           <w:sz w:val="24"/>
           <w:szCs w:val="24"/>
         </w:rPr>
         <w:tab/>
-      </w:r>
-      <w:r>
-        <w:rPr>
-          <w:rFonts w:ascii="Times New Roman" w:hAnsi="Times New Roman" w:cs="Times New Roman"/>
-          <w:sz w:val="24"/>
-          <w:szCs w:val="24"/>
-        </w:rPr>
-        <w:t xml:space="preserve">Савостин, П. А. Практическое применение асинхронного программирования на языке Python при помощи пакета asyncio [Электронный ресурс] // CyberLeninka. – 2018. – Режим доступа: https://cyberleninka.ru/article/n/prakticheskoe-primenenie-asinhronnogo-programmirovaniya-na-yazyke-python-pri-pomoschi-paketa-asyncio (дата обращения: 17.09.2026).</w:t>
+        <w:t xml:space="preserve">Савостин, П. А. Практическое применение асинхронного программирования на языке Python при помощи пакета asyncio [Электронный ресурс] // CyberLeninka. – 2018. – </w:t>
+      </w:r>
+      <w:r>
+        <w:rPr>
+          <w:sz w:val="24"/>
+          <w:szCs w:val="24"/>
+        </w:rPr>
+        <w:lastRenderedPageBreak/>
+        <w:t>Режим доступа: https://cyberleninka.ru/article/n/prakticheskoe-primenenie-asinhronnogo-programmirovaniya-na-yazyke-python-pri-pomoschi-paketa-asyncio (дата обращения: 17.09.2026).</w:t>
       </w:r>
     </w:p>
     <w:p>
       <w:pPr>
         <w:spacing w:after="120" w:line="360" w:lineRule="auto"/>
         <w:ind w:left="567" w:hanging="567"/>
-        <w:rPr>
-          <w:rFonts w:ascii="Times New Roman" w:hAnsi="Times New Roman" w:cs="Times New Roman"/>
-        </w:rPr>
-      </w:pPr>
-      <w:r>
-        <w:rPr>
-          <w:rFonts w:ascii="Times New Roman" w:hAnsi="Times New Roman" w:cs="Times New Roman"/>
-          <w:sz w:val="24"/>
-          <w:szCs w:val="24"/>
-        </w:rPr>
-        <w:t xml:space="preserve">[7]</w:t>
-      </w:r>
-      <w:r>
-        <w:rPr>
-          <w:rFonts w:ascii="Times New Roman" w:hAnsi="Times New Roman" w:cs="Times New Roman"/>
+      </w:pPr>
+      <w:r>
+        <w:rPr>
+          <w:sz w:val="24"/>
+          <w:szCs w:val="24"/>
+        </w:rPr>
+        <w:t>[7]</w:t>
+      </w:r>
+      <w:r>
+        <w:rPr>
           <w:sz w:val="24"/>
           <w:szCs w:val="24"/>
         </w:rPr>
         <w:tab/>
-      </w:r>
-      <w:r>
-        <w:rPr>
-          <w:rFonts w:ascii="Times New Roman" w:hAnsi="Times New Roman" w:cs="Times New Roman"/>
-          <w:sz w:val="24"/>
-          <w:szCs w:val="24"/>
-        </w:rPr>
-        <w:t xml:space="preserve">Нуркаев, Р. Управление API-шлюзом на основе архитектуры микросервиса [Электронный ресурс] // CyberLeninka. – 2023. – Режим доступа: https://cyberleninka.ru/article/n/upravlenie-api-shlyuzom-na-osnove-arhitektury-mikroservisa (дата обращения: 17.09.2026).</w:t>
+        <w:t>Нуркаев, Р. Управление API-шлюзом на основе архитектуры микросервиса [Электронный ресурс] // CyberLeninka. – 2023. – Режим доступа: https://cyberleninka.ru/article/n/upravlenie-api-shlyuzom-na-osnove-arhitektury-mikroservisa (дата обращения: 17.09.2026).</w:t>
       </w:r>
     </w:p>
     <w:p>
@@ -1147,32 +1116,25 @@
         <w:spacing w:after="120" w:line="360" w:lineRule="auto"/>
         <w:ind w:left="567" w:hanging="567"/>
         <w:rPr>
-          <w:rFonts w:ascii="Times New Roman" w:hAnsi="Times New Roman" w:cs="Times New Roman"/>
-        </w:rPr>
-      </w:pPr>
-      <w:r>
-        <w:rPr>
-          <w:rFonts w:ascii="Times New Roman" w:hAnsi="Times New Roman" w:cs="Times New Roman"/>
-          <w:sz w:val="24"/>
-          <w:szCs w:val="24"/>
-        </w:rPr>
-        <w:t xml:space="preserve">[8]</w:t>
-      </w:r>
-      <w:r>
-        <w:rPr>
-          <w:rFonts w:ascii="Times New Roman" w:hAnsi="Times New Roman" w:cs="Times New Roman"/>
-          <w:sz w:val="24"/>
-          <w:szCs w:val="24"/>
+          <w:lang w:val="en-US"/>
+        </w:rPr>
+      </w:pPr>
+      <w:r>
+        <w:rPr>
+          <w:sz w:val="24"/>
+          <w:szCs w:val="24"/>
+          <w:lang w:val="en-US"/>
+        </w:rPr>
+        <w:t>[8]</w:t>
+      </w:r>
+      <w:r>
+        <w:rPr>
+          <w:sz w:val="24"/>
+          <w:szCs w:val="24"/>
+          <w:lang w:val="en-US"/>
         </w:rPr>
         <w:tab/>
-      </w:r>
-      <w:r>
-        <w:rPr>
-          <w:rFonts w:ascii="Times New Roman" w:hAnsi="Times New Roman" w:cs="Times New Roman"/>
-          <w:sz w:val="24"/>
-          <w:szCs w:val="24"/>
-        </w:rPr>
-        <w:t xml:space="preserve">Paszke, A. PyTorch: An Imperative Style, High-Performance Deep Learning Library [Text] / A. Paszke, S. Gross, F. Massa et al. // Advances in Neural Information Processing Systems. – 2019. – Vol. 32. – P. 8024–8035.</w:t>
+        <w:t>Paszke, A. PyTorch: An Imperative Style, High-Performance Deep Learning Library [Text] / A. Paszke, S. Gross, F. Massa et al. // Advances in Neural Information Processing Systems. – 2019. – Vol. 32. – P. 8024–8035.</w:t>
       </w:r>
     </w:p>
     <w:p>
@@ -1180,32 +1142,25 @@
         <w:spacing w:after="120" w:line="360" w:lineRule="auto"/>
         <w:ind w:left="567" w:hanging="567"/>
         <w:rPr>
-          <w:rFonts w:ascii="Times New Roman" w:hAnsi="Times New Roman" w:cs="Times New Roman"/>
-        </w:rPr>
-      </w:pPr>
-      <w:r>
-        <w:rPr>
-          <w:rFonts w:ascii="Times New Roman" w:hAnsi="Times New Roman" w:cs="Times New Roman"/>
-          <w:sz w:val="24"/>
-          <w:szCs w:val="24"/>
-        </w:rPr>
-        <w:t xml:space="preserve">[9]</w:t>
-      </w:r>
-      <w:r>
-        <w:rPr>
-          <w:rFonts w:ascii="Times New Roman" w:hAnsi="Times New Roman" w:cs="Times New Roman"/>
-          <w:sz w:val="24"/>
-          <w:szCs w:val="24"/>
+          <w:lang w:val="en-US"/>
+        </w:rPr>
+      </w:pPr>
+      <w:r>
+        <w:rPr>
+          <w:sz w:val="24"/>
+          <w:szCs w:val="24"/>
+          <w:lang w:val="en-US"/>
+        </w:rPr>
+        <w:t>[9]</w:t>
+      </w:r>
+      <w:r>
+        <w:rPr>
+          <w:sz w:val="24"/>
+          <w:szCs w:val="24"/>
+          <w:lang w:val="en-US"/>
         </w:rPr>
         <w:tab/>
-      </w:r>
-      <w:r>
-        <w:rPr>
-          <w:rFonts w:ascii="Times New Roman" w:hAnsi="Times New Roman" w:cs="Times New Roman"/>
-          <w:sz w:val="24"/>
-          <w:szCs w:val="24"/>
-        </w:rPr>
-        <w:t xml:space="preserve">Dean, J. The tail at scale [Text] / J. Dean, L. A. Barroso // Communications of the ACM. – 2013. – Vol. 56, No. 2. – P. 74–80. https://doi.org/10.1145/2408776.2408794</w:t>
+        <w:t>Dean, J. The tail at scale [Text] / J. Dean, L. A. Barroso // Communications of the ACM. – 2013. – Vol. 56, No. 2. – P. 74–80. https://doi.org/10.1145/2408776.2408794</w:t>
       </w:r>
     </w:p>
     <w:sectPr>
@@ -1306,11 +1261,127 @@
       </w:pPr>
     </w:lvl>
   </w:abstractNum>
+  <w:abstractNum w:abstractNumId="1" w15:restartNumberingAfterBreak="0">
+    <w:nsid w:val="490929CF"/>
+    <w:multiLevelType w:val="hybridMultilevel"/>
+    <w:tmpl w:val="3FC02C56"/>
+    <w:lvl w:ilvl="0" w:tplc="04190001">
+      <w:start w:val="1"/>
+      <w:numFmt w:val="bullet"/>
+      <w:lvlText w:val=""/>
+      <w:lvlJc w:val="left"/>
+      <w:pPr>
+        <w:ind w:left="1080" w:hanging="360"/>
+      </w:pPr>
+      <w:rPr>
+        <w:rFonts w:ascii="Symbol" w:hAnsi="Symbol" w:hint="default"/>
+      </w:rPr>
+    </w:lvl>
+    <w:lvl w:ilvl="1" w:tplc="04190003" w:tentative="1">
+      <w:start w:val="1"/>
+      <w:numFmt w:val="bullet"/>
+      <w:lvlText w:val="o"/>
+      <w:lvlJc w:val="left"/>
+      <w:pPr>
+        <w:ind w:left="1800" w:hanging="360"/>
+      </w:pPr>
+      <w:rPr>
+        <w:rFonts w:ascii="Courier New" w:hAnsi="Courier New" w:cs="Courier New" w:hint="default"/>
+      </w:rPr>
+    </w:lvl>
+    <w:lvl w:ilvl="2" w:tplc="04190005" w:tentative="1">
+      <w:start w:val="1"/>
+      <w:numFmt w:val="bullet"/>
+      <w:lvlText w:val=""/>
+      <w:lvlJc w:val="left"/>
+      <w:pPr>
+        <w:ind w:left="2520" w:hanging="360"/>
+      </w:pPr>
+      <w:rPr>
+        <w:rFonts w:ascii="Wingdings" w:hAnsi="Wingdings" w:hint="default"/>
+      </w:rPr>
+    </w:lvl>
+    <w:lvl w:ilvl="3" w:tplc="04190001" w:tentative="1">
+      <w:start w:val="1"/>
+      <w:numFmt w:val="bullet"/>
+      <w:lvlText w:val=""/>
+      <w:lvlJc w:val="left"/>
+      <w:pPr>
+        <w:ind w:left="3240" w:hanging="360"/>
+      </w:pPr>
+      <w:rPr>
+        <w:rFonts w:ascii="Symbol" w:hAnsi="Symbol" w:hint="default"/>
+      </w:rPr>
+    </w:lvl>
+    <w:lvl w:ilvl="4" w:tplc="04190003" w:tentative="1">
+      <w:start w:val="1"/>
+      <w:numFmt w:val="bullet"/>
+      <w:lvlText w:val="o"/>
+      <w:lvlJc w:val="left"/>
+      <w:pPr>
+        <w:ind w:left="3960" w:hanging="360"/>
+      </w:pPr>
+      <w:rPr>
+        <w:rFonts w:ascii="Courier New" w:hAnsi="Courier New" w:cs="Courier New" w:hint="default"/>
+      </w:rPr>
+    </w:lvl>
+    <w:lvl w:ilvl="5" w:tplc="04190005" w:tentative="1">
+      <w:start w:val="1"/>
+      <w:numFmt w:val="bullet"/>
+      <w:lvlText w:val=""/>
+      <w:lvlJc w:val="left"/>
+      <w:pPr>
+        <w:ind w:left="4680" w:hanging="360"/>
+      </w:pPr>
+      <w:rPr>
+        <w:rFonts w:ascii="Wingdings" w:hAnsi="Wingdings" w:hint="default"/>
+      </w:rPr>
+    </w:lvl>
+    <w:lvl w:ilvl="6" w:tplc="04190001" w:tentative="1">
+      <w:start w:val="1"/>
+      <w:numFmt w:val="bullet"/>
+      <w:lvlText w:val=""/>
+      <w:lvlJc w:val="left"/>
+      <w:pPr>
+        <w:ind w:left="5400" w:hanging="360"/>
+      </w:pPr>
+      <w:rPr>
+        <w:rFonts w:ascii="Symbol" w:hAnsi="Symbol" w:hint="default"/>
+      </w:rPr>
+    </w:lvl>
+    <w:lvl w:ilvl="7" w:tplc="04190003" w:tentative="1">
+      <w:start w:val="1"/>
+      <w:numFmt w:val="bullet"/>
+      <w:lvlText w:val="o"/>
+      <w:lvlJc w:val="left"/>
+      <w:pPr>
+        <w:ind w:left="6120" w:hanging="360"/>
+      </w:pPr>
+      <w:rPr>
+        <w:rFonts w:ascii="Courier New" w:hAnsi="Courier New" w:cs="Courier New" w:hint="default"/>
+      </w:rPr>
+    </w:lvl>
+    <w:lvl w:ilvl="8" w:tplc="04190005" w:tentative="1">
+      <w:start w:val="1"/>
+      <w:numFmt w:val="bullet"/>
+      <w:lvlText w:val=""/>
+      <w:lvlJc w:val="left"/>
+      <w:pPr>
+        <w:ind w:left="6840" w:hanging="360"/>
+      </w:pPr>
+      <w:rPr>
+        <w:rFonts w:ascii="Wingdings" w:hAnsi="Wingdings" w:hint="default"/>
+      </w:rPr>
+    </w:lvl>
+  </w:abstractNum>
   <w:num w:numId="1" w16cid:durableId="819462320">
     <w:abstractNumId w:val="0"/>
     <w:lvlOverride w:ilvl="0">
       <w:startOverride w:val="1"/>
     </w:lvlOverride>
+  </w:num>
+  <w:num w:numId="2" w16cid:durableId="1587759991">
+    <w:abstractNumId w:val="1"/>
   </w:num>
 </w:numbering>
 </file>
@@ -1795,7 +1866,6 @@
   <w:style w:type="character" w:default="1" w:styleId="a0">
     <w:name w:val="Default Paragraph Font"/>
     <w:uiPriority w:val="1"/>
-    <w:semiHidden/>
     <w:unhideWhenUsed/>
   </w:style>
   <w:style w:type="table" w:default="1" w:styleId="a1">

--- a/docs/Статья ИИАСУ Синявский СД.docx
+++ b/docs/Статья ИИАСУ Синявский СД.docx
@@ -195,6 +195,7 @@
     <w:p>
       <w:pPr>
         <w:spacing w:before="240" w:line="360" w:lineRule="auto"/>
+        <w:ind w:firstLine="709"/>
         <w:jc w:val="both"/>
       </w:pPr>
       <w:r>
@@ -211,138 +212,7 @@
           <w:sz w:val="24"/>
           <w:szCs w:val="24"/>
         </w:rPr>
-        <w:t>Современные веб-приложения обрабатывают запросы существенно разного профиля: часть операций носит преимущественно вычислительный (CPU-bound) характер, другие интенсивно используют ввод-вывод (I/O-bound) — обращения к базам данных, внешним API, файловой системе. На практике команда разработки обычно ограничивается выбором одного движка на всё приложение целиком, что является субоптимальным решением при разнородном входящем потоке; в промышленных распределённых системах для решения аналогичной проблемы применяются адаптивные алгоритмы балансировки нагрузки [1, 2]. Синхронные программные каркасы, например Flask, обрабатывают каждый запрос в отдельном потоке операционной системы [3]; асинхронные решения, например FastAPI, эффективно распоряжаются ресурсами CPU в условиях длительного ожидания ввода-вывода за счёт однопоточного event loop [4], но чувствительны к попаданию в этот event loop CPU-интенсивных задач, блокирующих обработку всех остальных конкурентных запросов [5].</w:t>
-      </w:r>
-    </w:p>
-    <w:p>
-      <w:pPr>
-        <w:spacing w:line="360" w:lineRule="auto"/>
-        <w:ind w:firstLine="709"/>
-        <w:jc w:val="both"/>
-      </w:pPr>
-      <w:r>
-        <w:rPr>
-          <w:b/>
-          <w:bCs/>
-          <w:sz w:val="24"/>
-          <w:szCs w:val="24"/>
-        </w:rPr>
-        <w:t>Цель</w:t>
-      </w:r>
-      <w:r>
-        <w:rPr>
-          <w:sz w:val="24"/>
-          <w:szCs w:val="24"/>
-        </w:rPr>
-        <w:t xml:space="preserve"> настоящего исследования — оценка практической целесообразности адаптивной маршрутизации HTTP-запросов между синхронным и асинхронным веб-движками на основе обученного классификатора нагрузки. Для достижения цели решались следующие задачи:</w:t>
-      </w:r>
-    </w:p>
-    <w:p>
-      <w:pPr>
-        <w:spacing w:after="60" w:line="360" w:lineRule="auto"/>
-        <w:ind w:left="360"/>
-        <w:jc w:val="both"/>
-      </w:pPr>
-      <w:r>
-        <w:rPr>
-          <w:sz w:val="24"/>
-          <w:szCs w:val="24"/>
-        </w:rPr>
-        <w:lastRenderedPageBreak/>
-        <w:t xml:space="preserve">- </w:t>
-      </w:r>
-      <w:r>
-        <w:rPr>
-          <w:sz w:val="24"/>
-          <w:szCs w:val="24"/>
-        </w:rPr>
-        <w:t>реализовать экспериментальный шлюз, принимающий решение о маршрутизации каждого запроса на основе признаков нагрузки;</w:t>
-      </w:r>
-    </w:p>
-    <w:p>
-      <w:pPr>
-        <w:spacing w:after="60" w:line="360" w:lineRule="auto"/>
-        <w:ind w:left="360"/>
-        <w:jc w:val="both"/>
-      </w:pPr>
-      <w:r>
-        <w:rPr>
-          <w:sz w:val="24"/>
-          <w:szCs w:val="24"/>
-        </w:rPr>
-        <w:t xml:space="preserve">- </w:t>
-      </w:r>
-      <w:r>
-        <w:rPr>
-          <w:sz w:val="24"/>
-          <w:szCs w:val="24"/>
-        </w:rPr>
-        <w:t>обучить нейросетевой классификатор, предсказывающий движок, оптимальный для конкретного запроса;</w:t>
-      </w:r>
-    </w:p>
-    <w:p>
-      <w:pPr>
-        <w:spacing w:after="60" w:line="360" w:lineRule="auto"/>
-        <w:ind w:left="360"/>
-        <w:jc w:val="both"/>
-      </w:pPr>
-      <w:r>
-        <w:rPr>
-          <w:sz w:val="24"/>
-          <w:szCs w:val="24"/>
-        </w:rPr>
-        <w:t xml:space="preserve">- </w:t>
-      </w:r>
-      <w:r>
-        <w:rPr>
-          <w:sz w:val="24"/>
-          <w:szCs w:val="24"/>
-        </w:rPr>
-        <w:t>экспериментально проверить гипотезу о приросте пропускной способности и снижении задержки при адаптивной маршрутизации;</w:t>
-      </w:r>
-    </w:p>
-    <w:p>
-      <w:pPr>
-        <w:spacing w:after="60" w:line="360" w:lineRule="auto"/>
-        <w:ind w:left="360"/>
-        <w:jc w:val="both"/>
-      </w:pPr>
-      <w:r>
-        <w:rPr>
-          <w:sz w:val="24"/>
-          <w:szCs w:val="24"/>
-        </w:rPr>
-        <w:t xml:space="preserve">- </w:t>
-      </w:r>
-      <w:r>
-        <w:rPr>
-          <w:sz w:val="24"/>
-          <w:szCs w:val="24"/>
-        </w:rPr>
-        <w:t>локализовать физический механизм наблюдаемого эффекта.</w:t>
-      </w:r>
-    </w:p>
-    <w:p>
-      <w:pPr>
-        <w:spacing w:line="360" w:lineRule="auto"/>
-        <w:ind w:firstLine="709"/>
-        <w:jc w:val="both"/>
-      </w:pPr>
-      <w:r>
-        <w:rPr>
-          <w:b/>
-          <w:bCs/>
-          <w:sz w:val="24"/>
-          <w:szCs w:val="24"/>
-        </w:rPr>
-        <w:t>Гипотеза</w:t>
-      </w:r>
-      <w:r>
-        <w:rPr>
-          <w:sz w:val="24"/>
-          <w:szCs w:val="24"/>
-        </w:rPr>
-        <w:t xml:space="preserve"> исследования: адаптивная маршрутизация запросов, основанная на обученном классификаторе, обеспечивает прирост пропускной способности не менее чем на 25% и снижение задержки в 1,8–2,2 раза относительно любого одиночного движка при конкурентной нагрузке от 10 до 200 запросов в секунду — при условии, что входящий поток гетерогенен по типу запросов, поскольку на однородном потоке движки обрабатывают любой запрос одинаково быстро и выигрыш невозможен в принципе.</w:t>
+        <w:t xml:space="preserve">Веб-приложения обрабатывают запросы разного профиля: часть операций вычислительная, часть сводится к ожиданию ответа внешних систем. Синхронная и асинхронная модели отвечают им по-разному, однако выбор между ними делается при проектировании и применяется ко всему трафику. Промышленные балансировщики распределяют запросы по кругу или по числу соединений и природу запроса не учитывают [1, 2]. Отсюда вопрос: даёт ли распределение запросов между движками разного типа по оценке нагрузки каждого запроса выигрыш, оправдывающий усложнение инфраструктуры, и при каких условиях.</w:t>
       </w:r>
     </w:p>
     <w:p>
@@ -358,14 +228,14 @@
           <w:sz w:val="24"/>
           <w:szCs w:val="24"/>
         </w:rPr>
-        <w:t xml:space="preserve">Синхронная и асинхронная модели обработки запросов. </w:t>
-      </w:r>
-      <w:r>
-        <w:rPr>
-          <w:sz w:val="24"/>
-          <w:szCs w:val="24"/>
-        </w:rPr>
-        <w:t>Синхронная модель (Flask, threaded-режим WSGI-сервера) обслуживает каждое соединение в отдельном потоке ОС. При выполнении CPU-bound операции глобальная блокировка интерпретатора (GIL) переключается между потоками каждые ~5 мс [5], поэтому ни один запрос не блокируется полностью — все потоки продвигаются, пусть и с конкуренцией за процессор. Асинхронная модель (FastAPI/uvicorn) обслуживает все соединения одним event loop в одном потоке: пока выполняется корутина, event loop не может переключиться на обработку другого запроса, если только корутина не отдаёт управление через await [6]. Если в event loop попадает синхронная CPU-bound операция без вынесения в executor — распространённая на практике ошибка [6] — event loop останавливается полностью на всё время её выполнения, и все остальные конкурентные запросы, включая лёгкие I/O-bound, простаивают. Это ключевая архитектурная асимметрия, которую эксплуатирует адаптивная маршрутизация: направлять CPU-bound запросы на синхронный движок, а I/O-bound — на асинхронный.</w:t>
+        <w:t xml:space="preserve">Цель, задачи и гипотеза. </w:t>
+      </w:r>
+      <w:r>
+        <w:rPr>
+          <w:sz w:val="24"/>
+          <w:szCs w:val="24"/>
+        </w:rPr>
+        <w:t xml:space="preserve">Цель — оценка практической целесообразности адаптивной маршрутизации HTTP-запросов между синхронным и асинхронным веб-движками на основе классификатора нагрузки. Задачи: измерить, чем физически различаются движки при обработке одного запроса; установить, по каким наблюдаемым признакам предсказуемы нагрузочные свойства запроса; сравнить такую маршрутизацию с одиночными движками и балансировкой по загрузке при разных уровнях нагрузки и составах потока; локализовать механизм эффекта и определить границы применимости. Гипотеза: маршрутизация повышает пропускную способность и снижает среднюю задержку относительно лучшего одиночного движка при разнородном потоке и не даёт выигрыша при однородном.</w:t>
       </w:r>
     </w:p>
     <w:p>
@@ -381,22 +251,14 @@
           <w:sz w:val="24"/>
           <w:szCs w:val="24"/>
         </w:rPr>
-        <w:t xml:space="preserve">Архитектура прототипа. </w:t>
-      </w:r>
-      <w:r>
-        <w:rPr>
-          <w:sz w:val="24"/>
-          <w:szCs w:val="24"/>
-        </w:rPr>
-        <w:t xml:space="preserve">Прототип состоит из трёх независимых процессов: backend-сервисов на Flask (:5000) и FastAPI (:8000) и API-шлюза (:9000) [7] на FastAPI с асинхронным HTTP-клиентом httpx. Тип имитируемой работы каждого запроса — I/O-ожидание либо настоящее CPU-bound вычисление (busy-loop) — определяется его собственным параметром io_intensity: при io_intensity ≥ 0,15 выполняется I/O-ожидание (time.sleep/asyncio.sleep), иначе выполняется busy-loop; в FastAPI busy-loop намеренно выполняется напрямую внутри async-хендлера, без вынесения в executor, воспроизводя реалистичный сценарий блокировки event </w:t>
-      </w:r>
-      <w:r>
-        <w:rPr>
-          <w:sz w:val="24"/>
-          <w:szCs w:val="24"/>
-        </w:rPr>
-        <w:lastRenderedPageBreak/>
-        <w:t>loop. Управляющий компонент AdaptiveRouter содержит полносвязную нейросетевую модель (PyTorch, архитектура 3–16–8–1, ReLU, сигмоида на выходе [8]), которая по трём признакам запроса (load, io_intensity, cpu_usage) предсказывает вероятность того, что запрос I/O-bound, и направляет его на FastAPI либо Flask. Разметка обучающих данных физически привязана к тому же правилу, что определяет поведение бэкендов (io_intensity ≥ 0,15 → FastAPI, иначе — Flask), а не задана произвольно. Обучение производилось на 10000 синтетических записях (random_state=42); точность на отложенной выборке составила 99,7%, среднее время принятия решения — менее 2 мс, что исключает модель как источник узких мест.</w:t>
+        <w:t xml:space="preserve">Синхронная и асинхронная модели обработки. </w:t>
+      </w:r>
+      <w:r>
+        <w:rPr>
+          <w:sz w:val="24"/>
+          <w:szCs w:val="24"/>
+        </w:rPr>
+        <w:t xml:space="preserve">Синхронная модель (Flask в режиме threaded) обслуживает каждое соединение отдельным потоком операционной системы [3]. Вычисление в одном потоке не останавливает остальные: планировщик переключает их каждые несколько миллисекунд, а операции, реализованные на C — хеширование, кодирование изображений, обращения к СУБД, — освобождают глобальную блокировку интерпретатора и выполняются параллельно [5]. Асинхронная модель (FastAPI поверх uvicorn) обслуживает все соединения единственным циклом событий [4]: ожидание ввода-вывода обходится дёшево, но вычисление выполняется неделимо и на всё своё время останавливает обработку остальных запросов [6].</w:t>
       </w:r>
     </w:p>
     <w:p>
@@ -412,14 +274,14 @@
           <w:sz w:val="24"/>
           <w:szCs w:val="24"/>
         </w:rPr>
-        <w:t xml:space="preserve">Пилотный эксперимент. </w:t>
-      </w:r>
-      <w:r>
-        <w:rPr>
-          <w:sz w:val="24"/>
-          <w:szCs w:val="24"/>
-        </w:rPr>
-        <w:t>Первая версия прототипа эмулировала нагрузку в обоих backend'ах идентичным sleep(0,1) независимо от типа запроса. При такой постановке между Flask и FastAPI физически нет разницы в скорости обработки одного и того же запроса, поэтому у маршрутизации не может быть выигрыша — только фиксированные накладные расходы шлюза (дополнительный сетевой переход и однопоточное принятие решения). Нагрузочное тестирование независимой утилитой hey при конкурентности 10–50 подтвердило это: adaptive оказался медленнее лучшего одиночного движка на 5–56%, гипотеза не подтвердилась. Контрольный замер времени обработки запроса самим backend-сервером (без учёта очередей шлюза) показал, что классификатор корректно определяет целевой движок и backend-серверы функционируют с прежней скоростью — то есть падение пропускной способности обусловлено исключительно архитектурными издержками шлюзового слоя, а не ошибками маршрутизации. Это наблюдение стало основанием для пересмотра модели нагрузки: чтобы у адаптивной маршрутизации в принципе была возможность выиграть, движки должны реально отличаться по тому, как быстро и безопасно они обрабатывают разные типы запросов.</w:t>
+        <w:t xml:space="preserve">Экспериментальный стенд. </w:t>
+      </w:r>
+      <w:r>
+        <w:rPr>
+          <w:sz w:val="24"/>
+          <w:szCs w:val="24"/>
+        </w:rPr>
+        <w:t xml:space="preserve">Стенд состоит из синхронного и асинхронного движков, внешнего сервиса, к которому оба обращаются при операциях ввода-вывода, и шлюза [7], принимающего решение по каждому запросу. Нагрузка не эмулируется: хеширование PBKDF2, кодирование изображения в JPEG, сортировка массива, чтение СУБД, обращение по сети. Определены шесть маршрутов, причём объём работы задаётся не маршрутом, а параметром запроса, который шлюз видит в строке запроса, не обращаясь к бизнес-логике. Значения параметра распределены логарифмически равномерно со смещением к малым, как в реальном трафике. Каждый движок выполняется в одном процессе, все замеры проведены на одной машине.</w:t>
       </w:r>
     </w:p>
     <w:p>
@@ -427,10 +289,6 @@
         <w:spacing w:before="240" w:line="360" w:lineRule="auto"/>
         <w:ind w:firstLine="709"/>
         <w:jc w:val="both"/>
-        <w:rPr>
-          <w:sz w:val="24"/>
-          <w:szCs w:val="24"/>
-        </w:rPr>
       </w:pPr>
       <w:r>
         <w:rPr>
@@ -439,14 +297,14 @@
           <w:sz w:val="24"/>
           <w:szCs w:val="24"/>
         </w:rPr>
-        <w:t xml:space="preserve">Основной эксперимент. </w:t>
-      </w:r>
-      <w:r>
-        <w:rPr>
-          <w:sz w:val="24"/>
-          <w:szCs w:val="24"/>
-        </w:rPr>
-        <w:t>Утилита hey отправляет один и тот же payload на все запросы, поэтому для проверки на подлинно перемежающемся смешанном потоке (I/O-bound и CPU-bound запросы конкурируют за один процесс одновременно, а не последовательными фазами) был реализован собственный асинхронный генератор нагрузки на httpx: параллельные клиенты непрерывно отправляют запросы на одну цель, случайно выбирая I/O-bound (70%) или CPU-bound (30%) payload. На одном и том же потоке сравнивались три сценария — adaptive-шлюз, Flask-only и FastAPI-only — при конкурентности 20, 50 и 100. Результаты сведены в таблице 1.</w:t>
+        <w:t xml:space="preserve">Различие движков. </w:t>
+      </w:r>
+      <w:r>
+        <w:rPr>
+          <w:sz w:val="24"/>
+          <w:szCs w:val="24"/>
+        </w:rPr>
+        <w:t xml:space="preserve">Для каждой пары «запрос — движок» измерены собственное время обработки и наибольшая задержка, причинённая лёгким обращениям, шедшим параллельно на тот же движок. Вторая величина и есть блокировка — время, на которое движок недоступен остальным (табл. 1).</w:t>
       </w:r>
     </w:p>
     <w:p>
@@ -456,7 +314,7 @@
         <w:jc w:val="both"/>
       </w:pPr>
       <w:r>
-        <w:t>Таблица 1 – Пропускная способность на перемежающемся смешанном потоке (70% I/O-bound + 30% CPU-bound)</w:t>
+        <w:t xml:space="preserve">Таблица 1 – Собственное время обработки и блокировка движка, мс</w:t>
       </w:r>
     </w:p>
     <w:tbl>
@@ -474,19 +332,18 @@
           <w:left w:w="10" w:type="dxa"/>
           <w:right w:w="10" w:type="dxa"/>
         </w:tblCellMar>
-        <w:tblLook w:val="04A0" w:firstRow="1" w:lastRow="0" w:firstColumn="1" w:lastColumn="0" w:noHBand="0" w:noVBand="1"/>
       </w:tblPr>
       <w:tblGrid>
+        <w:gridCol w:w="2400"/>
+        <w:gridCol w:w="1500"/>
+        <w:gridCol w:w="1500"/>
+        <w:gridCol w:w="1500"/>
         <w:gridCol w:w="1600"/>
-        <w:gridCol w:w="1725"/>
-        <w:gridCol w:w="1725"/>
-        <w:gridCol w:w="1725"/>
-        <w:gridCol w:w="1725"/>
       </w:tblGrid>
       <w:tr>
         <w:tc>
           <w:tcPr>
-            <w:tcW w:w="1600" w:type="dxa"/>
+            <w:tcW w:w="2400" w:type="dxa"/>
           </w:tcPr>
           <w:p>
             <w:pPr>
@@ -498,14 +355,13 @@
                 <w:b/>
                 <w:bCs/>
               </w:rPr>
-              <w:lastRenderedPageBreak/>
-              <w:t>Конкурентность</w:t>
-            </w:r>
-          </w:p>
-        </w:tc>
-        <w:tc>
-          <w:tcPr>
-            <w:tcW w:w="1725" w:type="dxa"/>
+              <w:t xml:space="preserve">Запрос</w:t>
+            </w:r>
+          </w:p>
+        </w:tc>
+        <w:tc>
+          <w:tcPr>
+            <w:tcW w:w="1500" w:type="dxa"/>
           </w:tcPr>
           <w:p>
             <w:pPr>
@@ -517,13 +373,13 @@
                 <w:b/>
                 <w:bCs/>
               </w:rPr>
-              <w:t>adaptive, RPS</w:t>
-            </w:r>
-          </w:p>
-        </w:tc>
-        <w:tc>
-          <w:tcPr>
-            <w:tcW w:w="1725" w:type="dxa"/>
+              <w:t xml:space="preserve">Синхр.: своё</w:t>
+            </w:r>
+          </w:p>
+        </w:tc>
+        <w:tc>
+          <w:tcPr>
+            <w:tcW w:w="1500" w:type="dxa"/>
           </w:tcPr>
           <w:p>
             <w:pPr>
@@ -535,13 +391,13 @@
                 <w:b/>
                 <w:bCs/>
               </w:rPr>
-              <w:t>Flask-only, RPS</w:t>
-            </w:r>
-          </w:p>
-        </w:tc>
-        <w:tc>
-          <w:tcPr>
-            <w:tcW w:w="1725" w:type="dxa"/>
+              <w:t xml:space="preserve">Синхр.: блок.</w:t>
+            </w:r>
+          </w:p>
+        </w:tc>
+        <w:tc>
+          <w:tcPr>
+            <w:tcW w:w="1500" w:type="dxa"/>
           </w:tcPr>
           <w:p>
             <w:pPr>
@@ -553,13 +409,13 @@
                 <w:b/>
                 <w:bCs/>
               </w:rPr>
-              <w:t>FastAPI-only, RPS</w:t>
-            </w:r>
-          </w:p>
-        </w:tc>
-        <w:tc>
-          <w:tcPr>
-            <w:tcW w:w="1725" w:type="dxa"/>
+              <w:t xml:space="preserve">Асинхр.: своё</w:t>
+            </w:r>
+          </w:p>
+        </w:tc>
+        <w:tc>
+          <w:tcPr>
+            <w:tcW w:w="1600" w:type="dxa"/>
           </w:tcPr>
           <w:p>
             <w:pPr>
@@ -571,7 +427,7 @@
                 <w:b/>
                 <w:bCs/>
               </w:rPr>
-              <w:t>Δ к лучшему, %</w:t>
+              <w:t xml:space="preserve">Асинхр.: блок.</w:t>
             </w:r>
           </w:p>
         </w:tc>
@@ -579,6 +435,62 @@
       <w:tr>
         <w:tc>
           <w:tcPr>
+            <w:tcW w:w="2400" w:type="dxa"/>
+          </w:tcPr>
+          <w:p>
+            <w:pPr>
+              <w:spacing w:line="360" w:lineRule="auto"/>
+              <w:jc w:val="center"/>
+            </w:pPr>
+            <w:r>
+              <w:t xml:space="preserve">/api/auth/verify</w:t>
+            </w:r>
+          </w:p>
+        </w:tc>
+        <w:tc>
+          <w:tcPr>
+            <w:tcW w:w="1500" w:type="dxa"/>
+          </w:tcPr>
+          <w:p>
+            <w:pPr>
+              <w:spacing w:line="360" w:lineRule="auto"/>
+              <w:jc w:val="center"/>
+            </w:pPr>
+            <w:r>
+              <w:t xml:space="preserve">128</w:t>
+            </w:r>
+          </w:p>
+        </w:tc>
+        <w:tc>
+          <w:tcPr>
+            <w:tcW w:w="1500" w:type="dxa"/>
+          </w:tcPr>
+          <w:p>
+            <w:pPr>
+              <w:spacing w:line="360" w:lineRule="auto"/>
+              <w:jc w:val="center"/>
+            </w:pPr>
+            <w:r>
+              <w:t xml:space="preserve">9</w:t>
+            </w:r>
+          </w:p>
+        </w:tc>
+        <w:tc>
+          <w:tcPr>
+            <w:tcW w:w="1500" w:type="dxa"/>
+          </w:tcPr>
+          <w:p>
+            <w:pPr>
+              <w:spacing w:line="360" w:lineRule="auto"/>
+              <w:jc w:val="center"/>
+            </w:pPr>
+            <w:r>
+              <w:t xml:space="preserve">124</w:t>
+            </w:r>
+          </w:p>
+        </w:tc>
+        <w:tc>
+          <w:tcPr>
             <w:tcW w:w="1600" w:type="dxa"/>
           </w:tcPr>
           <w:p>
@@ -587,63 +499,7 @@
               <w:jc w:val="center"/>
             </w:pPr>
             <w:r>
-              <w:t>20</w:t>
-            </w:r>
-          </w:p>
-        </w:tc>
-        <w:tc>
-          <w:tcPr>
-            <w:tcW w:w="1725" w:type="dxa"/>
-          </w:tcPr>
-          <w:p>
-            <w:pPr>
-              <w:spacing w:line="360" w:lineRule="auto"/>
-              <w:jc w:val="center"/>
-            </w:pPr>
-            <w:r>
-              <w:t>44,75</w:t>
-            </w:r>
-          </w:p>
-        </w:tc>
-        <w:tc>
-          <w:tcPr>
-            <w:tcW w:w="1725" w:type="dxa"/>
-          </w:tcPr>
-          <w:p>
-            <w:pPr>
-              <w:spacing w:line="360" w:lineRule="auto"/>
-              <w:jc w:val="center"/>
-            </w:pPr>
-            <w:r>
-              <w:t>32,15</w:t>
-            </w:r>
-          </w:p>
-        </w:tc>
-        <w:tc>
-          <w:tcPr>
-            <w:tcW w:w="1725" w:type="dxa"/>
-          </w:tcPr>
-          <w:p>
-            <w:pPr>
-              <w:spacing w:line="360" w:lineRule="auto"/>
-              <w:jc w:val="center"/>
-            </w:pPr>
-            <w:r>
-              <w:t>12,43</w:t>
-            </w:r>
-          </w:p>
-        </w:tc>
-        <w:tc>
-          <w:tcPr>
-            <w:tcW w:w="1725" w:type="dxa"/>
-          </w:tcPr>
-          <w:p>
-            <w:pPr>
-              <w:spacing w:line="360" w:lineRule="auto"/>
-              <w:jc w:val="center"/>
-            </w:pPr>
-            <w:r>
-              <w:t>+39,2</w:t>
+              <w:t xml:space="preserve">123</w:t>
             </w:r>
           </w:p>
         </w:tc>
@@ -651,6 +507,62 @@
       <w:tr>
         <w:tc>
           <w:tcPr>
+            <w:tcW w:w="2400" w:type="dxa"/>
+          </w:tcPr>
+          <w:p>
+            <w:pPr>
+              <w:spacing w:line="360" w:lineRule="auto"/>
+              <w:jc w:val="center"/>
+            </w:pPr>
+            <w:r>
+              <w:t xml:space="preserve">/api/report?days=45</w:t>
+            </w:r>
+          </w:p>
+        </w:tc>
+        <w:tc>
+          <w:tcPr>
+            <w:tcW w:w="1500" w:type="dxa"/>
+          </w:tcPr>
+          <w:p>
+            <w:pPr>
+              <w:spacing w:line="360" w:lineRule="auto"/>
+              <w:jc w:val="center"/>
+            </w:pPr>
+            <w:r>
+              <w:t xml:space="preserve">325</w:t>
+            </w:r>
+          </w:p>
+        </w:tc>
+        <w:tc>
+          <w:tcPr>
+            <w:tcW w:w="1500" w:type="dxa"/>
+          </w:tcPr>
+          <w:p>
+            <w:pPr>
+              <w:spacing w:line="360" w:lineRule="auto"/>
+              <w:jc w:val="center"/>
+            </w:pPr>
+            <w:r>
+              <w:t xml:space="preserve">81</w:t>
+            </w:r>
+          </w:p>
+        </w:tc>
+        <w:tc>
+          <w:tcPr>
+            <w:tcW w:w="1500" w:type="dxa"/>
+          </w:tcPr>
+          <w:p>
+            <w:pPr>
+              <w:spacing w:line="360" w:lineRule="auto"/>
+              <w:jc w:val="center"/>
+            </w:pPr>
+            <w:r>
+              <w:t xml:space="preserve">323</w:t>
+            </w:r>
+          </w:p>
+        </w:tc>
+        <w:tc>
+          <w:tcPr>
             <w:tcW w:w="1600" w:type="dxa"/>
           </w:tcPr>
           <w:p>
@@ -659,63 +571,7 @@
               <w:jc w:val="center"/>
             </w:pPr>
             <w:r>
-              <w:t>50</w:t>
-            </w:r>
-          </w:p>
-        </w:tc>
-        <w:tc>
-          <w:tcPr>
-            <w:tcW w:w="1725" w:type="dxa"/>
-          </w:tcPr>
-          <w:p>
-            <w:pPr>
-              <w:spacing w:line="360" w:lineRule="auto"/>
-              <w:jc w:val="center"/>
-            </w:pPr>
-            <w:r>
-              <w:t>56,18</w:t>
-            </w:r>
-          </w:p>
-        </w:tc>
-        <w:tc>
-          <w:tcPr>
-            <w:tcW w:w="1725" w:type="dxa"/>
-          </w:tcPr>
-          <w:p>
-            <w:pPr>
-              <w:spacing w:line="360" w:lineRule="auto"/>
-              <w:jc w:val="center"/>
-            </w:pPr>
-            <w:r>
-              <w:t>31,25</w:t>
-            </w:r>
-          </w:p>
-        </w:tc>
-        <w:tc>
-          <w:tcPr>
-            <w:tcW w:w="1725" w:type="dxa"/>
-          </w:tcPr>
-          <w:p>
-            <w:pPr>
-              <w:spacing w:line="360" w:lineRule="auto"/>
-              <w:jc w:val="center"/>
-            </w:pPr>
-            <w:r>
-              <w:t>11,16</w:t>
-            </w:r>
-          </w:p>
-        </w:tc>
-        <w:tc>
-          <w:tcPr>
-            <w:tcW w:w="1725" w:type="dxa"/>
-          </w:tcPr>
-          <w:p>
-            <w:pPr>
-              <w:spacing w:line="360" w:lineRule="auto"/>
-              <w:jc w:val="center"/>
-            </w:pPr>
-            <w:r>
-              <w:t>+79,8</w:t>
+              <w:t xml:space="preserve">212</w:t>
             </w:r>
           </w:p>
         </w:tc>
@@ -723,6 +579,62 @@
       <w:tr>
         <w:tc>
           <w:tcPr>
+            <w:tcW w:w="2400" w:type="dxa"/>
+          </w:tcPr>
+          <w:p>
+            <w:pPr>
+              <w:spacing w:line="360" w:lineRule="auto"/>
+              <w:jc w:val="center"/>
+            </w:pPr>
+            <w:r>
+              <w:t xml:space="preserve">/api/report?days=75</w:t>
+            </w:r>
+          </w:p>
+        </w:tc>
+        <w:tc>
+          <w:tcPr>
+            <w:tcW w:w="1500" w:type="dxa"/>
+          </w:tcPr>
+          <w:p>
+            <w:pPr>
+              <w:spacing w:line="360" w:lineRule="auto"/>
+              <w:jc w:val="center"/>
+            </w:pPr>
+            <w:r>
+              <w:t xml:space="preserve">938</w:t>
+            </w:r>
+          </w:p>
+        </w:tc>
+        <w:tc>
+          <w:tcPr>
+            <w:tcW w:w="1500" w:type="dxa"/>
+          </w:tcPr>
+          <w:p>
+            <w:pPr>
+              <w:spacing w:line="360" w:lineRule="auto"/>
+              <w:jc w:val="center"/>
+            </w:pPr>
+            <w:r>
+              <w:t xml:space="preserve">272</w:t>
+            </w:r>
+          </w:p>
+        </w:tc>
+        <w:tc>
+          <w:tcPr>
+            <w:tcW w:w="1500" w:type="dxa"/>
+          </w:tcPr>
+          <w:p>
+            <w:pPr>
+              <w:spacing w:line="360" w:lineRule="auto"/>
+              <w:jc w:val="center"/>
+            </w:pPr>
+            <w:r>
+              <w:t xml:space="preserve">922</w:t>
+            </w:r>
+          </w:p>
+        </w:tc>
+        <w:tc>
+          <w:tcPr>
             <w:tcW w:w="1600" w:type="dxa"/>
           </w:tcPr>
           <w:p>
@@ -731,63 +643,79 @@
               <w:jc w:val="center"/>
             </w:pPr>
             <w:r>
-              <w:t>100</w:t>
-            </w:r>
-          </w:p>
-        </w:tc>
-        <w:tc>
-          <w:tcPr>
-            <w:tcW w:w="1725" w:type="dxa"/>
-          </w:tcPr>
-          <w:p>
-            <w:pPr>
-              <w:spacing w:line="360" w:lineRule="auto"/>
-              <w:jc w:val="center"/>
-            </w:pPr>
-            <w:r>
-              <w:t>58,47</w:t>
-            </w:r>
-          </w:p>
-        </w:tc>
-        <w:tc>
-          <w:tcPr>
-            <w:tcW w:w="1725" w:type="dxa"/>
-          </w:tcPr>
-          <w:p>
-            <w:pPr>
-              <w:spacing w:line="360" w:lineRule="auto"/>
-              <w:jc w:val="center"/>
-            </w:pPr>
-            <w:r>
-              <w:t>31,30</w:t>
-            </w:r>
-          </w:p>
-        </w:tc>
-        <w:tc>
-          <w:tcPr>
-            <w:tcW w:w="1725" w:type="dxa"/>
-          </w:tcPr>
-          <w:p>
-            <w:pPr>
-              <w:spacing w:line="360" w:lineRule="auto"/>
-              <w:jc w:val="center"/>
-            </w:pPr>
-            <w:r>
-              <w:t>11,70</w:t>
-            </w:r>
-          </w:p>
-        </w:tc>
-        <w:tc>
-          <w:tcPr>
-            <w:tcW w:w="1725" w:type="dxa"/>
-          </w:tcPr>
-          <w:p>
-            <w:pPr>
-              <w:spacing w:line="360" w:lineRule="auto"/>
-              <w:jc w:val="center"/>
-            </w:pPr>
-            <w:r>
-              <w:t>+86,8</w:t>
+              <w:t xml:space="preserve">626</w:t>
+            </w:r>
+          </w:p>
+        </w:tc>
+      </w:tr>
+      <w:tr>
+        <w:tc>
+          <w:tcPr>
+            <w:tcW w:w="2400" w:type="dxa"/>
+          </w:tcPr>
+          <w:p>
+            <w:pPr>
+              <w:spacing w:line="360" w:lineRule="auto"/>
+              <w:jc w:val="center"/>
+            </w:pPr>
+            <w:r>
+              <w:t xml:space="preserve">/api/feed?limit=400</w:t>
+            </w:r>
+          </w:p>
+        </w:tc>
+        <w:tc>
+          <w:tcPr>
+            <w:tcW w:w="1500" w:type="dxa"/>
+          </w:tcPr>
+          <w:p>
+            <w:pPr>
+              <w:spacing w:line="360" w:lineRule="auto"/>
+              <w:jc w:val="center"/>
+            </w:pPr>
+            <w:r>
+              <w:t xml:space="preserve">495</w:t>
+            </w:r>
+          </w:p>
+        </w:tc>
+        <w:tc>
+          <w:tcPr>
+            <w:tcW w:w="1500" w:type="dxa"/>
+          </w:tcPr>
+          <w:p>
+            <w:pPr>
+              <w:spacing w:line="360" w:lineRule="auto"/>
+              <w:jc w:val="center"/>
+            </w:pPr>
+            <w:r>
+              <w:t xml:space="preserve">10</w:t>
+            </w:r>
+          </w:p>
+        </w:tc>
+        <w:tc>
+          <w:tcPr>
+            <w:tcW w:w="1500" w:type="dxa"/>
+          </w:tcPr>
+          <w:p>
+            <w:pPr>
+              <w:spacing w:line="360" w:lineRule="auto"/>
+              <w:jc w:val="center"/>
+            </w:pPr>
+            <w:r>
+              <w:t xml:space="preserve">492</w:t>
+            </w:r>
+          </w:p>
+        </w:tc>
+        <w:tc>
+          <w:tcPr>
+            <w:tcW w:w="1600" w:type="dxa"/>
+          </w:tcPr>
+          <w:p>
+            <w:pPr>
+              <w:spacing w:line="360" w:lineRule="auto"/>
+              <w:jc w:val="center"/>
+            </w:pPr>
+            <w:r>
+              <w:t xml:space="preserve">9</w:t>
             </w:r>
           </w:p>
         </w:tc>
@@ -804,9 +732,587 @@
           <w:sz w:val="24"/>
           <w:szCs w:val="24"/>
         </w:rPr>
-        <w:t>Прирост пропускной способности adaptive относительно лучшего одиночного движка растёт вместе с конкурентностью — с 39,2% при 20 до 86,8% при 100 одновременных клиентах. Средняя задержка adaptive ниже, чем у Flask-only, в 1,8–2,4 раза, и ниже, чем у FastAPI-only, в 2,7–6,1 раза; при конкурентности 100 у FastAPI-only дополнительно фиксируются отказы по таймауту (14 из 1500 запросов), которых нет ни у Flask-only, ни у adaptive.</w:t>
-      </w:r>
-    </w:p>
+        <w:t xml:space="preserve">Собственное время обработки от движка практически не зависит; движки расходятся исключительно в блокировке, и расхождение достигает тринадцатикратного. Оно велико там, где вычисление освобождает глобальную блокировку интерпретатора, и отсутствует там, где запрос занят ожиданием.</w:t>
+      </w:r>
+    </w:p>
+    <w:p>
+      <w:pPr>
+        <w:spacing w:before="240" w:line="360" w:lineRule="auto"/>
+        <w:ind w:firstLine="709"/>
+        <w:jc w:val="both"/>
+      </w:pPr>
+      <w:r>
+        <w:rPr>
+          <w:b/>
+          <w:bCs/>
+          <w:sz w:val="24"/>
+          <w:szCs w:val="24"/>
+        </w:rPr>
+        <w:t xml:space="preserve">Нагрузка запроса не определяется его маршрутом. </w:t>
+      </w:r>
+      <w:r>
+        <w:rPr>
+          <w:sz w:val="24"/>
+          <w:szCs w:val="24"/>
+        </w:rPr>
+        <w:t xml:space="preserve">Обращение /api/search?limit=10 выполняется 10 мс, из которых 4 мс приходится на вычисления; то же обращение при limit=600 — 658 мс, из которых вычисления занимают 405 мс. Разброс внутри одного маршрута достигает 65 раз, поэтому настройка весов по маршрутам структурно неверна: она обязана приписать обоим обращениям одно число. Принадлежность запроса к типу I/O-bound или CPU-bound есть свойство самого запроса, а не его адреса, и в этом состоит основная трудность задачи.</w:t>
+      </w:r>
+    </w:p>
+    <w:p>
+      <w:pPr>
+        <w:spacing w:before="240" w:line="360" w:lineRule="auto"/>
+        <w:ind w:firstLine="709"/>
+        <w:jc w:val="both"/>
+      </w:pPr>
+      <w:r>
+        <w:rPr>
+          <w:b/>
+          <w:bCs/>
+          <w:sz w:val="24"/>
+          <w:szCs w:val="24"/>
+        </w:rPr>
+        <w:t xml:space="preserve">Оценка нагрузки по признакам запроса. </w:t>
+      </w:r>
+      <w:r>
+        <w:rPr>
+          <w:sz w:val="24"/>
+          <w:szCs w:val="24"/>
+        </w:rPr>
+        <w:t xml:space="preserve">Оценивается не тип запроса, а время, на которое он делает движок недоступным для остальных. Признаки — только доступные обратному прокси: маршрут, значение параметра, размер тела. Настройка выполнена на 384 замерах, проверка — на 156 отложенных, значения параметра в которых при настройке не встречались. Медианная относительная ошибка составила: среднее по маршруту — 80,3 %, экспертное правило «пропорционально параметру» — 11,2 %, степенная зависимость с подобранным показателем — 3,7 %, полносвязная сеть [8] — 3,4 %. Подобранные показатели степени составили 1,87–1,95 против истинных 2,00 для маршрутов с квадратичной сложностью и 0,93–1,02 против 1,00 для линейных, причём истинные значения модели не сообщались.</w:t>
+      </w:r>
+    </w:p>
+    <w:p>
+      <w:pPr>
+        <w:spacing w:before="240" w:line="360" w:lineRule="auto"/>
+        <w:ind w:firstLine="709"/>
+        <w:jc w:val="both"/>
+      </w:pPr>
+      <w:r>
+        <w:rPr>
+          <w:b/>
+          <w:bCs/>
+          <w:sz w:val="24"/>
+          <w:szCs w:val="24"/>
+        </w:rPr>
+        <w:t xml:space="preserve">Правило маршрутизации. </w:t>
+      </w:r>
+      <w:r>
+        <w:rPr>
+          <w:sz w:val="24"/>
+          <w:szCs w:val="24"/>
+        </w:rPr>
+        <w:t xml:space="preserve">Запрос допускается в асинхронный движок, только если предсказанная блокировка не превышает порога; синхронный принимает любой запрос. Среди допустимых выбирается движок с меньшей накопленной занятостью очереди. Порог задаёт компромисс: при нуле весь трафик уходит в синхронный движок, при бесконечности правило вырождается в балансировку по весу очереди [9].</w:t>
+      </w:r>
+    </w:p>
+    <w:p>
+      <w:pPr>
+        <w:spacing w:before="240" w:line="360" w:lineRule="auto"/>
+        <w:ind w:firstLine="709"/>
+        <w:jc w:val="both"/>
+      </w:pPr>
+      <w:r>
+        <w:rPr>
+          <w:b/>
+          <w:bCs/>
+          <w:sz w:val="24"/>
+          <w:szCs w:val="24"/>
+        </w:rPr>
+        <w:t xml:space="preserve">Результаты на разнородном потоке. </w:t>
+      </w:r>
+      <w:r>
+        <w:rPr>
+          <w:sz w:val="24"/>
+          <w:szCs w:val="24"/>
+        </w:rPr>
+        <w:t xml:space="preserve">Каждая точка получена как среднее трёх повторов по 400 запросов (табл. 2).</w:t>
+      </w:r>
+    </w:p>
+    <w:p>
+      <w:pPr>
+        <w:spacing w:before="240" w:line="360" w:lineRule="auto"/>
+        <w:ind w:firstLine="709"/>
+        <w:jc w:val="both"/>
+      </w:pPr>
+      <w:r>
+        <w:t xml:space="preserve">Таблица 2 – Пропускная способность при разном уровне нагрузки, запросов/с</w:t>
+      </w:r>
+    </w:p>
+    <w:tbl>
+      <w:tblPr>
+        <w:tblW w:w="8500" w:type="dxa"/>
+        <w:tblBorders>
+          <w:top w:val="single" w:sz="4" w:space="0" w:color="auto"/>
+          <w:left w:val="single" w:sz="4" w:space="0" w:color="auto"/>
+          <w:bottom w:val="single" w:sz="4" w:space="0" w:color="auto"/>
+          <w:right w:val="single" w:sz="4" w:space="0" w:color="auto"/>
+          <w:insideH w:val="single" w:sz="4" w:space="0" w:color="auto"/>
+          <w:insideV w:val="single" w:sz="4" w:space="0" w:color="auto"/>
+        </w:tblBorders>
+        <w:tblCellMar>
+          <w:left w:w="10" w:type="dxa"/>
+          <w:right w:w="10" w:type="dxa"/>
+        </w:tblCellMar>
+      </w:tblPr>
+      <w:tblGrid>
+        <w:gridCol w:w="2400"/>
+        <w:gridCol w:w="1500"/>
+        <w:gridCol w:w="1500"/>
+        <w:gridCol w:w="1500"/>
+        <w:gridCol w:w="1600"/>
+      </w:tblGrid>
+      <w:tr>
+        <w:tc>
+          <w:tcPr>
+            <w:tcW w:w="2400" w:type="dxa"/>
+          </w:tcPr>
+          <w:p>
+            <w:pPr>
+              <w:spacing w:line="360" w:lineRule="auto"/>
+              <w:jc w:val="center"/>
+            </w:pPr>
+            <w:r>
+              <w:rPr>
+                <w:b/>
+                <w:bCs/>
+              </w:rPr>
+              <w:t xml:space="preserve">Конкурентность</w:t>
+            </w:r>
+          </w:p>
+        </w:tc>
+        <w:tc>
+          <w:tcPr>
+            <w:tcW w:w="1500" w:type="dxa"/>
+          </w:tcPr>
+          <w:p>
+            <w:pPr>
+              <w:spacing w:line="360" w:lineRule="auto"/>
+              <w:jc w:val="center"/>
+            </w:pPr>
+            <w:r>
+              <w:rPr>
+                <w:b/>
+                <w:bCs/>
+              </w:rPr>
+              <w:t xml:space="preserve">Синхронный</w:t>
+            </w:r>
+          </w:p>
+        </w:tc>
+        <w:tc>
+          <w:tcPr>
+            <w:tcW w:w="1500" w:type="dxa"/>
+          </w:tcPr>
+          <w:p>
+            <w:pPr>
+              <w:spacing w:line="360" w:lineRule="auto"/>
+              <w:jc w:val="center"/>
+            </w:pPr>
+            <w:r>
+              <w:rPr>
+                <w:b/>
+                <w:bCs/>
+              </w:rPr>
+              <w:t xml:space="preserve">Асинхронный</w:t>
+            </w:r>
+          </w:p>
+        </w:tc>
+        <w:tc>
+          <w:tcPr>
+            <w:tcW w:w="1500" w:type="dxa"/>
+          </w:tcPr>
+          <w:p>
+            <w:pPr>
+              <w:spacing w:line="360" w:lineRule="auto"/>
+              <w:jc w:val="center"/>
+            </w:pPr>
+            <w:r>
+              <w:rPr>
+                <w:b/>
+                <w:bCs/>
+              </w:rPr>
+              <w:t xml:space="preserve">Классификатор</w:t>
+            </w:r>
+          </w:p>
+        </w:tc>
+        <w:tc>
+          <w:tcPr>
+            <w:tcW w:w="1600" w:type="dxa"/>
+          </w:tcPr>
+          <w:p>
+            <w:pPr>
+              <w:spacing w:line="360" w:lineRule="auto"/>
+              <w:jc w:val="center"/>
+            </w:pPr>
+            <w:r>
+              <w:rPr>
+                <w:b/>
+                <w:bCs/>
+              </w:rPr>
+              <w:t xml:space="preserve">Δ к лучшему, %</w:t>
+            </w:r>
+          </w:p>
+        </w:tc>
+      </w:tr>
+      <w:tr>
+        <w:tc>
+          <w:tcPr>
+            <w:tcW w:w="2400" w:type="dxa"/>
+          </w:tcPr>
+          <w:p>
+            <w:pPr>
+              <w:spacing w:line="360" w:lineRule="auto"/>
+              <w:jc w:val="center"/>
+            </w:pPr>
+            <w:r>
+              <w:t xml:space="preserve">16</w:t>
+            </w:r>
+          </w:p>
+        </w:tc>
+        <w:tc>
+          <w:tcPr>
+            <w:tcW w:w="1500" w:type="dxa"/>
+          </w:tcPr>
+          <w:p>
+            <w:pPr>
+              <w:spacing w:line="360" w:lineRule="auto"/>
+              <w:jc w:val="center"/>
+            </w:pPr>
+            <w:r>
+              <w:t xml:space="preserve">32,7</w:t>
+            </w:r>
+          </w:p>
+        </w:tc>
+        <w:tc>
+          <w:tcPr>
+            <w:tcW w:w="1500" w:type="dxa"/>
+          </w:tcPr>
+          <w:p>
+            <w:pPr>
+              <w:spacing w:line="360" w:lineRule="auto"/>
+              <w:jc w:val="center"/>
+            </w:pPr>
+            <w:r>
+              <w:t xml:space="preserve">26,8</w:t>
+            </w:r>
+          </w:p>
+        </w:tc>
+        <w:tc>
+          <w:tcPr>
+            <w:tcW w:w="1500" w:type="dxa"/>
+          </w:tcPr>
+          <w:p>
+            <w:pPr>
+              <w:spacing w:line="360" w:lineRule="auto"/>
+              <w:jc w:val="center"/>
+            </w:pPr>
+            <w:r>
+              <w:t xml:space="preserve">43,9</w:t>
+            </w:r>
+          </w:p>
+        </w:tc>
+        <w:tc>
+          <w:tcPr>
+            <w:tcW w:w="1600" w:type="dxa"/>
+          </w:tcPr>
+          <w:p>
+            <w:pPr>
+              <w:spacing w:line="360" w:lineRule="auto"/>
+              <w:jc w:val="center"/>
+            </w:pPr>
+            <w:r>
+              <w:t xml:space="preserve">+34,3</w:t>
+            </w:r>
+          </w:p>
+        </w:tc>
+      </w:tr>
+      <w:tr>
+        <w:tc>
+          <w:tcPr>
+            <w:tcW w:w="2400" w:type="dxa"/>
+          </w:tcPr>
+          <w:p>
+            <w:pPr>
+              <w:spacing w:line="360" w:lineRule="auto"/>
+              <w:jc w:val="center"/>
+            </w:pPr>
+            <w:r>
+              <w:t xml:space="preserve">32</w:t>
+            </w:r>
+          </w:p>
+        </w:tc>
+        <w:tc>
+          <w:tcPr>
+            <w:tcW w:w="1500" w:type="dxa"/>
+          </w:tcPr>
+          <w:p>
+            <w:pPr>
+              <w:spacing w:line="360" w:lineRule="auto"/>
+              <w:jc w:val="center"/>
+            </w:pPr>
+            <w:r>
+              <w:t xml:space="preserve">27,8</w:t>
+            </w:r>
+          </w:p>
+        </w:tc>
+        <w:tc>
+          <w:tcPr>
+            <w:tcW w:w="1500" w:type="dxa"/>
+          </w:tcPr>
+          <w:p>
+            <w:pPr>
+              <w:spacing w:line="360" w:lineRule="auto"/>
+              <w:jc w:val="center"/>
+            </w:pPr>
+            <w:r>
+              <w:t xml:space="preserve">26,1</w:t>
+            </w:r>
+          </w:p>
+        </w:tc>
+        <w:tc>
+          <w:tcPr>
+            <w:tcW w:w="1500" w:type="dxa"/>
+          </w:tcPr>
+          <w:p>
+            <w:pPr>
+              <w:spacing w:line="360" w:lineRule="auto"/>
+              <w:jc w:val="center"/>
+            </w:pPr>
+            <w:r>
+              <w:t xml:space="preserve">38,3</w:t>
+            </w:r>
+          </w:p>
+        </w:tc>
+        <w:tc>
+          <w:tcPr>
+            <w:tcW w:w="1600" w:type="dxa"/>
+          </w:tcPr>
+          <w:p>
+            <w:pPr>
+              <w:spacing w:line="360" w:lineRule="auto"/>
+              <w:jc w:val="center"/>
+            </w:pPr>
+            <w:r>
+              <w:t xml:space="preserve">+37,8</w:t>
+            </w:r>
+          </w:p>
+        </w:tc>
+      </w:tr>
+      <w:tr>
+        <w:tc>
+          <w:tcPr>
+            <w:tcW w:w="2400" w:type="dxa"/>
+          </w:tcPr>
+          <w:p>
+            <w:pPr>
+              <w:spacing w:line="360" w:lineRule="auto"/>
+              <w:jc w:val="center"/>
+            </w:pPr>
+            <w:r>
+              <w:t xml:space="preserve">64</w:t>
+            </w:r>
+          </w:p>
+        </w:tc>
+        <w:tc>
+          <w:tcPr>
+            <w:tcW w:w="1500" w:type="dxa"/>
+          </w:tcPr>
+          <w:p>
+            <w:pPr>
+              <w:spacing w:line="360" w:lineRule="auto"/>
+              <w:jc w:val="center"/>
+            </w:pPr>
+            <w:r>
+              <w:t xml:space="preserve">26,4</w:t>
+            </w:r>
+          </w:p>
+        </w:tc>
+        <w:tc>
+          <w:tcPr>
+            <w:tcW w:w="1500" w:type="dxa"/>
+          </w:tcPr>
+          <w:p>
+            <w:pPr>
+              <w:spacing w:line="360" w:lineRule="auto"/>
+              <w:jc w:val="center"/>
+            </w:pPr>
+            <w:r>
+              <w:t xml:space="preserve">26,1</w:t>
+            </w:r>
+          </w:p>
+        </w:tc>
+        <w:tc>
+          <w:tcPr>
+            <w:tcW w:w="1500" w:type="dxa"/>
+          </w:tcPr>
+          <w:p>
+            <w:pPr>
+              <w:spacing w:line="360" w:lineRule="auto"/>
+              <w:jc w:val="center"/>
+            </w:pPr>
+            <w:r>
+              <w:t xml:space="preserve">38,4</w:t>
+            </w:r>
+          </w:p>
+        </w:tc>
+        <w:tc>
+          <w:tcPr>
+            <w:tcW w:w="1600" w:type="dxa"/>
+          </w:tcPr>
+          <w:p>
+            <w:pPr>
+              <w:spacing w:line="360" w:lineRule="auto"/>
+              <w:jc w:val="center"/>
+            </w:pPr>
+            <w:r>
+              <w:t xml:space="preserve">+45,5</w:t>
+            </w:r>
+          </w:p>
+        </w:tc>
+      </w:tr>
+      <w:tr>
+        <w:tc>
+          <w:tcPr>
+            <w:tcW w:w="2400" w:type="dxa"/>
+          </w:tcPr>
+          <w:p>
+            <w:pPr>
+              <w:spacing w:line="360" w:lineRule="auto"/>
+              <w:jc w:val="center"/>
+            </w:pPr>
+            <w:r>
+              <w:t xml:space="preserve">96</w:t>
+            </w:r>
+          </w:p>
+        </w:tc>
+        <w:tc>
+          <w:tcPr>
+            <w:tcW w:w="1500" w:type="dxa"/>
+          </w:tcPr>
+          <w:p>
+            <w:pPr>
+              <w:spacing w:line="360" w:lineRule="auto"/>
+              <w:jc w:val="center"/>
+            </w:pPr>
+            <w:r>
+              <w:t xml:space="preserve">27,6</w:t>
+            </w:r>
+          </w:p>
+        </w:tc>
+        <w:tc>
+          <w:tcPr>
+            <w:tcW w:w="1500" w:type="dxa"/>
+          </w:tcPr>
+          <w:p>
+            <w:pPr>
+              <w:spacing w:line="360" w:lineRule="auto"/>
+              <w:jc w:val="center"/>
+            </w:pPr>
+            <w:r>
+              <w:t xml:space="preserve">25,4</w:t>
+            </w:r>
+          </w:p>
+        </w:tc>
+        <w:tc>
+          <w:tcPr>
+            <w:tcW w:w="1500" w:type="dxa"/>
+          </w:tcPr>
+          <w:p>
+            <w:pPr>
+              <w:spacing w:line="360" w:lineRule="auto"/>
+              <w:jc w:val="center"/>
+            </w:pPr>
+            <w:r>
+              <w:t xml:space="preserve">32,7</w:t>
+            </w:r>
+          </w:p>
+        </w:tc>
+        <w:tc>
+          <w:tcPr>
+            <w:tcW w:w="1600" w:type="dxa"/>
+          </w:tcPr>
+          <w:p>
+            <w:pPr>
+              <w:spacing w:line="360" w:lineRule="auto"/>
+              <w:jc w:val="center"/>
+            </w:pPr>
+            <w:r>
+              <w:t xml:space="preserve">+18,3</w:t>
+            </w:r>
+          </w:p>
+        </w:tc>
+      </w:tr>
+      <w:tr>
+        <w:tc>
+          <w:tcPr>
+            <w:tcW w:w="2400" w:type="dxa"/>
+          </w:tcPr>
+          <w:p>
+            <w:pPr>
+              <w:spacing w:line="360" w:lineRule="auto"/>
+              <w:jc w:val="center"/>
+            </w:pPr>
+            <w:r>
+              <w:t xml:space="preserve">128</w:t>
+            </w:r>
+          </w:p>
+        </w:tc>
+        <w:tc>
+          <w:tcPr>
+            <w:tcW w:w="1500" w:type="dxa"/>
+          </w:tcPr>
+          <w:p>
+            <w:pPr>
+              <w:spacing w:line="360" w:lineRule="auto"/>
+              <w:jc w:val="center"/>
+            </w:pPr>
+            <w:r>
+              <w:t xml:space="preserve">25,5</w:t>
+            </w:r>
+          </w:p>
+        </w:tc>
+        <w:tc>
+          <w:tcPr>
+            <w:tcW w:w="1500" w:type="dxa"/>
+          </w:tcPr>
+          <w:p>
+            <w:pPr>
+              <w:spacing w:line="360" w:lineRule="auto"/>
+              <w:jc w:val="center"/>
+            </w:pPr>
+            <w:r>
+              <w:t xml:space="preserve">24,8</w:t>
+            </w:r>
+          </w:p>
+        </w:tc>
+        <w:tc>
+          <w:tcPr>
+            <w:tcW w:w="1500" w:type="dxa"/>
+          </w:tcPr>
+          <w:p>
+            <w:pPr>
+              <w:spacing w:line="360" w:lineRule="auto"/>
+              <w:jc w:val="center"/>
+            </w:pPr>
+            <w:r>
+              <w:t xml:space="preserve">32,3</w:t>
+            </w:r>
+          </w:p>
+        </w:tc>
+        <w:tc>
+          <w:tcPr>
+            <w:tcW w:w="1600" w:type="dxa"/>
+          </w:tcPr>
+          <w:p>
+            <w:pPr>
+              <w:spacing w:line="360" w:lineRule="auto"/>
+              <w:jc w:val="center"/>
+            </w:pPr>
+            <w:r>
+              <w:t xml:space="preserve">+26,4</w:t>
+            </w:r>
+          </w:p>
+        </w:tc>
+      </w:tr>
+    </w:tbl>
     <w:p>
       <w:pPr>
         <w:spacing w:line="360" w:lineRule="auto"/>
@@ -818,9 +1324,469 @@
           <w:sz w:val="24"/>
           <w:szCs w:val="24"/>
         </w:rPr>
-        <w:t>Физический механизм эффекта: у FastAPI один event loop на процесс, и CPU-bound busy-loop, выполненный напрямую в async-хендлере, останавливает обработку всех остальных запросов на время вычисления — в том числе I/O-bound запросов, которые сами по себе обработались бы почти мгновенно; с ростом конкурентности вероятность такой блокировки для случайного запроса растёт, поэтому деградация FastAPI-only не выправляется, а усугубляется. У Flask катастрофического отказа нет — каждый запрос выполняется в своём OS-потоке, и GIL переключается между потоками каждые ~5 мс, — но пул потоков дороже держать под большим числом конкурентных I/O-ожиданий, чем event loop, поэтому throughput Flask-only выходит на плато. Адаптивная маршрутизация ограждает FastAPI от CPU-bound трафика и не нагружает Flask I/O-bound трафиком, избегая обеих слабых сторон одновременно.</w:t>
-      </w:r>
-    </w:p>
+        <w:t xml:space="preserve">Прирост относительно лучшего одиночного движка составляет 18–46 %, средняя задержка снижается в 1,3–1,7 раза; наибольший выигрыш достигается при конкурентности 64. Далее система приближается к насыщению по процессорному времени — оба движка выполняются в одном процессе и вместе располагают примерно двумя ядрами, — поэтому преимущество убывает, оставаясь положительным. Предварительная серия на эмулированной нагрузке давала 39–87 % и снижение задержки в 1,8–2,4 раза. Расхождение объясняется методикой: холостой цикл не освобождает глобальную блокировку интерпретатора и парализует асинхронный движок полностью — в той серии он выдавал 11–12 запросов в секунду против 25–27 при настоящих операциях. Соперник оказывался искусственно ослабленным, и такая эмуляция завышает оценку эффекта вдвое.</w:t>
+      </w:r>
+    </w:p>
+    <w:p>
+      <w:pPr>
+        <w:spacing w:before="240" w:line="360" w:lineRule="auto"/>
+        <w:ind w:firstLine="709"/>
+        <w:jc w:val="both"/>
+      </w:pPr>
+      <w:r>
+        <w:rPr>
+          <w:b/>
+          <w:bCs/>
+          <w:sz w:val="24"/>
+          <w:szCs w:val="24"/>
+        </w:rPr>
+        <w:t xml:space="preserve">Контроль на однородном потоке. </w:t>
+      </w:r>
+      <w:r>
+        <w:rPr>
+          <w:sz w:val="24"/>
+          <w:szCs w:val="24"/>
+        </w:rPr>
+        <w:t xml:space="preserve">Если поток состоит из запросов одной природы, разносить их не по чему. Проверка подтверждает это в усиленной форме: на потоке только из обращений к вводу-выводу лучшим одиночным движком является асинхронный (231,8 запроса в секунду), маршрутизация даёт 122–132 и уступает ему 43–47 %, балансировка по загрузке — 28 %. На чисто вычислительном потоке лучшим оказывается синхронный движок (55,9), маршрутизация уступает ему 13 %, балансировка — 29 %, а асинхронный движок выдаёт 8,7 запроса в секунду — именно к этому режиму и сводилась предварительная серия. Выигрыша нет не потому, что эффект мал, а потому, что уход от единственного подходящего движка есть чистая потеря; разнородность потока — не благоприятное условие, а необходимое.</w:t>
+      </w:r>
+    </w:p>
+    <w:p>
+      <w:pPr>
+        <w:spacing w:before="240" w:line="360" w:lineRule="auto"/>
+        <w:ind w:firstLine="709"/>
+        <w:jc w:val="both"/>
+      </w:pPr>
+      <w:r>
+        <w:rPr>
+          <w:b/>
+          <w:bCs/>
+          <w:sz w:val="24"/>
+          <w:szCs w:val="24"/>
+        </w:rPr>
+        <w:t xml:space="preserve">Локализация механизма эффекта. </w:t>
+      </w:r>
+      <w:r>
+        <w:rPr>
+          <w:sz w:val="24"/>
+          <w:szCs w:val="24"/>
+        </w:rPr>
+        <w:t xml:space="preserve">Оценка нагрузки применяется в двух ролях: при допуске в асинхронный движок и при взвешивании очередей. Чтобы установить, какая из ролей определяет результат, роли разведены по разным источникам оценки и проверены все четыре сочетания (табл. 3).</w:t>
+      </w:r>
+    </w:p>
+    <w:p>
+      <w:pPr>
+        <w:spacing w:before="240" w:line="360" w:lineRule="auto"/>
+        <w:ind w:firstLine="709"/>
+        <w:jc w:val="both"/>
+      </w:pPr>
+      <w:r>
+        <w:t xml:space="preserve">Таблица 3 – Результат при раздельных источниках оценки</w:t>
+      </w:r>
+    </w:p>
+    <w:tbl>
+      <w:tblPr>
+        <w:tblW w:w="8500" w:type="dxa"/>
+        <w:tblBorders>
+          <w:top w:val="single" w:sz="4" w:space="0" w:color="auto"/>
+          <w:left w:val="single" w:sz="4" w:space="0" w:color="auto"/>
+          <w:bottom w:val="single" w:sz="4" w:space="0" w:color="auto"/>
+          <w:right w:val="single" w:sz="4" w:space="0" w:color="auto"/>
+          <w:insideH w:val="single" w:sz="4" w:space="0" w:color="auto"/>
+          <w:insideV w:val="single" w:sz="4" w:space="0" w:color="auto"/>
+        </w:tblBorders>
+        <w:tblCellMar>
+          <w:left w:w="10" w:type="dxa"/>
+          <w:right w:w="10" w:type="dxa"/>
+        </w:tblCellMar>
+      </w:tblPr>
+      <w:tblGrid>
+        <w:gridCol w:w="2400"/>
+        <w:gridCol w:w="1500"/>
+        <w:gridCol w:w="1500"/>
+        <w:gridCol w:w="1500"/>
+        <w:gridCol w:w="1600"/>
+      </w:tblGrid>
+      <w:tr>
+        <w:tc>
+          <w:tcPr>
+            <w:tcW w:w="2400" w:type="dxa"/>
+          </w:tcPr>
+          <w:p>
+            <w:pPr>
+              <w:spacing w:line="360" w:lineRule="auto"/>
+              <w:jc w:val="center"/>
+            </w:pPr>
+            <w:r>
+              <w:rPr>
+                <w:b/>
+                <w:bCs/>
+              </w:rPr>
+              <w:t xml:space="preserve">Допуск</w:t>
+            </w:r>
+          </w:p>
+        </w:tc>
+        <w:tc>
+          <w:tcPr>
+            <w:tcW w:w="1500" w:type="dxa"/>
+          </w:tcPr>
+          <w:p>
+            <w:pPr>
+              <w:spacing w:line="360" w:lineRule="auto"/>
+              <w:jc w:val="center"/>
+            </w:pPr>
+            <w:r>
+              <w:rPr>
+                <w:b/>
+                <w:bCs/>
+              </w:rPr>
+              <w:t xml:space="preserve">Вес очереди</w:t>
+            </w:r>
+          </w:p>
+        </w:tc>
+        <w:tc>
+          <w:tcPr>
+            <w:tcW w:w="1500" w:type="dxa"/>
+          </w:tcPr>
+          <w:p>
+            <w:pPr>
+              <w:spacing w:line="360" w:lineRule="auto"/>
+              <w:jc w:val="center"/>
+            </w:pPr>
+            <w:r>
+              <w:rPr>
+                <w:b/>
+                <w:bCs/>
+              </w:rPr>
+              <w:t xml:space="preserve">Запросов/с</w:t>
+            </w:r>
+          </w:p>
+        </w:tc>
+        <w:tc>
+          <w:tcPr>
+            <w:tcW w:w="1500" w:type="dxa"/>
+          </w:tcPr>
+          <w:p>
+            <w:pPr>
+              <w:spacing w:line="360" w:lineRule="auto"/>
+              <w:jc w:val="center"/>
+            </w:pPr>
+            <w:r>
+              <w:rPr>
+                <w:b/>
+                <w:bCs/>
+              </w:rPr>
+              <w:t xml:space="preserve">p95 лёгких, мс</w:t>
+            </w:r>
+          </w:p>
+        </w:tc>
+        <w:tc>
+          <w:tcPr>
+            <w:tcW w:w="1600" w:type="dxa"/>
+          </w:tcPr>
+          <w:p>
+            <w:pPr>
+              <w:spacing w:line="360" w:lineRule="auto"/>
+              <w:jc w:val="center"/>
+            </w:pPr>
+            <w:r>
+              <w:rPr>
+                <w:b/>
+                <w:bCs/>
+              </w:rPr>
+              <w:t xml:space="preserve">Лёгких &gt; 200 мс, %</w:t>
+            </w:r>
+          </w:p>
+        </w:tc>
+      </w:tr>
+      <w:tr>
+        <w:tc>
+          <w:tcPr>
+            <w:tcW w:w="2400" w:type="dxa"/>
+          </w:tcPr>
+          <w:p>
+            <w:pPr>
+              <w:spacing w:line="360" w:lineRule="auto"/>
+              <w:jc w:val="center"/>
+            </w:pPr>
+            <w:r>
+              <w:t xml:space="preserve">правило</w:t>
+            </w:r>
+          </w:p>
+        </w:tc>
+        <w:tc>
+          <w:tcPr>
+            <w:tcW w:w="1500" w:type="dxa"/>
+          </w:tcPr>
+          <w:p>
+            <w:pPr>
+              <w:spacing w:line="360" w:lineRule="auto"/>
+              <w:jc w:val="center"/>
+            </w:pPr>
+            <w:r>
+              <w:t xml:space="preserve">правило</w:t>
+            </w:r>
+          </w:p>
+        </w:tc>
+        <w:tc>
+          <w:tcPr>
+            <w:tcW w:w="1500" w:type="dxa"/>
+          </w:tcPr>
+          <w:p>
+            <w:pPr>
+              <w:spacing w:line="360" w:lineRule="auto"/>
+              <w:jc w:val="center"/>
+            </w:pPr>
+            <w:r>
+              <w:t xml:space="preserve">37,6</w:t>
+            </w:r>
+          </w:p>
+        </w:tc>
+        <w:tc>
+          <w:tcPr>
+            <w:tcW w:w="1500" w:type="dxa"/>
+          </w:tcPr>
+          <w:p>
+            <w:pPr>
+              <w:spacing w:line="360" w:lineRule="auto"/>
+              <w:jc w:val="center"/>
+            </w:pPr>
+            <w:r>
+              <w:t xml:space="preserve">310</w:t>
+            </w:r>
+          </w:p>
+        </w:tc>
+        <w:tc>
+          <w:tcPr>
+            <w:tcW w:w="1600" w:type="dxa"/>
+          </w:tcPr>
+          <w:p>
+            <w:pPr>
+              <w:spacing w:line="360" w:lineRule="auto"/>
+              <w:jc w:val="center"/>
+            </w:pPr>
+            <w:r>
+              <w:t xml:space="preserve">6,4</w:t>
+            </w:r>
+          </w:p>
+        </w:tc>
+      </w:tr>
+      <w:tr>
+        <w:tc>
+          <w:tcPr>
+            <w:tcW w:w="2400" w:type="dxa"/>
+          </w:tcPr>
+          <w:p>
+            <w:pPr>
+              <w:spacing w:line="360" w:lineRule="auto"/>
+              <w:jc w:val="center"/>
+            </w:pPr>
+            <w:r>
+              <w:t xml:space="preserve">правило</w:t>
+            </w:r>
+          </w:p>
+        </w:tc>
+        <w:tc>
+          <w:tcPr>
+            <w:tcW w:w="1500" w:type="dxa"/>
+          </w:tcPr>
+          <w:p>
+            <w:pPr>
+              <w:spacing w:line="360" w:lineRule="auto"/>
+              <w:jc w:val="center"/>
+            </w:pPr>
+            <w:r>
+              <w:t xml:space="preserve">модель</w:t>
+            </w:r>
+          </w:p>
+        </w:tc>
+        <w:tc>
+          <w:tcPr>
+            <w:tcW w:w="1500" w:type="dxa"/>
+          </w:tcPr>
+          <w:p>
+            <w:pPr>
+              <w:spacing w:line="360" w:lineRule="auto"/>
+              <w:jc w:val="center"/>
+            </w:pPr>
+            <w:r>
+              <w:t xml:space="preserve">36,2</w:t>
+            </w:r>
+          </w:p>
+        </w:tc>
+        <w:tc>
+          <w:tcPr>
+            <w:tcW w:w="1500" w:type="dxa"/>
+          </w:tcPr>
+          <w:p>
+            <w:pPr>
+              <w:spacing w:line="360" w:lineRule="auto"/>
+              <w:jc w:val="center"/>
+            </w:pPr>
+            <w:r>
+              <w:t xml:space="preserve">137</w:t>
+            </w:r>
+          </w:p>
+        </w:tc>
+        <w:tc>
+          <w:tcPr>
+            <w:tcW w:w="1600" w:type="dxa"/>
+          </w:tcPr>
+          <w:p>
+            <w:pPr>
+              <w:spacing w:line="360" w:lineRule="auto"/>
+              <w:jc w:val="center"/>
+            </w:pPr>
+            <w:r>
+              <w:t xml:space="preserve">1,7</w:t>
+            </w:r>
+          </w:p>
+        </w:tc>
+      </w:tr>
+      <w:tr>
+        <w:tc>
+          <w:tcPr>
+            <w:tcW w:w="2400" w:type="dxa"/>
+          </w:tcPr>
+          <w:p>
+            <w:pPr>
+              <w:spacing w:line="360" w:lineRule="auto"/>
+              <w:jc w:val="center"/>
+            </w:pPr>
+            <w:r>
+              <w:t xml:space="preserve">модель</w:t>
+            </w:r>
+          </w:p>
+        </w:tc>
+        <w:tc>
+          <w:tcPr>
+            <w:tcW w:w="1500" w:type="dxa"/>
+          </w:tcPr>
+          <w:p>
+            <w:pPr>
+              <w:spacing w:line="360" w:lineRule="auto"/>
+              <w:jc w:val="center"/>
+            </w:pPr>
+            <w:r>
+              <w:t xml:space="preserve">правило</w:t>
+            </w:r>
+          </w:p>
+        </w:tc>
+        <w:tc>
+          <w:tcPr>
+            <w:tcW w:w="1500" w:type="dxa"/>
+          </w:tcPr>
+          <w:p>
+            <w:pPr>
+              <w:spacing w:line="360" w:lineRule="auto"/>
+              <w:jc w:val="center"/>
+            </w:pPr>
+            <w:r>
+              <w:t xml:space="preserve">36,7</w:t>
+            </w:r>
+          </w:p>
+        </w:tc>
+        <w:tc>
+          <w:tcPr>
+            <w:tcW w:w="1500" w:type="dxa"/>
+          </w:tcPr>
+          <w:p>
+            <w:pPr>
+              <w:spacing w:line="360" w:lineRule="auto"/>
+              <w:jc w:val="center"/>
+            </w:pPr>
+            <w:r>
+              <w:t xml:space="preserve">417</w:t>
+            </w:r>
+          </w:p>
+        </w:tc>
+        <w:tc>
+          <w:tcPr>
+            <w:tcW w:w="1600" w:type="dxa"/>
+          </w:tcPr>
+          <w:p>
+            <w:pPr>
+              <w:spacing w:line="360" w:lineRule="auto"/>
+              <w:jc w:val="center"/>
+            </w:pPr>
+            <w:r>
+              <w:t xml:space="preserve">7,2</w:t>
+            </w:r>
+          </w:p>
+        </w:tc>
+      </w:tr>
+      <w:tr>
+        <w:tc>
+          <w:tcPr>
+            <w:tcW w:w="2400" w:type="dxa"/>
+          </w:tcPr>
+          <w:p>
+            <w:pPr>
+              <w:spacing w:line="360" w:lineRule="auto"/>
+              <w:jc w:val="center"/>
+            </w:pPr>
+            <w:r>
+              <w:t xml:space="preserve">модель</w:t>
+            </w:r>
+          </w:p>
+        </w:tc>
+        <w:tc>
+          <w:tcPr>
+            <w:tcW w:w="1500" w:type="dxa"/>
+          </w:tcPr>
+          <w:p>
+            <w:pPr>
+              <w:spacing w:line="360" w:lineRule="auto"/>
+              <w:jc w:val="center"/>
+            </w:pPr>
+            <w:r>
+              <w:t xml:space="preserve">модель</w:t>
+            </w:r>
+          </w:p>
+        </w:tc>
+        <w:tc>
+          <w:tcPr>
+            <w:tcW w:w="1500" w:type="dxa"/>
+          </w:tcPr>
+          <w:p>
+            <w:pPr>
+              <w:spacing w:line="360" w:lineRule="auto"/>
+              <w:jc w:val="center"/>
+            </w:pPr>
+            <w:r>
+              <w:t xml:space="preserve">35,5</w:t>
+            </w:r>
+          </w:p>
+        </w:tc>
+        <w:tc>
+          <w:tcPr>
+            <w:tcW w:w="1500" w:type="dxa"/>
+          </w:tcPr>
+          <w:p>
+            <w:pPr>
+              <w:spacing w:line="360" w:lineRule="auto"/>
+              <w:jc w:val="center"/>
+            </w:pPr>
+            <w:r>
+              <w:t xml:space="preserve">130</w:t>
+            </w:r>
+          </w:p>
+        </w:tc>
+        <w:tc>
+          <w:tcPr>
+            <w:tcW w:w="1600" w:type="dxa"/>
+          </w:tcPr>
+          <w:p>
+            <w:pPr>
+              <w:spacing w:line="360" w:lineRule="auto"/>
+              <w:jc w:val="center"/>
+            </w:pPr>
+            <w:r>
+              <w:t xml:space="preserve">2,2</w:t>
+            </w:r>
+          </w:p>
+        </w:tc>
+      </w:tr>
+    </w:tbl>
     <w:p>
       <w:pPr>
         <w:spacing w:line="360" w:lineRule="auto"/>
@@ -832,7 +1798,7 @@
           <w:sz w:val="24"/>
           <w:szCs w:val="24"/>
         </w:rPr>
-        <w:t>Отдельно стоит отметить: по throughput и средней задержке adaptive превосходит оба одиночных движка, но по p95/p99-задержке [9] уступает Flask-only (например, p99 при конкурентности 50: 3110 мс у adaptive против 1982 мс у Flask-only, хотя и заметно лучше 7524 мс у FastAPI-only). Причина та же, что и в пилотном эксперименте, — однопоточное принятие решений в шлюзе: решения по всем конкурентным запросам сериализуются на одном ядре, и эта сериализация добавляет хвостовую задержку, не устранённую пересмотром модели нагрузки. Таким образом, выигрыш адаптивной маршрутизации в данном эксперименте достигается за счёт устранения катастрофического отказа FastAPI-only, а не за счёт идеальной архитектуры самого шлюза.</w:t>
+        <w:t xml:space="preserve">Результат разделяется строго по источнику, которым взвешена очередь; решение о допуске на него не влияет. Требования к оценке в двух ролях различны: допуск требует лишь верного порядка запросов относительно порога, и монотонное по параметру правило его сохраняет, тогда как взвешивание очереди требует верной абсолютной величины, поскольку значения складываются и сравниваются между движками. Ошибка правила в 11 %, систематическая на квадратичных маршрутах, оборачивается втрое большей долей пострадавших лёгких запросов.</w:t>
       </w:r>
     </w:p>
     <w:p>
@@ -848,27 +1814,35 @@
           <w:sz w:val="24"/>
           <w:szCs w:val="24"/>
         </w:rPr>
-        <w:t xml:space="preserve">Заключение. </w:t>
-      </w:r>
-      <w:r>
-        <w:rPr>
-          <w:sz w:val="24"/>
-          <w:szCs w:val="24"/>
-        </w:rPr>
-        <w:t xml:space="preserve">Экспериментальным путём установлено, что адаптивная маршрутизация запросов на основе обученного классификатора обеспечивает прирост пропускной способности на 39–87% и снижение средней задержки в 1,8–6,1 раза относительно лучшего одиночного движка — но только при гетерогенном потоке запросов, где часть трафика CPU-bound, а часть I/O-bound; на однородном потоке (пилотный эксперимент) выигрыша нет </w:t>
-      </w:r>
-      <w:r>
-        <w:rPr>
-          <w:sz w:val="24"/>
-          <w:szCs w:val="24"/>
-        </w:rPr>
-        <w:lastRenderedPageBreak/>
-        <w:t>физически, поскольку движкам в этом случае нечего выбирать. Точность классификации (99,7% при задержке решения менее 2 мс) не является узким местом; ограничивающий фактор — однопоточное принятие решений в шлюзе, ухудшающее p95/p99-задержку относительно синхронного движка. Практическая ценность работы — количественный критерий целесообразности: адаптивная маршрутизация между sync- и async-движками оправдана там, где CPU-bound запросы рискуют заблокировать event loop асинхронного сервиса, то есть в системах со смешанным профилем нагрузки (например, короткие API-запросы вперемешку с генерацией отчётов, сжатием изображений или другими вычислительно тяжёлыми операциями). В качестве направлений дальнейших изысканий рассматриваются: вынесение принятия решения в пул потоков/процессов для устранения хвостовой задержки, тестирование на реальных профилях трафика и сравнение с альтернативой в виде вынесения CPU-bound работы в executor средствами самого async-фреймворка.</w:t>
-      </w:r>
-    </w:p>
-    <w:p>
-      <w:pPr>
-        <w:spacing w:after="150" w:line="360" w:lineRule="auto"/>
+        <w:t xml:space="preserve">Критерий целесообразности и граница применимости. </w:t>
+      </w:r>
+      <w:r>
+        <w:rPr>
+          <w:sz w:val="24"/>
+          <w:szCs w:val="24"/>
+        </w:rPr>
+        <w:t xml:space="preserve">Адаптивная маршрутизация оправдана при одновременном выполнении трёх условий. Поток запросов должен быть разнородным: на однородном она вредна. Оценка нагрузки должна строиться по признакам отдельного запроса, а не по маршруту: весовые настройки промышленных балансировщиков для этой задачи структурно недостаточны. Обучаемая модель необходима при взвешивании очередей, но не при выборе движка — там достаточно правила, монотонного по параметру запроса.</w:t>
+      </w:r>
+    </w:p>
+    <w:p>
+      <w:pPr>
+        <w:spacing w:line="360" w:lineRule="auto"/>
+        <w:ind w:firstLine="709"/>
+        <w:jc w:val="both"/>
+      </w:pPr>
+      <w:r>
+        <w:rPr>
+          <w:sz w:val="24"/>
+          <w:szCs w:val="24"/>
+        </w:rPr>
+        <w:t xml:space="preserve">Подход опирается на то, что охраняемый движок сохраняет измеренную при профилировании производительность. При его деградации преимущество утрачивается: под фоновой нагрузкой, отбирающей у асинхронного движка процессорное время, доля лёгких запросов дольше 200 мс растёт с 5,4 до 86,8 %, тогда как балансировка по загрузке удерживает её на 35,6 % при большей пропускной способности. Поправка оценок по наблюдениям улучшает положение до 50,5 %, но разрыв не закрывает: классификатор оберегает исправный цикл событий, а лишённый процессорного времени цикл задерживает и запросы, ничего не блокирующие.</w:t>
+      </w:r>
+    </w:p>
+    <w:p>
+      <w:pPr>
+        <w:spacing w:before="240" w:line="360" w:lineRule="auto"/>
+        <w:ind w:firstLine="709"/>
+        <w:jc w:val="both"/>
       </w:pPr>
       <w:r>
         <w:rPr>
@@ -877,7 +1851,28 @@
           <w:sz w:val="24"/>
           <w:szCs w:val="24"/>
         </w:rPr>
-        <w:t>Список источников</w:t>
+        <w:t xml:space="preserve">Заключение. </w:t>
+      </w:r>
+      <w:r>
+        <w:rPr>
+          <w:sz w:val="24"/>
+          <w:szCs w:val="24"/>
+        </w:rPr>
+        <w:t xml:space="preserve">Адаптивная маршрутизация повышает пропускную способность на 18–46 % и снижает среднюю задержку в 1,3–1,7 раза относительно лучшего одиночного движка при разнородном потоке и приводит к потерям при однородном. Механизм локализован: движки различаются не временем обработки запроса, а тем, насколько он делает движок недоступным для остальных, и различие достигает тринадцатикратного. Нагрузочные свойства запроса не определяются его маршрутом и должны оцениваться по параметрам самого запроса, а обучаемая модель необходима при взвешивании очередей, но не при выборе движка. Показано также, что эмуляция вычислительной нагрузки холостым циклом завышает оценку эффекта вдвое.</w:t>
+      </w:r>
+    </w:p>
+    <w:p>
+      <w:pPr>
+        <w:spacing w:after="150" w:line="360" w:lineRule="auto"/>
+      </w:pPr>
+      <w:r>
+        <w:rPr>
+          <w:b/>
+          <w:bCs/>
+          <w:sz w:val="24"/>
+          <w:szCs w:val="24"/>
+        </w:rPr>
+        <w:t xml:space="preserve">Список источников</w:t>
       </w:r>
     </w:p>
     <w:p>
@@ -898,16 +1893,13 @@
           <w:szCs w:val="24"/>
         </w:rPr>
         <w:tab/>
-        <w:t>Аунг Чжо Мьо. Разработка способа балансировки нагрузки в распределенных системах обработки данных / Аунг Чжо Мьо, Е. М. Портнов, А. С. Волков, М. В. Слюсарь, А. В. Потапов // Вестник Воронежского государственного технического университета. – 2025. – Т. 21, № 1. https://doi.org/10.36622/1729-6501.2025.21.1.010</w:t>
+        <w:t xml:space="preserve">Аунг Чжо Мьо. Разработка способа балансировки нагрузки в распределенных системах обработки данных / Аунг Чжо Мьо, Е. М. Портнов, А. С. Волков, М. В. Слюсарь // Современная наука: актуальные проблемы теории и практики. Серия: Естественные и технические науки. – 2019. – № 5. – С. 44–48.</w:t>
       </w:r>
     </w:p>
     <w:p>
       <w:pPr>
         <w:spacing w:after="120" w:line="360" w:lineRule="auto"/>
         <w:ind w:left="567" w:hanging="567"/>
-        <w:rPr>
-          <w:lang w:val="en-US"/>
-        </w:rPr>
       </w:pPr>
       <w:r>
         <w:rPr>
@@ -922,90 +1914,18 @@
           <w:szCs w:val="24"/>
         </w:rPr>
         <w:tab/>
-        <w:t>Красовская, Н. В. Анализ методов балансировки сетевого трафика в высоконагруженных сетях // Вестник Новосибирского государственного университета. Серия</w:t>
-      </w:r>
-      <w:r>
-        <w:rPr>
-          <w:sz w:val="24"/>
-          <w:szCs w:val="24"/>
-          <w:lang w:val="en-US"/>
-        </w:rPr>
-        <w:t xml:space="preserve">: </w:t>
-      </w:r>
-      <w:r>
-        <w:rPr>
-          <w:sz w:val="24"/>
-          <w:szCs w:val="24"/>
-        </w:rPr>
-        <w:t>Информационные</w:t>
-      </w:r>
-      <w:r>
-        <w:rPr>
-          <w:sz w:val="24"/>
-          <w:szCs w:val="24"/>
-          <w:lang w:val="en-US"/>
-        </w:rPr>
-        <w:t xml:space="preserve"> </w:t>
-      </w:r>
-      <w:r>
-        <w:rPr>
-          <w:sz w:val="24"/>
-          <w:szCs w:val="24"/>
-        </w:rPr>
-        <w:t>технологии</w:t>
-      </w:r>
-      <w:r>
-        <w:rPr>
-          <w:sz w:val="24"/>
-          <w:szCs w:val="24"/>
-          <w:lang w:val="en-US"/>
-        </w:rPr>
-        <w:t xml:space="preserve">. – 2025. – </w:t>
-      </w:r>
-      <w:r>
-        <w:rPr>
-          <w:sz w:val="24"/>
-          <w:szCs w:val="24"/>
-        </w:rPr>
-        <w:t>Т</w:t>
-      </w:r>
-      <w:r>
-        <w:rPr>
-          <w:sz w:val="24"/>
-          <w:szCs w:val="24"/>
-          <w:lang w:val="en-US"/>
-        </w:rPr>
-        <w:t xml:space="preserve">. 23, № 3. – </w:t>
-      </w:r>
-      <w:r>
-        <w:rPr>
-          <w:sz w:val="24"/>
-          <w:szCs w:val="24"/>
-        </w:rPr>
-        <w:t>С</w:t>
-      </w:r>
-      <w:r>
-        <w:rPr>
-          <w:sz w:val="24"/>
-          <w:szCs w:val="24"/>
-          <w:lang w:val="en-US"/>
-        </w:rPr>
-        <w:t>. 23–31. https://doi.org/10.25205/1818-7900-2025-23-3-23-31</w:t>
+        <w:t xml:space="preserve">Красовская, Н. В. Анализ методов балансировки сетевого трафика в высоконагруженных сетях // Вестник Новосибирского государственного университета. Серия: Информационные технологии. – 2023. – Т. 21, № 3. – С. 18–29.</w:t>
       </w:r>
     </w:p>
     <w:p>
       <w:pPr>
         <w:spacing w:after="120" w:line="360" w:lineRule="auto"/>
         <w:ind w:left="567" w:hanging="567"/>
-        <w:rPr>
-          <w:lang w:val="en-US"/>
-        </w:rPr>
-      </w:pPr>
-      <w:r>
-        <w:rPr>
-          <w:sz w:val="24"/>
-          <w:szCs w:val="24"/>
-          <w:lang w:val="en-US"/>
+      </w:pPr>
+      <w:r>
+        <w:rPr>
+          <w:sz w:val="24"/>
+          <w:szCs w:val="24"/>
         </w:rPr>
         <w:t>[3]</w:t>
       </w:r>
@@ -1013,10 +1933,9 @@
         <w:rPr>
           <w:sz w:val="24"/>
           <w:szCs w:val="24"/>
-          <w:lang w:val="en-US"/>
         </w:rPr>
         <w:tab/>
-        <w:t>Grinberg, M. Flask Web Development: Developing Web Applications with Python [Text]. – 2nd ed. – Sebastopol : O'Reilly Media, 2018. – 276 p.</w:t>
+        <w:t xml:space="preserve">Grinberg, M. Flask Web Development: Developing Web Applications with Python [Text]. – 2nd ed. – Sebastopol : O'Reilly Media, 2018. – 276 p.</w:t>
       </w:r>
     </w:p>
     <w:p>
@@ -1037,7 +1956,7 @@
           <w:szCs w:val="24"/>
         </w:rPr>
         <w:tab/>
-        <w:t>Ramírez, S. FastAPI Documentation [Электронный ресурс]. – 2024. – Режим доступа: https://fastapi.tiangolo.com (дата обращения: 17.09.2026).</w:t>
+        <w:t xml:space="preserve">Ramírez, S. FastAPI Documentation [Электронный ресурс]. – 2024. – Режим доступа: https://fastapi.tiangolo.com (дата обращения: 17.09.2026).</w:t>
       </w:r>
     </w:p>
     <w:p>
@@ -1058,7 +1977,7 @@
           <w:szCs w:val="24"/>
         </w:rPr>
         <w:tab/>
-        <w:t>Макаров, И. С. Влияние асинхронных и многопоточных моделей обработки запросов на производительность серверных веб-приложений [Электронный ресурс] / И. С. Макаров, Д. В. Ларин, Е. Г. Воробьева, Д. П. Емелин, Д. А. Карташов // CyberLeninka. – 2025. – Режим доступа: https://cyberleninka.ru/article/n/vliyanie-asinhronnyh-i-mnogopotochnyh-modeley-obrabotki-zaprosov-na-proizvoditelnost-servernyh-veb-prilozheniy/pdf (дата обращения: 17.09.2026).</w:t>
+        <w:t xml:space="preserve">Макаров, И. С. Влияние асинхронных и многопоточных моделей обработки запросов на производительность серверных веб-приложений [Электронный ресурс] / И. С. Макаров, Д. В. Ларин, Е. Г. Воробьева, Д. П. Емелин, Д. А. Карташов // CyberLeninka. – 2025. – Режим доступа: https://cyberleninka.ru/article/n/vliyanie-asinhronnyh-i-mnogopotochnyh-modeley-obrabotki-zaprosov-na-proizvoditelnost-servernyh-veb-prilozheniy/pdf (дата обращения: 17.09.2026).</w:t>
       </w:r>
     </w:p>
     <w:p>
@@ -1079,15 +1998,7 @@
           <w:szCs w:val="24"/>
         </w:rPr>
         <w:tab/>
-        <w:t xml:space="preserve">Савостин, П. А. Практическое применение асинхронного программирования на языке Python при помощи пакета asyncio [Электронный ресурс] // CyberLeninka. – 2018. – </w:t>
-      </w:r>
-      <w:r>
-        <w:rPr>
-          <w:sz w:val="24"/>
-          <w:szCs w:val="24"/>
-        </w:rPr>
-        <w:lastRenderedPageBreak/>
-        <w:t>Режим доступа: https://cyberleninka.ru/article/n/prakticheskoe-primenenie-asinhronnogo-programmirovaniya-na-yazyke-python-pri-pomoschi-paketa-asyncio (дата обращения: 17.09.2026).</w:t>
+        <w:t xml:space="preserve">Савостин, П. А. Практическое применение асинхронного программирования на языке Python при помощи пакета asyncio [Электронный ресурс] // CyberLeninka. – 2023. – Режим доступа: https://cyberleninka.ru/article/n/prakticheskoe-primenenie-asinhronnogo-programmirovaniya-na-yazyke-python-pri-pomoschi-paketa-asyncio (дата обращения: 17.09.2026).</w:t>
       </w:r>
     </w:p>
     <w:p>
@@ -1108,22 +2019,18 @@
           <w:szCs w:val="24"/>
         </w:rPr>
         <w:tab/>
-        <w:t>Нуркаев, Р. Управление API-шлюзом на основе архитектуры микросервиса [Электронный ресурс] // CyberLeninka. – 2023. – Режим доступа: https://cyberleninka.ru/article/n/upravlenie-api-shlyuzom-na-osnove-arhitektury-mikroservisa (дата обращения: 17.09.2026).</w:t>
+        <w:t xml:space="preserve">Нуркаев, Р. Управление API-шлюзом на основе архитектуры микросервиса [Электронный ресурс] // CyberLeninka. – 2023. – Режим доступа: https://cyberleninka.ru/article/n/upravlenie-api-shlyuzom-na-osnove-arhitektury-mikroservisa (дата обращения: 17.09.2026).</w:t>
       </w:r>
     </w:p>
     <w:p>
       <w:pPr>
         <w:spacing w:after="120" w:line="360" w:lineRule="auto"/>
         <w:ind w:left="567" w:hanging="567"/>
-        <w:rPr>
-          <w:lang w:val="en-US"/>
-        </w:rPr>
-      </w:pPr>
-      <w:r>
-        <w:rPr>
-          <w:sz w:val="24"/>
-          <w:szCs w:val="24"/>
-          <w:lang w:val="en-US"/>
+      </w:pPr>
+      <w:r>
+        <w:rPr>
+          <w:sz w:val="24"/>
+          <w:szCs w:val="24"/>
         </w:rPr>
         <w:t>[8]</w:t>
       </w:r>
@@ -1131,25 +2038,20 @@
         <w:rPr>
           <w:sz w:val="24"/>
           <w:szCs w:val="24"/>
-          <w:lang w:val="en-US"/>
         </w:rPr>
         <w:tab/>
-        <w:t>Paszke, A. PyTorch: An Imperative Style, High-Performance Deep Learning Library [Text] / A. Paszke, S. Gross, F. Massa et al. // Advances in Neural Information Processing Systems. – 2019. – Vol. 32. – P. 8024–8035.</w:t>
+        <w:t xml:space="preserve">Paszke, A. PyTorch: An Imperative Style, High-Performance Deep Learning Library [Text] / A. Paszke, S. Gross, F. Massa et al. // Advances in Neural Information Processing Systems. – 2019. – Vol. 32. – P. 8024–8035.</w:t>
       </w:r>
     </w:p>
     <w:p>
       <w:pPr>
         <w:spacing w:after="120" w:line="360" w:lineRule="auto"/>
         <w:ind w:left="567" w:hanging="567"/>
-        <w:rPr>
-          <w:lang w:val="en-US"/>
-        </w:rPr>
-      </w:pPr>
-      <w:r>
-        <w:rPr>
-          <w:sz w:val="24"/>
-          <w:szCs w:val="24"/>
-          <w:lang w:val="en-US"/>
+      </w:pPr>
+      <w:r>
+        <w:rPr>
+          <w:sz w:val="24"/>
+          <w:szCs w:val="24"/>
         </w:rPr>
         <w:t>[9]</w:t>
       </w:r>
@@ -1157,10 +2059,9 @@
         <w:rPr>
           <w:sz w:val="24"/>
           <w:szCs w:val="24"/>
-          <w:lang w:val="en-US"/>
         </w:rPr>
         <w:tab/>
-        <w:t>Dean, J. The tail at scale [Text] / J. Dean, L. A. Barroso // Communications of the ACM. – 2013. – Vol. 56, No. 2. – P. 74–80. https://doi.org/10.1145/2408776.2408794</w:t>
+        <w:t xml:space="preserve">Dean, J. The tail at scale [Text] / J. Dean, L. A. Barroso // Communications of the ACM. – 2013. – Vol. 56, No. 2. – P. 74–80. https://doi.org/10.1145/2408776.2408794</w:t>
       </w:r>
     </w:p>
     <w:sectPr>

--- a/docs/Статья ИИАСУ Синявский СД.docx
+++ b/docs/Статья ИИАСУ Синявский СД.docx
@@ -167,7 +167,7 @@
           <w:sz w:val="24"/>
           <w:szCs w:val="24"/>
         </w:rPr>
-        <w:t>Рассмотрена задача выбора между синхронным и асинхронным веб-движками при разнородном по типу нагрузки потоке запросов. Предложена адаптивная маршрутизация запросов на основе обученного классификатора, направляющая каждый запрос на движок, физически лучше подходящий для его типа (I/O-bound или CPU-bound). Экспериментально показано, что при однородной нагрузке выигрыша нет, а при гетерогенном потоке адаптивная маршрутизация повышает пропускную способность на 39–87% и снижает среднюю задержку в 1,8–2,4 раза относительно лучшего одиночного движка. Локализован физический механизм эффекта и сформулирован практический критерий целесообразности применения подобной архитектуры.</w:t>
+        <w:t xml:space="preserve">Рассмотрено распределение HTTP-запросов между синхронным и асинхронным веб-движками и оценена практическая целесообразность такого распределения. Установлено, что движки различаются не временем обработки запроса, а тем, насколько он делает движок недоступным для остальных: расхождение достигает тринадцатикратного. Показано, что нагрузочные свойства запроса не определяются его маршрутом и должны оцениваться по признакам самого запроса; медианная ошибка оценки снижена с 80 до 3,4 %. Маршрутизация по такой оценке даёт прирост пропускной способности 18–46 % при разнородном потоке и приводит к потерям при однородном. Перекрёстным экспериментом локализовано, в какой из двух ролей оценки необходимо обучение. Сформулирован критерий целесообразности и определены границы применимости подхода.</w:t>
       </w:r>
     </w:p>
     <w:p>
@@ -189,7 +189,7 @@
           <w:sz w:val="24"/>
           <w:szCs w:val="24"/>
         </w:rPr>
-        <w:t>адаптивная маршрутизация, классификация нагрузки, нейронные сети, синхронные серверы, асинхронные серверы, пропускная способность</w:t>
+        <w:t xml:space="preserve">адаптивная маршрутизация, классификация нагрузки, балансировка нагрузки, асинхронные веб-серверы, блокировка цикла событий, хвостовые задержки</w:t>
       </w:r>
     </w:p>
     <w:p>
@@ -212,7 +212,7 @@
           <w:sz w:val="24"/>
           <w:szCs w:val="24"/>
         </w:rPr>
-        <w:t xml:space="preserve">Веб-приложения обрабатывают запросы разного профиля: часть операций вычислительная, часть сводится к ожиданию ответа внешних систем. Синхронная и асинхронная модели отвечают им по-разному, однако выбор между ними делается при проектировании и применяется ко всему трафику. Промышленные балансировщики распределяют запросы по кругу или по числу соединений и природу запроса не учитывают [1, 2]. Отсюда вопрос: даёт ли распределение запросов между движками разного типа по оценке нагрузки каждого запроса выигрыш, оправдывающий усложнение инфраструктуры, и при каких условиях.</w:t>
+        <w:t xml:space="preserve">Веб-приложения обрабатывают запросы разного профиля: часть операций вычислительная, часть сводится к ожиданию ответа внешних систем. Синхронная и асинхронная модели отвечают им по-разному, однако выбор между ними делается при проектировании и применяется ко всему трафику. Промышленные балансировщики распределяют запросы по кругу или по числу соединений и природу запроса не учитывают [1, 2], а их весовые настройки задаются на маршрут. Отсюда вопрос: даёт ли распределение запросов между движками разного типа по оценке нагрузки каждого запроса выигрыш, оправдывающий усложнение инфраструктуры, и при каких условиях.</w:t>
       </w:r>
     </w:p>
     <w:p>
@@ -235,7 +235,7 @@
           <w:sz w:val="24"/>
           <w:szCs w:val="24"/>
         </w:rPr>
-        <w:t xml:space="preserve">Цель — оценка практической целесообразности адаптивной маршрутизации HTTP-запросов между синхронным и асинхронным веб-движками на основе классификатора нагрузки. Задачи: измерить, чем физически различаются движки при обработке одного запроса; установить, по каким наблюдаемым признакам предсказуемы нагрузочные свойства запроса; сравнить такую маршрутизацию с одиночными движками и балансировкой по загрузке при разных уровнях нагрузки и составах потока; локализовать механизм эффекта и определить границы применимости. Гипотеза: маршрутизация повышает пропускную способность и снижает среднюю задержку относительно лучшего одиночного движка при разнородном потоке и не даёт выигрыша при однородном.</w:t>
+        <w:t xml:space="preserve">Цель — оценка практической целесообразности адаптивной маршрутизации HTTP-запросов между синхронным и асинхронным веб-движками на основе классификатора нагрузки. Задачи: измерить, чем различаются движки при обработке одного запроса; установить, по каким наблюдаемым признакам предсказуемы нагрузочные свойства запроса; сравнить маршрутизацию с одиночными движками и балансировкой по загрузке при разных нагрузках и составах потока; локализовать механизм и определить границы применимости. Гипотеза: маршрутизация повышает пропускную способность и снижает среднюю задержку относительно лучшего одиночного движка при разнородном потоке и не даёт выигрыша при однородном.</w:t>
       </w:r>
     </w:p>
     <w:p>
@@ -258,7 +258,7 @@
           <w:sz w:val="24"/>
           <w:szCs w:val="24"/>
         </w:rPr>
-        <w:t xml:space="preserve">Синхронная модель (Flask в режиме threaded) обслуживает каждое соединение отдельным потоком операционной системы [3]. Вычисление в одном потоке не останавливает остальные: планировщик переключает их каждые несколько миллисекунд, а операции, реализованные на C — хеширование, кодирование изображений, обращения к СУБД, — освобождают глобальную блокировку интерпретатора и выполняются параллельно [5]. Асинхронная модель (FastAPI поверх uvicorn) обслуживает все соединения единственным циклом событий [4]: ожидание ввода-вывода обходится дёшево, но вычисление выполняется неделимо и на всё своё время останавливает обработку остальных запросов [6].</w:t>
+        <w:t xml:space="preserve">Синхронная модель (Flask в режиме threaded) обслуживает каждое соединение отдельным потоком операционной системы [3]. Вычисление в одном потоке не останавливает остальные: планировщик переключает их каждые несколько миллисекунд, а операции, реализованные на C, освобождают глобальную блокировку интерпретатора и выполняются параллельно [5]. Асинхронная модель (FastAPI поверх uvicorn) обслуживает все соединения единственным циклом событий [4]: ожидание ввода-вывода обходится дёшево, но вычисление выполняется неделимо и на всё своё время останавливает обработку остальных запросов [6].</w:t>
       </w:r>
     </w:p>
     <w:p>
@@ -281,7 +281,7 @@
           <w:sz w:val="24"/>
           <w:szCs w:val="24"/>
         </w:rPr>
-        <w:t xml:space="preserve">Стенд состоит из синхронного и асинхронного движков, внешнего сервиса, к которому оба обращаются при операциях ввода-вывода, и шлюза [7], принимающего решение по каждому запросу. Нагрузка не эмулируется: хеширование PBKDF2, кодирование изображения в JPEG, сортировка массива, чтение СУБД, обращение по сети. Определены шесть маршрутов, причём объём работы задаётся не маршрутом, а параметром запроса, который шлюз видит в строке запроса, не обращаясь к бизнес-логике. Значения параметра распределены логарифмически равномерно со смещением к малым, как в реальном трафике. Каждый движок выполняется в одном процессе, все замеры проведены на одной машине.</w:t>
+        <w:t xml:space="preserve">Стенд состоит из синхронного и асинхронного движков, внешнего сервиса, к которому оба обращаются при операциях ввода-вывода, и шлюза [7], принимающего решение по каждому запросу. Нагрузка не эмулируется: хеширование PBKDF2, кодирование изображения в JPEG, сортировка массива, чтение СУБД, обращение по сети. Это существенно: холостой цикл, которым обычно моделируют вычисление, не освобождает глобальную блокировку интерпретатора и парализует асинхронный движок полностью — в такой постановке он выдавал 11–12 запросов в секунду против 25–27 при настоящих операциях, то есть эмуляция завышает оценку эффекта вдвое. Определены шесть маршрутов, причём объём работы задаётся не маршрутом, а параметром запроса, который шлюз видит в строке запроса. Каждый движок выполняется в одном процессе, все замеры проведены на одной машине.</w:t>
       </w:r>
     </w:p>
     <w:p>
@@ -801,7 +801,7 @@
           <w:sz w:val="24"/>
           <w:szCs w:val="24"/>
         </w:rPr>
-        <w:t xml:space="preserve">Запрос допускается в асинхронный движок, только если предсказанная блокировка не превышает порога; синхронный принимает любой запрос. Среди допустимых выбирается движок с меньшей накопленной занятостью очереди. Порог задаёт компромисс: при нуле весь трафик уходит в синхронный движок, при бесконечности правило вырождается в балансировку по весу очереди [9].</w:t>
+        <w:t xml:space="preserve">Запрос допускается в асинхронный движок, только если предсказанная блокировка не превышает порога; синхронный принимает любой. Среди допустимых выбирается движок с меньшей накопленной занятостью очереди. Порог задаёт компромисс: при нуле весь трафик уходит в синхронный движок, при бесконечности правило вырождается в балансировку по весу очереди [9].</w:t>
       </w:r>
     </w:p>
     <w:p>
@@ -1324,7 +1324,7 @@
           <w:sz w:val="24"/>
           <w:szCs w:val="24"/>
         </w:rPr>
-        <w:t xml:space="preserve">Прирост относительно лучшего одиночного движка составляет 18–46 %, средняя задержка снижается в 1,3–1,7 раза; наибольший выигрыш достигается при конкурентности 64. Далее система приближается к насыщению по процессорному времени — оба движка выполняются в одном процессе и вместе располагают примерно двумя ядрами, — поэтому преимущество убывает, оставаясь положительным. Предварительная серия на эмулированной нагрузке давала 39–87 % и снижение задержки в 1,8–2,4 раза. Расхождение объясняется методикой: холостой цикл не освобождает глобальную блокировку интерпретатора и парализует асинхронный движок полностью — в той серии он выдавал 11–12 запросов в секунду против 25–27 при настоящих операциях. Соперник оказывался искусственно ослабленным, и такая эмуляция завышает оценку эффекта вдвое.</w:t>
+        <w:t xml:space="preserve">Прирост относительно лучшего одиночного движка составляет 18–46 %, средняя задержка снижается в 1,3–1,7 раза, доля запросов с ухудшенным откликом падает с 89 до 7 %. Наибольший выигрыш достигается при конкурентности 64; далее система приближается к насыщению по процессорному времени — оба движка выполняются в одном процессе и вместе располагают примерно двумя ядрами, — поэтому преимущество убывает, оставаясь положительным.</w:t>
       </w:r>
     </w:p>
     <w:p>
@@ -1347,7 +1347,7 @@
           <w:sz w:val="24"/>
           <w:szCs w:val="24"/>
         </w:rPr>
-        <w:t xml:space="preserve">Если поток состоит из запросов одной природы, разносить их не по чему. Проверка подтверждает это в усиленной форме: на потоке только из обращений к вводу-выводу лучшим одиночным движком является асинхронный (231,8 запроса в секунду), маршрутизация даёт 122–132 и уступает ему 43–47 %, балансировка по загрузке — 28 %. На чисто вычислительном потоке лучшим оказывается синхронный движок (55,9), маршрутизация уступает ему 13 %, балансировка — 29 %, а асинхронный движок выдаёт 8,7 запроса в секунду — именно к этому режиму и сводилась предварительная серия. Выигрыша нет не потому, что эффект мал, а потому, что уход от единственного подходящего движка есть чистая потеря; разнородность потока — не благоприятное условие, а необходимое.</w:t>
+        <w:t xml:space="preserve">Если поток состоит из запросов одной природы, разносить их не по чему. Проверка подтверждает это в усиленной форме: на потоке только из обращений к вводу-выводу лучшим одиночным движком является асинхронный (231,8 запроса в секунду), маршрутизация даёт 122–132 и уступает ему 43–47 %, балансировка — 28 %. На чисто вычислительном потоке лучшим оказывается синхронный движок (55,9), маршрутизация уступает ему 13 %. Уход от единственного подходящего движка есть чистая потеря; разнородность потока — не благоприятное условие, а необходимое.</w:t>
       </w:r>
     </w:p>
     <w:p>
@@ -1798,7 +1798,7 @@
           <w:sz w:val="24"/>
           <w:szCs w:val="24"/>
         </w:rPr>
-        <w:t xml:space="preserve">Результат разделяется строго по источнику, которым взвешена очередь; решение о допуске на него не влияет. Требования к оценке в двух ролях различны: допуск требует лишь верного порядка запросов относительно порога, и монотонное по параметру правило его сохраняет, тогда как взвешивание очереди требует верной абсолютной величины, поскольку значения складываются и сравниваются между движками. Ошибка правила в 11 %, систематическая на квадратичных маршрутах, оборачивается втрое большей долей пострадавших лёгких запросов.</w:t>
+        <w:t xml:space="preserve">Результат разделяется строго по источнику, которым взвешена очередь; решение о допуске на него не влияет. Допуск требует лишь верного порядка запросов относительно порога, и монотонное по параметру правило его сохраняет, тогда как взвешивание очереди требует верной абсолютной величины: значения складываются и сравниваются между движками. Ошибка правила в 11 %, систематическая на квадратичных маршрутах, оборачивается втрое большей долей запросов с ухудшенным откликом.</w:t>
       </w:r>
     </w:p>
     <w:p>
@@ -1814,6 +1814,29 @@
           <w:sz w:val="24"/>
           <w:szCs w:val="24"/>
         </w:rPr>
+        <w:t xml:space="preserve">Цена решения. </w:t>
+      </w:r>
+      <w:r>
+        <w:rPr>
+          <w:sz w:val="24"/>
+          <w:szCs w:val="24"/>
+        </w:rPr>
+        <w:t xml:space="preserve">Оценка выполняется на каждый запрос, поэтому её собственная стоимость существенна для применимости. Измерено на одном ядре: решение по степенной зависимости занимает 1,6 мкс, что соответствует примерно 640 тысячам решений в секунду и узким местом стать не может. Решение с использованием полносвязной сети занимает 174 мкс — в сто раз дороже — и при нескольких тысячах запросов в секунду само становится ограничением. Преимущество сети при взвешивании очередей достигается, таким образом, ценой, которая для нагруженной системы может оказаться неприемлемой.</w:t>
+      </w:r>
+    </w:p>
+    <w:p>
+      <w:pPr>
+        <w:spacing w:before="240" w:line="360" w:lineRule="auto"/>
+        <w:ind w:firstLine="709"/>
+        <w:jc w:val="both"/>
+      </w:pPr>
+      <w:r>
+        <w:rPr>
+          <w:b/>
+          <w:bCs/>
+          <w:sz w:val="24"/>
+          <w:szCs w:val="24"/>
+        </w:rPr>
         <w:t xml:space="preserve">Критерий целесообразности и граница применимости. </w:t>
       </w:r>
       <w:r>
@@ -1821,7 +1844,7 @@
           <w:sz w:val="24"/>
           <w:szCs w:val="24"/>
         </w:rPr>
-        <w:t xml:space="preserve">Адаптивная маршрутизация оправдана при одновременном выполнении трёх условий. Поток запросов должен быть разнородным: на однородном она вредна. Оценка нагрузки должна строиться по признакам отдельного запроса, а не по маршруту: весовые настройки промышленных балансировщиков для этой задачи структурно недостаточны. Обучаемая модель необходима при взвешивании очередей, но не при выборе движка — там достаточно правила, монотонного по параметру запроса.</w:t>
+        <w:t xml:space="preserve">Адаптивная маршрутизация оправдана при одновременном выполнении трёх условий. Поток запросов должен быть разнородным: на однородном она вредна. Оценка нагрузки должна строиться по признакам отдельного запроса, а не по маршруту: весовые настройки промышленных балансировщиков для этой задачи структурно недостаточны. Обучаемая оценка необходима при взвешивании очередей, но не при выборе движка — там достаточно правила, монотонного по параметру запроса; при этом степенная зависимость предпочтительнее сети по соотношению точности и стоимости.</w:t>
       </w:r>
     </w:p>
     <w:p>
@@ -1835,7 +1858,7 @@
           <w:sz w:val="24"/>
           <w:szCs w:val="24"/>
         </w:rPr>
-        <w:t xml:space="preserve">Подход опирается на то, что охраняемый движок сохраняет измеренную при профилировании производительность. При его деградации преимущество утрачивается: под фоновой нагрузкой, отбирающей у асинхронного движка процессорное время, доля лёгких запросов дольше 200 мс растёт с 5,4 до 86,8 %, тогда как балансировка по загрузке удерживает её на 35,6 % при большей пропускной способности. Поправка оценок по наблюдениям улучшает положение до 50,5 %, но разрыв не закрывает: классификатор оберегает исправный цикл событий, а лишённый процессорного времени цикл задерживает и запросы, ничего не блокирующие.</w:t>
+        <w:t xml:space="preserve">Подход опирается на то, что охраняемый движок сохраняет измеренную при профилировании производительность. При его деградации преимущество утрачивается: под фоновой нагрузкой, отбирающей у асинхронного движка процессорное время, доля запросов с ухудшенным откликом растёт с 5,4 до 86,8 %, тогда как балансировка по загрузке удерживает её на 35,6 % при большей пропускной способности. Поправка оценок по наблюдениям улучшает положение до 50,5 %, но разрыв не закрывает.</w:t>
       </w:r>
     </w:p>
     <w:p>
@@ -1858,7 +1881,7 @@
           <w:sz w:val="24"/>
           <w:szCs w:val="24"/>
         </w:rPr>
-        <w:t xml:space="preserve">Адаптивная маршрутизация повышает пропускную способность на 18–46 % и снижает среднюю задержку в 1,3–1,7 раза относительно лучшего одиночного движка при разнородном потоке и приводит к потерям при однородном. Механизм локализован: движки различаются не временем обработки запроса, а тем, насколько он делает движок недоступным для остальных, и различие достигает тринадцатикратного. Нагрузочные свойства запроса не определяются его маршрутом и должны оцениваться по параметрам самого запроса, а обучаемая модель необходима при взвешивании очередей, но не при выборе движка. Показано также, что эмуляция вычислительной нагрузки холостым циклом завышает оценку эффекта вдвое.</w:t>
+        <w:t xml:space="preserve">Адаптивная маршрутизация повышает пропускную способность на 18–46 % и снижает среднюю задержку в 1,3–1,7 раза относительно лучшего одиночного движка при разнородном потоке и приводит к потерям при однородном. Механизм локализован: движки различаются не временем обработки запроса, а тем, насколько он делает движок недоступным для остальных, и различие достигает тринадцатикратного. Нагрузочные свойства запроса не определяются его маршрутом и должны оцениваться по параметрам самого запроса, а обучаемая оценка необходима при взвешивании очередей, но не при выборе движка.</w:t>
       </w:r>
     </w:p>
     <w:p>

--- a/docs/Статья ИИАСУ Синявский СД.docx
+++ b/docs/Статья ИИАСУ Синявский СД.docx
@@ -281,7 +281,7 @@
           <w:sz w:val="24"/>
           <w:szCs w:val="24"/>
         </w:rPr>
-        <w:t xml:space="preserve">Стенд состоит из синхронного и асинхронного движков, внешнего сервиса, к которому оба обращаются при операциях ввода-вывода, и шлюза [7], принимающего решение по каждому запросу. Нагрузка не эмулируется: хеширование PBKDF2, кодирование изображения в JPEG, сортировка массива, чтение СУБД, обращение по сети. Это существенно: холостой цикл, которым обычно моделируют вычисление, не освобождает глобальную блокировку интерпретатора и парализует асинхронный движок полностью — в такой постановке он выдавал 11–12 запросов в секунду против 25–27 при настоящих операциях, то есть эмуляция завышает оценку эффекта вдвое. Определены шесть маршрутов, причём объём работы задаётся не маршрутом, а параметром запроса, который шлюз видит в строке запроса. Каждый движок выполняется в одном процессе, все замеры проведены на одной машине.</w:t>
+        <w:t xml:space="preserve">Стенд состоит из синхронного и асинхронного движков, внешнего сервиса, к которому оба обращаются при операциях ввода-вывода, и шлюза [7], принимающего решение по каждому запросу. Нагрузка не эмулируется: хеширование PBKDF2, кодирование изображения в JPEG, сортировка массива, чтение СУБД, обращение по сети. Это существенно: холостой цикл, которым обычно моделируют вычисление, не освобождает глобальную блокировку интерпретатора и парализует асинхронный движок полностью: на чисто вычислительном потоке он выдаёт 8,7 запроса в секунду против 25–27 на разнородном потоке с настоящими операциями. Эмуляция ставит движок именно в этот режим и тем завышает оценку эффекта примерно вдвое. Определены шесть маршрутов, причём объём работы задаётся не маршрутом, а параметром запроса, который шлюз видит в строке запроса. Каждый движок выполняется в одном процессе, все замеры проведены на одной машине.</w:t>
       </w:r>
     </w:p>
     <w:p>
@@ -457,7 +457,7 @@
               <w:jc w:val="center"/>
             </w:pPr>
             <w:r>
-              <w:t xml:space="preserve">128</w:t>
+              <w:t xml:space="preserve">130</w:t>
             </w:r>
           </w:p>
         </w:tc>
@@ -485,7 +485,7 @@
               <w:jc w:val="center"/>
             </w:pPr>
             <w:r>
-              <w:t xml:space="preserve">124</w:t>
+              <w:t xml:space="preserve">127</w:t>
             </w:r>
           </w:p>
         </w:tc>
@@ -499,7 +499,7 @@
               <w:jc w:val="center"/>
             </w:pPr>
             <w:r>
-              <w:t xml:space="preserve">123</w:t>
+              <w:t xml:space="preserve">125</w:t>
             </w:r>
           </w:p>
         </w:tc>
@@ -529,35 +529,35 @@
               <w:jc w:val="center"/>
             </w:pPr>
             <w:r>
-              <w:t xml:space="preserve">325</w:t>
-            </w:r>
-          </w:p>
-        </w:tc>
-        <w:tc>
-          <w:tcPr>
-            <w:tcW w:w="1500" w:type="dxa"/>
-          </w:tcPr>
-          <w:p>
-            <w:pPr>
-              <w:spacing w:line="360" w:lineRule="auto"/>
-              <w:jc w:val="center"/>
-            </w:pPr>
-            <w:r>
-              <w:t xml:space="preserve">81</w:t>
-            </w:r>
-          </w:p>
-        </w:tc>
-        <w:tc>
-          <w:tcPr>
-            <w:tcW w:w="1500" w:type="dxa"/>
-          </w:tcPr>
-          <w:p>
-            <w:pPr>
-              <w:spacing w:line="360" w:lineRule="auto"/>
-              <w:jc w:val="center"/>
-            </w:pPr>
-            <w:r>
-              <w:t xml:space="preserve">323</w:t>
+              <w:t xml:space="preserve">328</w:t>
+            </w:r>
+          </w:p>
+        </w:tc>
+        <w:tc>
+          <w:tcPr>
+            <w:tcW w:w="1500" w:type="dxa"/>
+          </w:tcPr>
+          <w:p>
+            <w:pPr>
+              <w:spacing w:line="360" w:lineRule="auto"/>
+              <w:jc w:val="center"/>
+            </w:pPr>
+            <w:r>
+              <w:t xml:space="preserve">76</w:t>
+            </w:r>
+          </w:p>
+        </w:tc>
+        <w:tc>
+          <w:tcPr>
+            <w:tcW w:w="1500" w:type="dxa"/>
+          </w:tcPr>
+          <w:p>
+            <w:pPr>
+              <w:spacing w:line="360" w:lineRule="auto"/>
+              <w:jc w:val="center"/>
+            </w:pPr>
+            <w:r>
+              <w:t xml:space="preserve">333</w:t>
             </w:r>
           </w:p>
         </w:tc>
@@ -571,7 +571,7 @@
               <w:jc w:val="center"/>
             </w:pPr>
             <w:r>
-              <w:t xml:space="preserve">212</w:t>
+              <w:t xml:space="preserve">222</w:t>
             </w:r>
           </w:p>
         </w:tc>
@@ -601,35 +601,35 @@
               <w:jc w:val="center"/>
             </w:pPr>
             <w:r>
-              <w:t xml:space="preserve">938</w:t>
-            </w:r>
-          </w:p>
-        </w:tc>
-        <w:tc>
-          <w:tcPr>
-            <w:tcW w:w="1500" w:type="dxa"/>
-          </w:tcPr>
-          <w:p>
-            <w:pPr>
-              <w:spacing w:line="360" w:lineRule="auto"/>
-              <w:jc w:val="center"/>
-            </w:pPr>
-            <w:r>
-              <w:t xml:space="preserve">272</w:t>
-            </w:r>
-          </w:p>
-        </w:tc>
-        <w:tc>
-          <w:tcPr>
-            <w:tcW w:w="1500" w:type="dxa"/>
-          </w:tcPr>
-          <w:p>
-            <w:pPr>
-              <w:spacing w:line="360" w:lineRule="auto"/>
-              <w:jc w:val="center"/>
-            </w:pPr>
-            <w:r>
-              <w:t xml:space="preserve">922</w:t>
+              <w:t xml:space="preserve">939</w:t>
+            </w:r>
+          </w:p>
+        </w:tc>
+        <w:tc>
+          <w:tcPr>
+            <w:tcW w:w="1500" w:type="dxa"/>
+          </w:tcPr>
+          <w:p>
+            <w:pPr>
+              <w:spacing w:line="360" w:lineRule="auto"/>
+              <w:jc w:val="center"/>
+            </w:pPr>
+            <w:r>
+              <w:t xml:space="preserve">268</w:t>
+            </w:r>
+          </w:p>
+        </w:tc>
+        <w:tc>
+          <w:tcPr>
+            <w:tcW w:w="1500" w:type="dxa"/>
+          </w:tcPr>
+          <w:p>
+            <w:pPr>
+              <w:spacing w:line="360" w:lineRule="auto"/>
+              <w:jc w:val="center"/>
+            </w:pPr>
+            <w:r>
+              <w:t xml:space="preserve">937</w:t>
             </w:r>
           </w:p>
         </w:tc>
@@ -643,7 +643,7 @@
               <w:jc w:val="center"/>
             </w:pPr>
             <w:r>
-              <w:t xml:space="preserve">626</w:t>
+              <w:t xml:space="preserve">638</w:t>
             </w:r>
           </w:p>
         </w:tc>
@@ -687,35 +687,35 @@
               <w:jc w:val="center"/>
             </w:pPr>
             <w:r>
+              <w:t xml:space="preserve">9</w:t>
+            </w:r>
+          </w:p>
+        </w:tc>
+        <w:tc>
+          <w:tcPr>
+            <w:tcW w:w="1500" w:type="dxa"/>
+          </w:tcPr>
+          <w:p>
+            <w:pPr>
+              <w:spacing w:line="360" w:lineRule="auto"/>
+              <w:jc w:val="center"/>
+            </w:pPr>
+            <w:r>
+              <w:t xml:space="preserve">491</w:t>
+            </w:r>
+          </w:p>
+        </w:tc>
+        <w:tc>
+          <w:tcPr>
+            <w:tcW w:w="1600" w:type="dxa"/>
+          </w:tcPr>
+          <w:p>
+            <w:pPr>
+              <w:spacing w:line="360" w:lineRule="auto"/>
+              <w:jc w:val="center"/>
+            </w:pPr>
+            <w:r>
               <w:t xml:space="preserve">10</w:t>
-            </w:r>
-          </w:p>
-        </w:tc>
-        <w:tc>
-          <w:tcPr>
-            <w:tcW w:w="1500" w:type="dxa"/>
-          </w:tcPr>
-          <w:p>
-            <w:pPr>
-              <w:spacing w:line="360" w:lineRule="auto"/>
-              <w:jc w:val="center"/>
-            </w:pPr>
-            <w:r>
-              <w:t xml:space="preserve">492</w:t>
-            </w:r>
-          </w:p>
-        </w:tc>
-        <w:tc>
-          <w:tcPr>
-            <w:tcW w:w="1600" w:type="dxa"/>
-          </w:tcPr>
-          <w:p>
-            <w:pPr>
-              <w:spacing w:line="360" w:lineRule="auto"/>
-              <w:jc w:val="center"/>
-            </w:pPr>
-            <w:r>
-              <w:t xml:space="preserve">9</w:t>
             </w:r>
           </w:p>
         </w:tc>
@@ -755,7 +755,7 @@
           <w:sz w:val="24"/>
           <w:szCs w:val="24"/>
         </w:rPr>
-        <w:t xml:space="preserve">Обращение /api/search?limit=10 выполняется 10 мс, из которых 4 мс приходится на вычисления; то же обращение при limit=600 — 658 мс, из которых вычисления занимают 405 мс. Разброс внутри одного маршрута достигает 65 раз, поэтому настройка весов по маршрутам структурно неверна: она обязана приписать обоим обращениям одно число. Принадлежность запроса к типу I/O-bound или CPU-bound есть свойство самого запроса, а не его адреса, и в этом состоит основная трудность задачи.</w:t>
+        <w:t xml:space="preserve">Обращение /api/search?limit=10 выполняется 10 мс, из которых 4 мс приходится на вычисления; то же обращение при limit=600 — 640 мс, из которых вычисления занимают 433 мс. Разброс внутри этого маршрута достигает 61 раза, а для /api/report/generate — 85 раз, поэтому настройка весов по маршрутам структурно неверна: она обязана приписать обоим обращениям одно число. Принадлежность запроса к типу I/O-bound или CPU-bound есть свойство самого запроса, а не его адреса, и в этом состоит основная трудность задачи.</w:t>
       </w:r>
     </w:p>
     <w:p>
@@ -1324,7 +1324,7 @@
           <w:sz w:val="24"/>
           <w:szCs w:val="24"/>
         </w:rPr>
-        <w:t xml:space="preserve">Прирост относительно лучшего одиночного движка составляет 18–46 %, средняя задержка снижается в 1,3–1,7 раза, доля запросов с ухудшенным откликом падает с 89 до 7 %. Наибольший выигрыш достигается при конкурентности 64; далее система приближается к насыщению по процессорному времени — оба движка выполняются в одном процессе и вместе располагают примерно двумя ядрами, — поэтому преимущество убывает, оставаясь положительным.</w:t>
+        <w:t xml:space="preserve">Прирост относительно лучшего одиночного движка составляет 18–46 %, средняя задержка снижается в 1,3–1,7 раза, доля запросов с ухудшенным откликом падает с 89 до 5–7 %. Наибольший выигрыш достигается при конкурентности 64; далее система приближается к насыщению по процессорному времени — оба движка располагают вместе примерно двумя ядрами, — и преимущество убывает, оставаясь положительным.</w:t>
       </w:r>
     </w:p>
     <w:p>
@@ -1821,7 +1821,7 @@
           <w:sz w:val="24"/>
           <w:szCs w:val="24"/>
         </w:rPr>
-        <w:t xml:space="preserve">Оценка выполняется на каждый запрос, поэтому её собственная стоимость существенна для применимости. Измерено на одном ядре: решение по степенной зависимости занимает 1,6 мкс, что соответствует примерно 640 тысячам решений в секунду и узким местом стать не может. Решение с использованием полносвязной сети занимает 174 мкс — в сто раз дороже — и при нескольких тысячах запросов в секунду само становится ограничением. Преимущество сети при взвешивании очередей достигается, таким образом, ценой, которая для нагруженной системы может оказаться неприемлемой.</w:t>
+        <w:t xml:space="preserve">Оценка выполняется на каждый запрос, поэтому её собственная стоимость существенна для применимости. Измерено на одном ядре: решение по степенной зависимости занимает 1,6 мкс, что соответствует примерно 640 тысячам решений в секунду и узким местом стать не может. Решение с использованием полносвязной сети занимает 166 мкс — в сто раз дороже — и при нескольких тысячах запросов в секунду само становится ограничением. Преимущество сети при взвешивании очередей достигается, таким образом, ценой, которая для нагруженной системы может оказаться неприемлемой.</w:t>
       </w:r>
     </w:p>
     <w:p>
